--- a/docs/McLellan-Hub-Operator-Manual.docx
+++ b/docs/McLellan-Hub-Operator-Manual.docx
@@ -108,7 +108,7 @@
                 <w:color w:val="203748"/>
                 <w:sz w:val="19"/>
               </w:rPr>
-              <w:t>2.0</w:t>
+              <w:t>3.0</w:t>
             </w:r>
           </w:p>
         </w:tc>
@@ -159,7 +159,7 @@
                 <w:color w:val="203748"/>
                 <w:sz w:val="19"/>
               </w:rPr>
-              <w:t>8 June 2026</w:t>
+              <w:t>12 June 2026</w:t>
             </w:r>
           </w:p>
         </w:tc>
@@ -259,6 +259,20 @@
     </w:p>
     <w:p>
       <w:pPr>
+        <w:spacing w:after="40"/>
+        <w:ind w:left="360"/>
+      </w:pPr>
+      <w:r>
+        <w:rPr>
+          <w:rFonts w:ascii="Calibri" w:hAnsi="Calibri"/>
+          <w:color w:val="5C636C"/>
+          <w:sz w:val="18"/>
+        </w:rPr>
+        <w:t>Status language used in this manual</w:t>
+      </w:r>
+    </w:p>
+    <w:p>
+      <w:pPr>
         <w:spacing w:after="60"/>
       </w:pPr>
       <w:r>
@@ -889,6 +903,34 @@
           <w:color w:val="5C636C"/>
           <w:sz w:val="18"/>
         </w:rPr>
+        <w:t>Wiki graph and relationship repair</w:t>
+      </w:r>
+    </w:p>
+    <w:p>
+      <w:pPr>
+        <w:spacing w:after="40"/>
+        <w:ind w:left="360"/>
+      </w:pPr>
+      <w:r>
+        <w:rPr>
+          <w:rFonts w:ascii="Calibri" w:hAnsi="Calibri"/>
+          <w:color w:val="5C636C"/>
+          <w:sz w:val="18"/>
+        </w:rPr>
+        <w:t>Wiki write and delete behavior</w:t>
+      </w:r>
+    </w:p>
+    <w:p>
+      <w:pPr>
+        <w:spacing w:after="40"/>
+        <w:ind w:left="360"/>
+      </w:pPr>
+      <w:r>
+        <w:rPr>
+          <w:rFonts w:ascii="Calibri" w:hAnsi="Calibri"/>
+          <w:color w:val="5C636C"/>
+          <w:sz w:val="18"/>
+        </w:rPr>
         <w:t>Boox Drive import</w:t>
       </w:r>
     </w:p>
@@ -975,6 +1017,62 @@
     </w:p>
     <w:p>
       <w:pPr>
+        <w:spacing w:after="40"/>
+        <w:ind w:left="360"/>
+      </w:pPr>
+      <w:r>
+        <w:rPr>
+          <w:rFonts w:ascii="Calibri" w:hAnsi="Calibri"/>
+          <w:color w:val="5C636C"/>
+          <w:sz w:val="18"/>
+        </w:rPr>
+        <w:t>Intended end-to-end behavior</w:t>
+      </w:r>
+    </w:p>
+    <w:p>
+      <w:pPr>
+        <w:spacing w:after="40"/>
+        <w:ind w:left="360"/>
+      </w:pPr>
+      <w:r>
+        <w:rPr>
+          <w:rFonts w:ascii="Calibri" w:hAnsi="Calibri"/>
+          <w:color w:val="5C636C"/>
+          <w:sz w:val="18"/>
+        </w:rPr>
+        <w:t>User-visible capabilities</w:t>
+      </w:r>
+    </w:p>
+    <w:p>
+      <w:pPr>
+        <w:spacing w:after="40"/>
+        <w:ind w:left="360"/>
+      </w:pPr>
+      <w:r>
+        <w:rPr>
+          <w:rFonts w:ascii="Calibri" w:hAnsi="Calibri"/>
+          <w:color w:val="5C636C"/>
+          <w:sz w:val="18"/>
+        </w:rPr>
+        <w:t>What production showed on 12 June 2026</w:t>
+      </w:r>
+    </w:p>
+    <w:p>
+      <w:pPr>
+        <w:spacing w:after="40"/>
+        <w:ind w:left="360"/>
+      </w:pPr>
+      <w:r>
+        <w:rPr>
+          <w:rFonts w:ascii="Calibri" w:hAnsi="Calibri"/>
+          <w:color w:val="5C636C"/>
+          <w:sz w:val="18"/>
+        </w:rPr>
+        <w:t>Flight failure signals</w:t>
+      </w:r>
+    </w:p>
+    <w:p>
+      <w:pPr>
         <w:spacing w:after="60"/>
       </w:pPr>
       <w:r>
@@ -983,7 +1081,119 @@
           <w:color w:val="203748"/>
           <w:sz w:val="21"/>
         </w:rPr>
-        <w:t>13. Public Portfolio and CV Tools</w:t>
+        <w:t>13. Profile, Public Portfolio, and CV Tools</w:t>
+      </w:r>
+    </w:p>
+    <w:p>
+      <w:pPr>
+        <w:spacing w:after="40"/>
+        <w:ind w:left="360"/>
+      </w:pPr>
+      <w:r>
+        <w:rPr>
+          <w:rFonts w:ascii="Calibri" w:hAnsi="Calibri"/>
+          <w:color w:val="5C636C"/>
+          <w:sz w:val="18"/>
+        </w:rPr>
+        <w:t>What the Profile system is</w:t>
+      </w:r>
+    </w:p>
+    <w:p>
+      <w:pPr>
+        <w:spacing w:after="40"/>
+        <w:ind w:left="360"/>
+      </w:pPr>
+      <w:r>
+        <w:rPr>
+          <w:rFonts w:ascii="Calibri" w:hAnsi="Calibri"/>
+          <w:color w:val="5C636C"/>
+          <w:sz w:val="18"/>
+        </w:rPr>
+        <w:t>Main data stores</w:t>
+      </w:r>
+    </w:p>
+    <w:p>
+      <w:pPr>
+        <w:spacing w:after="40"/>
+        <w:ind w:left="360"/>
+      </w:pPr>
+      <w:r>
+        <w:rPr>
+          <w:rFonts w:ascii="Calibri" w:hAnsi="Calibri"/>
+          <w:color w:val="5C636C"/>
+          <w:sz w:val="18"/>
+        </w:rPr>
+        <w:t>Public page</w:t>
+      </w:r>
+    </w:p>
+    <w:p>
+      <w:pPr>
+        <w:spacing w:after="40"/>
+        <w:ind w:left="360"/>
+      </w:pPr>
+      <w:r>
+        <w:rPr>
+          <w:rFonts w:ascii="Calibri" w:hAnsi="Calibri"/>
+          <w:color w:val="5C636C"/>
+          <w:sz w:val="18"/>
+        </w:rPr>
+        <w:t>Executive Summary PDF</w:t>
+      </w:r>
+    </w:p>
+    <w:p>
+      <w:pPr>
+        <w:spacing w:after="40"/>
+        <w:ind w:left="360"/>
+      </w:pPr>
+      <w:r>
+        <w:rPr>
+          <w:rFonts w:ascii="Calibri" w:hAnsi="Calibri"/>
+          <w:color w:val="5C636C"/>
+          <w:sz w:val="18"/>
+        </w:rPr>
+        <w:t>Portfolio AI chat</w:t>
+      </w:r>
+    </w:p>
+    <w:p>
+      <w:pPr>
+        <w:spacing w:after="40"/>
+        <w:ind w:left="360"/>
+      </w:pPr>
+      <w:r>
+        <w:rPr>
+          <w:rFonts w:ascii="Calibri" w:hAnsi="Calibri"/>
+          <w:color w:val="5C636C"/>
+          <w:sz w:val="18"/>
+        </w:rPr>
+        <w:t>Candidate Analysis</w:t>
+      </w:r>
+    </w:p>
+    <w:p>
+      <w:pPr>
+        <w:spacing w:after="40"/>
+        <w:ind w:left="360"/>
+      </w:pPr>
+      <w:r>
+        <w:rPr>
+          <w:rFonts w:ascii="Calibri" w:hAnsi="Calibri"/>
+          <w:color w:val="5C636C"/>
+          <w:sz w:val="18"/>
+        </w:rPr>
+        <w:t>Profile Admin</w:t>
+      </w:r>
+    </w:p>
+    <w:p>
+      <w:pPr>
+        <w:spacing w:after="40"/>
+        <w:ind w:left="360"/>
+      </w:pPr>
+      <w:r>
+        <w:rPr>
+          <w:rFonts w:ascii="Calibri" w:hAnsi="Calibri"/>
+          <w:color w:val="5C636C"/>
+          <w:sz w:val="18"/>
+        </w:rPr>
+        <w:t>Profile surfacing gaps</w:t>
       </w:r>
     </w:p>
     <w:p>
@@ -1236,6 +1446,76 @@
     </w:p>
     <w:p>
       <w:pPr>
+        <w:spacing w:after="40"/>
+        <w:ind w:left="360"/>
+      </w:pPr>
+      <w:r>
+        <w:rPr>
+          <w:rFonts w:ascii="Calibri" w:hAnsi="Calibri"/>
+          <w:color w:val="5C636C"/>
+          <w:sz w:val="18"/>
+        </w:rPr>
+        <w:t>Layer 1: Persistent SQLite job queue</w:t>
+      </w:r>
+    </w:p>
+    <w:p>
+      <w:pPr>
+        <w:spacing w:after="40"/>
+        <w:ind w:left="360"/>
+      </w:pPr>
+      <w:r>
+        <w:rPr>
+          <w:rFonts w:ascii="Calibri" w:hAnsi="Calibri"/>
+          <w:color w:val="5C636C"/>
+          <w:sz w:val="18"/>
+        </w:rPr>
+        <w:t>Layer 2: In-process wall-clock schedules</w:t>
+      </w:r>
+    </w:p>
+    <w:p>
+      <w:pPr>
+        <w:spacing w:after="40"/>
+        <w:ind w:left="360"/>
+      </w:pPr>
+      <w:r>
+        <w:rPr>
+          <w:rFonts w:ascii="Calibri" w:hAnsi="Calibri"/>
+          <w:color w:val="5C636C"/>
+          <w:sz w:val="18"/>
+        </w:rPr>
+        <w:t>Layer 3: Operating-system schedules</w:t>
+      </w:r>
+    </w:p>
+    <w:p>
+      <w:pPr>
+        <w:spacing w:after="40"/>
+        <w:ind w:left="360"/>
+      </w:pPr>
+      <w:r>
+        <w:rPr>
+          <w:rFonts w:ascii="Calibri" w:hAnsi="Calibri"/>
+          <w:color w:val="5C636C"/>
+          <w:sz w:val="18"/>
+        </w:rPr>
+        <w:t>Timed agent assessments</w:t>
+      </w:r>
+    </w:p>
+    <w:p>
+      <w:pPr>
+        <w:spacing w:after="40"/>
+        <w:ind w:left="360"/>
+      </w:pPr>
+      <w:r>
+        <w:rPr>
+          <w:rFonts w:ascii="Calibri" w:hAnsi="Calibri"/>
+          <w:color w:val="5C636C"/>
+          <w:sz w:val="18"/>
+        </w:rPr>
+        <w:t>Reminder escalation</w:t>
+      </w:r>
+    </w:p>
+    <w:p>
+      <w:pPr>
         <w:spacing w:after="60"/>
       </w:pPr>
       <w:r>
@@ -1244,7 +1524,247 @@
           <w:color w:val="203748"/>
           <w:sz w:val="21"/>
         </w:rPr>
-        <w:t>18. Data and Storage Map</w:t>
+        <w:t>18. Operational Oddities and Effectiveness Audit</w:t>
+      </w:r>
+    </w:p>
+    <w:p>
+      <w:pPr>
+        <w:spacing w:after="40"/>
+        <w:ind w:left="360"/>
+      </w:pPr>
+      <w:r>
+        <w:rPr>
+          <w:rFonts w:ascii="Calibri" w:hAnsi="Calibri"/>
+          <w:color w:val="5C636C"/>
+          <w:sz w:val="18"/>
+        </w:rPr>
+        <w:t>P1 - Production is not traceable to Git</w:t>
+      </w:r>
+    </w:p>
+    <w:p>
+      <w:pPr>
+        <w:spacing w:after="40"/>
+        <w:ind w:left="360"/>
+      </w:pPr>
+      <w:r>
+        <w:rPr>
+          <w:rFonts w:ascii="Calibri" w:hAnsi="Calibri"/>
+          <w:color w:val="5C636C"/>
+          <w:sz w:val="18"/>
+        </w:rPr>
+        <w:t>P1 - Flight live tracker uses the wrong provider fields</w:t>
+      </w:r>
+    </w:p>
+    <w:p>
+      <w:pPr>
+        <w:spacing w:after="40"/>
+        <w:ind w:left="360"/>
+      </w:pPr>
+      <w:r>
+        <w:rPr>
+          <w:rFonts w:ascii="Calibri" w:hAnsi="Calibri"/>
+          <w:color w:val="5C636C"/>
+          <w:sz w:val="18"/>
+        </w:rPr>
+        <w:t>P1 - Flight backfill corrupts future-flight actual times</w:t>
+      </w:r>
+    </w:p>
+    <w:p>
+      <w:pPr>
+        <w:spacing w:after="40"/>
+        <w:ind w:left="360"/>
+      </w:pPr>
+      <w:r>
+        <w:rPr>
+          <w:rFonts w:ascii="Calibri" w:hAnsi="Calibri"/>
+          <w:color w:val="5C636C"/>
+          <w:sz w:val="18"/>
+        </w:rPr>
+        <w:t>P1 - Flight backfill jobs multiply</w:t>
+      </w:r>
+    </w:p>
+    <w:p>
+      <w:pPr>
+        <w:spacing w:after="40"/>
+        <w:ind w:left="360"/>
+      </w:pPr>
+      <w:r>
+        <w:rPr>
+          <w:rFonts w:ascii="Calibri" w:hAnsi="Calibri"/>
+          <w:color w:val="5C636C"/>
+          <w:sz w:val="18"/>
+        </w:rPr>
+        <w:t>P1 - System report has a broken Nginx check</w:t>
+      </w:r>
+    </w:p>
+    <w:p>
+      <w:pPr>
+        <w:spacing w:after="40"/>
+        <w:ind w:left="360"/>
+      </w:pPr>
+      <w:r>
+        <w:rPr>
+          <w:rFonts w:ascii="Calibri" w:hAnsi="Calibri"/>
+          <w:color w:val="5C636C"/>
+          <w:sz w:val="18"/>
+        </w:rPr>
+        <w:t>P1 - Synthadoc production sidecar is unavailable</w:t>
+      </w:r>
+    </w:p>
+    <w:p>
+      <w:pPr>
+        <w:spacing w:after="40"/>
+        <w:ind w:left="360"/>
+      </w:pPr>
+      <w:r>
+        <w:rPr>
+          <w:rFonts w:ascii="Calibri" w:hAnsi="Calibri"/>
+          <w:color w:val="5C636C"/>
+          <w:sz w:val="18"/>
+        </w:rPr>
+        <w:t>P2 - Future flight is labelled with an actual arrival</w:t>
+      </w:r>
+    </w:p>
+    <w:p>
+      <w:pPr>
+        <w:spacing w:after="40"/>
+        <w:ind w:left="360"/>
+      </w:pPr>
+      <w:r>
+        <w:rPr>
+          <w:rFonts w:ascii="Calibri" w:hAnsi="Calibri"/>
+          <w:color w:val="5C636C"/>
+          <w:sz w:val="18"/>
+        </w:rPr>
+        <w:t>P2 - Document task extraction has 11 unexplained no-task documents</w:t>
+      </w:r>
+    </w:p>
+    <w:p>
+      <w:pPr>
+        <w:spacing w:after="40"/>
+        <w:ind w:left="360"/>
+      </w:pPr>
+      <w:r>
+        <w:rPr>
+          <w:rFonts w:ascii="Calibri" w:hAnsi="Calibri"/>
+          <w:color w:val="5C636C"/>
+          <w:sz w:val="18"/>
+        </w:rPr>
+        <w:t>P2 - Workday LaunchAgent definition differs from the installed job</w:t>
+      </w:r>
+    </w:p>
+    <w:p>
+      <w:pPr>
+        <w:spacing w:after="40"/>
+        <w:ind w:left="360"/>
+      </w:pPr>
+      <w:r>
+        <w:rPr>
+          <w:rFonts w:ascii="Calibri" w:hAnsi="Calibri"/>
+          <w:color w:val="5C636C"/>
+          <w:sz w:val="18"/>
+        </w:rPr>
+        <w:t>P2 - Workday LaunchAgent logs are empty</w:t>
+      </w:r>
+    </w:p>
+    <w:p>
+      <w:pPr>
+        <w:spacing w:after="40"/>
+        <w:ind w:left="360"/>
+      </w:pPr>
+      <w:r>
+        <w:rPr>
+          <w:rFonts w:ascii="Calibri" w:hAnsi="Calibri"/>
+          <w:color w:val="5C636C"/>
+          <w:sz w:val="18"/>
+        </w:rPr>
+        <w:t>P2 - Wall-clock schedules are less resilient than queue jobs</w:t>
+      </w:r>
+    </w:p>
+    <w:p>
+      <w:pPr>
+        <w:spacing w:after="40"/>
+        <w:ind w:left="360"/>
+      </w:pPr>
+      <w:r>
+        <w:rPr>
+          <w:rFonts w:ascii="Calibri" w:hAnsi="Calibri"/>
+          <w:color w:val="5C636C"/>
+          <w:sz w:val="18"/>
+        </w:rPr>
+        <w:t>P2 - Wiki synthesis model bypasses model administration</w:t>
+      </w:r>
+    </w:p>
+    <w:p>
+      <w:pPr>
+        <w:spacing w:after="40"/>
+        <w:ind w:left="360"/>
+      </w:pPr>
+      <w:r>
+        <w:rPr>
+          <w:rFonts w:ascii="Calibri" w:hAnsi="Calibri"/>
+          <w:color w:val="5C636C"/>
+          <w:sz w:val="18"/>
+        </w:rPr>
+        <w:t>P2 - Profile surfaces expose inconsistent context</w:t>
+      </w:r>
+    </w:p>
+    <w:p>
+      <w:pPr>
+        <w:spacing w:after="40"/>
+        <w:ind w:left="360"/>
+      </w:pPr>
+      <w:r>
+        <w:rPr>
+          <w:rFonts w:ascii="Calibri" w:hAnsi="Calibri"/>
+          <w:color w:val="5C636C"/>
+          <w:sz w:val="18"/>
+        </w:rPr>
+        <w:t>P3 - Package has no aggregate test command</w:t>
+      </w:r>
+    </w:p>
+    <w:p>
+      <w:pPr>
+        <w:spacing w:after="40"/>
+        <w:ind w:left="360"/>
+      </w:pPr>
+      <w:r>
+        <w:rPr>
+          <w:rFonts w:ascii="Calibri" w:hAnsi="Calibri"/>
+          <w:color w:val="5C636C"/>
+          <w:sz w:val="18"/>
+        </w:rPr>
+        <w:t xml:space="preserve">P3 - Repeated </w:t>
+      </w:r>
+      <w:r>
+        <w:rPr>
+          <w:rFonts w:ascii="Courier New" w:hAnsi="Courier New"/>
+          <w:color w:val="1F4D78"/>
+          <w:sz w:val="17"/>
+        </w:rPr>
+        <w:t>punycode</w:t>
+      </w:r>
+      <w:r>
+        <w:rPr>
+          <w:rFonts w:ascii="Calibri" w:hAnsi="Calibri"/>
+          <w:color w:val="5C636C"/>
+          <w:sz w:val="18"/>
+        </w:rPr>
+        <w:t xml:space="preserve"> deprecation warnings add noise</w:t>
+      </w:r>
+    </w:p>
+    <w:p>
+      <w:pPr>
+        <w:spacing w:after="40"/>
+        <w:ind w:left="360"/>
+      </w:pPr>
+      <w:r>
+        <w:rPr>
+          <w:rFonts w:ascii="Calibri" w:hAnsi="Calibri"/>
+          <w:color w:val="5C636C"/>
+          <w:sz w:val="18"/>
+        </w:rPr>
+        <w:t>Verified working outcomes</w:t>
       </w:r>
     </w:p>
     <w:p>
@@ -1257,7 +1777,20 @@
           <w:color w:val="203748"/>
           <w:sz w:val="21"/>
         </w:rPr>
-        <w:t>19. Local Development</w:t>
+        <w:t>19. Data and Storage Map</w:t>
+      </w:r>
+    </w:p>
+    <w:p>
+      <w:pPr>
+        <w:spacing w:after="60"/>
+      </w:pPr>
+      <w:r>
+        <w:rPr>
+          <w:rFonts w:ascii="Calibri" w:hAnsi="Calibri"/>
+          <w:color w:val="203748"/>
+          <w:sz w:val="21"/>
+        </w:rPr>
+        <w:t>20. Local Development</w:t>
       </w:r>
     </w:p>
     <w:p>
@@ -1312,7 +1845,7 @@
           <w:color w:val="203748"/>
           <w:sz w:val="21"/>
         </w:rPr>
-        <w:t>20. Production Deployment</w:t>
+        <w:t>21. Production Deployment</w:t>
       </w:r>
     </w:p>
     <w:p>
@@ -1381,7 +1914,7 @@
           <w:color w:val="203748"/>
           <w:sz w:val="21"/>
         </w:rPr>
-        <w:t>21. Backups and Recovery</w:t>
+        <w:t>22. Backups and Recovery</w:t>
       </w:r>
     </w:p>
     <w:p>
@@ -1436,7 +1969,7 @@
           <w:color w:val="203748"/>
           <w:sz w:val="21"/>
         </w:rPr>
-        <w:t>22. Security and Configuration</w:t>
+        <w:t>23. Security and Configuration</w:t>
       </w:r>
     </w:p>
     <w:p>
@@ -1477,7 +2010,7 @@
           <w:color w:val="203748"/>
           <w:sz w:val="21"/>
         </w:rPr>
-        <w:t>23. Troubleshooting</w:t>
+        <w:t>24. Troubleshooting</w:t>
       </w:r>
     </w:p>
     <w:p>
@@ -1644,7 +2177,7 @@
           <w:color w:val="203748"/>
           <w:sz w:val="21"/>
         </w:rPr>
-        <w:t>24. Change Checklist</w:t>
+        <w:t>25. Change Checklist</w:t>
       </w:r>
     </w:p>
     <w:p>
@@ -1699,7 +2232,7 @@
           <w:color w:val="203748"/>
           <w:sz w:val="21"/>
         </w:rPr>
-        <w:t>25. Command Reference</w:t>
+        <w:t>26. Command Reference</w:t>
       </w:r>
     </w:p>
     <w:p>
@@ -1712,7 +2245,7 @@
           <w:color w:val="203748"/>
           <w:sz w:val="21"/>
         </w:rPr>
-        <w:t>26. Maintainer Notes</w:t>
+        <w:t>27. Maintainer Notes</w:t>
       </w:r>
     </w:p>
     <w:p>
@@ -1733,7 +2266,7 @@
         <w:rPr>
           <w:rFonts w:ascii="Calibri" w:hAnsi="Calibri"/>
         </w:rPr>
-        <w:t>This is the operating manual for the complete McLellan tool set. It explains what each tool is for, where to find it, how the tools exchange information, how models and prompts are governed, what runs automatically, and how to deploy, back up, and recover the system.</w:t>
+        <w:t>This is the system and operating manual for the complete McLellan tool set. It explains what each tool is for, where to find it, what information it consumes and produces, how the tools exchange information, what runs automatically, how agent assessments work, and how to deploy, back up, diagnose, and recover the system.</w:t>
       </w:r>
     </w:p>
     <w:p>
@@ -1742,6 +2275,122 @@
           <w:rFonts w:ascii="Calibri" w:hAnsi="Calibri"/>
         </w:rPr>
         <w:t>The Hub is a private operating environment rather than a collection of isolated apps. Chat, projects, CRM, email, meetings, tasks, the wiki, content, flights, intelligence, and the public portfolio share context through the Hub database, Google services, and the Obsidian/Synthadoc knowledge store.</w:t>
+      </w:r>
+    </w:p>
+    <w:p>
+      <w:pPr>
+        <w:pStyle w:val="Heading2"/>
+      </w:pPr>
+      <w:r>
+        <w:t>Status language used in this manual</w:t>
+      </w:r>
+    </w:p>
+    <w:p>
+      <w:pPr>
+        <w:pStyle w:val="ListBullet"/>
+      </w:pPr>
+      <w:r>
+        <w:rPr>
+          <w:rFonts w:ascii="Calibri" w:hAnsi="Calibri"/>
+          <w:b/>
+        </w:rPr>
+        <w:t>Working:</w:t>
+      </w:r>
+      <w:r>
+        <w:rPr>
+          <w:rFonts w:ascii="Calibri" w:hAnsi="Calibri"/>
+        </w:rPr>
+        <w:t xml:space="preserve"> real production data shows the end-to-end outcome.</w:t>
+      </w:r>
+    </w:p>
+    <w:p>
+      <w:pPr>
+        <w:pStyle w:val="ListBullet"/>
+      </w:pPr>
+      <w:r>
+        <w:rPr>
+          <w:rFonts w:ascii="Calibri" w:hAnsi="Calibri"/>
+          <w:b/>
+        </w:rPr>
+        <w:t>Partial:</w:t>
+      </w:r>
+      <w:r>
+        <w:rPr>
+          <w:rFonts w:ascii="Calibri" w:hAnsi="Calibri"/>
+        </w:rPr>
+        <w:t xml:space="preserve"> the feature works through at least one path, but a named or expected path is incomplete.</w:t>
+      </w:r>
+    </w:p>
+    <w:p>
+      <w:pPr>
+        <w:pStyle w:val="ListBullet"/>
+      </w:pPr>
+      <w:r>
+        <w:rPr>
+          <w:rFonts w:ascii="Calibri" w:hAnsi="Calibri"/>
+          <w:b/>
+        </w:rPr>
+        <w:t>Configured:</w:t>
+      </w:r>
+      <w:r>
+        <w:rPr>
+          <w:rFonts w:ascii="Calibri" w:hAnsi="Calibri"/>
+        </w:rPr>
+        <w:t xml:space="preserve"> code, credentials, or a schedule exists, but useful output has not been verified.</w:t>
+      </w:r>
+    </w:p>
+    <w:p>
+      <w:pPr>
+        <w:pStyle w:val="ListBullet"/>
+      </w:pPr>
+      <w:r>
+        <w:rPr>
+          <w:rFonts w:ascii="Calibri" w:hAnsi="Calibri"/>
+          <w:b/>
+        </w:rPr>
+        <w:t>Manual:</w:t>
+      </w:r>
+      <w:r>
+        <w:rPr>
+          <w:rFonts w:ascii="Calibri" w:hAnsi="Calibri"/>
+        </w:rPr>
+        <w:t xml:space="preserve"> the feature works only when someone deliberately starts it.</w:t>
+      </w:r>
+    </w:p>
+    <w:p>
+      <w:pPr>
+        <w:pStyle w:val="ListBullet"/>
+      </w:pPr>
+      <w:r>
+        <w:rPr>
+          <w:rFonts w:ascii="Calibri" w:hAnsi="Calibri"/>
+          <w:b/>
+        </w:rPr>
+        <w:t>Advisory:</w:t>
+      </w:r>
+      <w:r>
+        <w:rPr>
+          <w:rFonts w:ascii="Calibri" w:hAnsi="Calibri"/>
+        </w:rPr>
+        <w:t xml:space="preserve"> the feature recommends an action but does not act automatically.</w:t>
+      </w:r>
+    </w:p>
+    <w:p>
+      <w:pPr>
+        <w:pStyle w:val="ListBullet"/>
+      </w:pPr>
+      <w:r>
+        <w:rPr>
+          <w:rFonts w:ascii="Calibri" w:hAnsi="Calibri"/>
+          <w:b/>
+        </w:rPr>
+        <w:t>Oddity:</w:t>
+      </w:r>
+      <w:r>
+        <w:rPr>
+          <w:rFonts w:ascii="Calibri" w:hAnsi="Calibri"/>
+        </w:rPr>
+        <w:t xml:space="preserve"> a process is misplaced, duplicated, misleadingly named, ineffective, or silently failing.</w:t>
       </w:r>
     </w:p>
     <w:p>
@@ -6309,503 +6958,15 @@
         <w:rPr>
           <w:rFonts w:ascii="Calibri" w:hAnsi="Calibri"/>
         </w:rPr>
-        <w:t>The wiki searches and browses durable material across project pages, meetings, journals, Workday records, people notes, and selected email-derived context. Search combines the Wiki index with Synthadoc/BM25 retrieval when the sidecar is available. It also exposes sources, graph relationships, and orphaned-page information so disconnected knowledge can be repaired.</w:t>
-      </w:r>
-    </w:p>
-    <w:p>
-      <w:pPr>
-        <w:pStyle w:val="Heading2"/>
-      </w:pPr>
-      <w:r>
-        <w:t>Creating and editing pages</w:t>
-      </w:r>
-    </w:p>
-    <w:p>
-      <w:pPr>
-        <w:pStyle w:val="ListBullet"/>
-      </w:pPr>
-      <w:r>
-        <w:rPr>
-          <w:rFonts w:ascii="Calibri" w:hAnsi="Calibri"/>
-        </w:rPr>
-        <w:t xml:space="preserve">Select </w:t>
-      </w:r>
-      <w:r>
-        <w:rPr>
-          <w:rFonts w:ascii="Calibri" w:hAnsi="Calibri"/>
-          <w:b/>
-        </w:rPr>
-        <w:t>New page</w:t>
-      </w:r>
-      <w:r>
-        <w:rPr>
-          <w:rFonts w:ascii="Calibri" w:hAnsi="Calibri"/>
-        </w:rPr>
-        <w:t xml:space="preserve"> in the Wiki to create a Markdown page with title, categories, and tags.</w:t>
-      </w:r>
-    </w:p>
-    <w:p>
-      <w:pPr>
-        <w:pStyle w:val="ListBullet"/>
-      </w:pPr>
-      <w:r>
-        <w:rPr>
-          <w:rFonts w:ascii="Calibri" w:hAnsi="Calibri"/>
-        </w:rPr>
-        <w:t xml:space="preserve">Select </w:t>
-      </w:r>
-      <w:r>
-        <w:rPr>
-          <w:rFonts w:ascii="Calibri" w:hAnsi="Calibri"/>
-          <w:b/>
-        </w:rPr>
-        <w:t>Edit</w:t>
-      </w:r>
-      <w:r>
-        <w:rPr>
-          <w:rFonts w:ascii="Calibri" w:hAnsi="Calibri"/>
-        </w:rPr>
-        <w:t xml:space="preserve"> on a page to change its title metadata and Markdown body.</w:t>
-      </w:r>
-    </w:p>
-    <w:p>
-      <w:pPr>
-        <w:pStyle w:val="ListBullet"/>
-      </w:pPr>
-      <w:r>
-        <w:rPr>
-          <w:rFonts w:ascii="Calibri" w:hAnsi="Calibri"/>
-        </w:rPr>
-        <w:t>Rename changes the page slug and therefore its URL.</w:t>
-      </w:r>
-    </w:p>
-    <w:p>
-      <w:pPr>
-        <w:pStyle w:val="ListBullet"/>
-      </w:pPr>
-      <w:r>
-        <w:rPr>
-          <w:rFonts w:ascii="Calibri" w:hAnsi="Calibri"/>
-        </w:rPr>
-        <w:t>Delete removes the page file immediately and cannot be undone from the UI.</w:t>
-      </w:r>
-    </w:p>
-    <w:p>
-      <w:pPr>
-        <w:pStyle w:val="ListBullet"/>
-      </w:pPr>
-      <w:r>
-        <w:rPr>
-          <w:rFonts w:ascii="Calibri" w:hAnsi="Calibri"/>
-        </w:rPr>
-        <w:t xml:space="preserve">Wiki links use </w:t>
-      </w:r>
-      <w:r>
-        <w:rPr>
-          <w:rFonts w:ascii="Courier New" w:hAnsi="Courier New"/>
-          <w:color w:val="1F4D78"/>
-          <w:sz w:val="21"/>
-        </w:rPr>
-        <w:t>[[slug]]</w:t>
-      </w:r>
-      <w:r>
-        <w:rPr>
-          <w:rFonts w:ascii="Calibri" w:hAnsi="Calibri"/>
-        </w:rPr>
-        <w:t>; generated pages may add a Related section automatically.</w:t>
-      </w:r>
-    </w:p>
-    <w:p>
-      <w:r>
-        <w:rPr>
-          <w:rFonts w:ascii="Calibri" w:hAnsi="Calibri"/>
-        </w:rPr>
-        <w:t xml:space="preserve">Renaming a slug does not rewrite every inbound </w:t>
-      </w:r>
-      <w:r>
-        <w:rPr>
-          <w:rFonts w:ascii="Courier New" w:hAnsi="Courier New"/>
-          <w:color w:val="1F4D78"/>
-          <w:sz w:val="21"/>
-        </w:rPr>
-        <w:t>[[wikilink]]</w:t>
-      </w:r>
-      <w:r>
-        <w:rPr>
-          <w:rFonts w:ascii="Calibri" w:hAnsi="Calibri"/>
-        </w:rPr>
-        <w:t>. After a rename, search for the old slug and repair references. Before deleting a page, check related pages and backlinks.</w:t>
-      </w:r>
-    </w:p>
-    <w:p>
-      <w:pPr>
-        <w:pStyle w:val="Heading2"/>
-      </w:pPr>
-      <w:r>
-        <w:t>Sending material to Wiki</w:t>
-      </w:r>
-    </w:p>
-    <w:p>
-      <w:r>
-        <w:rPr>
-          <w:rFonts w:ascii="Calibri" w:hAnsi="Calibri"/>
-        </w:rPr>
-        <w:t>Wiki pages can be generated from:</w:t>
-      </w:r>
-    </w:p>
-    <w:p>
-      <w:pPr>
-        <w:pStyle w:val="ListBullet"/>
-      </w:pPr>
-      <w:r>
-        <w:rPr>
-          <w:rFonts w:ascii="Calibri" w:hAnsi="Calibri"/>
-        </w:rPr>
-        <w:t>A chat question and answer.</w:t>
-      </w:r>
-    </w:p>
-    <w:p>
-      <w:pPr>
-        <w:pStyle w:val="ListBullet"/>
-      </w:pPr>
-      <w:r>
-        <w:rPr>
-          <w:rFonts w:ascii="Calibri" w:hAnsi="Calibri"/>
-        </w:rPr>
-        <w:t>A project document.</w:t>
-      </w:r>
-    </w:p>
-    <w:p>
-      <w:pPr>
-        <w:pStyle w:val="ListBullet"/>
-      </w:pPr>
-      <w:r>
-        <w:rPr>
-          <w:rFonts w:ascii="Calibri" w:hAnsi="Calibri"/>
-        </w:rPr>
-        <w:t>A project image, using the vision slot first.</w:t>
-      </w:r>
-    </w:p>
-    <w:p>
-      <w:pPr>
-        <w:pStyle w:val="ListBullet"/>
-      </w:pPr>
-      <w:r>
-        <w:rPr>
-          <w:rFonts w:ascii="Calibri" w:hAnsi="Calibri"/>
-        </w:rPr>
-        <w:t>An Intelligence briefing.</w:t>
-      </w:r>
-    </w:p>
-    <w:p>
-      <w:pPr>
-        <w:pStyle w:val="ListBullet"/>
-      </w:pPr>
-      <w:r>
-        <w:rPr>
-          <w:rFonts w:ascii="Calibri" w:hAnsi="Calibri"/>
-        </w:rPr>
-        <w:t>Direct manual authoring in the Wiki editor.</w:t>
-      </w:r>
-    </w:p>
-    <w:p>
-      <w:r>
-        <w:rPr>
-          <w:rFonts w:ascii="Calibri" w:hAnsi="Calibri"/>
-        </w:rPr>
-        <w:t xml:space="preserve">The configured </w:t>
-      </w:r>
-      <w:r>
-        <w:rPr>
-          <w:rFonts w:ascii="Calibri" w:hAnsi="Calibri"/>
-          <w:b/>
-        </w:rPr>
-        <w:t>Wiki page writer</w:t>
-      </w:r>
-      <w:r>
-        <w:rPr>
-          <w:rFonts w:ascii="Calibri" w:hAnsi="Calibri"/>
-        </w:rPr>
-        <w:t xml:space="preserve"> controls document and Q&amp;A conversion. The </w:t>
-      </w:r>
-      <w:r>
-        <w:rPr>
-          <w:rFonts w:ascii="Calibri" w:hAnsi="Calibri"/>
-          <w:b/>
-        </w:rPr>
-        <w:t>Wiki image vision</w:t>
-      </w:r>
-      <w:r>
-        <w:rPr>
-          <w:rFonts w:ascii="Calibri" w:hAnsi="Calibri"/>
-        </w:rPr>
-        <w:t xml:space="preserve"> slot describes image content. Generated output is stored as a Markdown file under the Wiki area of the vault, with categories, tags, confidence, creation date, and related links.</w:t>
-      </w:r>
-    </w:p>
-    <w:p>
-      <w:pPr>
-        <w:pStyle w:val="Heading2"/>
-      </w:pPr>
-      <w:r>
-        <w:t>Synthadoc</w:t>
-      </w:r>
-    </w:p>
-    <w:p>
-      <w:r>
-        <w:rPr>
-          <w:rFonts w:ascii="Calibri" w:hAnsi="Calibri"/>
-        </w:rPr>
-        <w:t xml:space="preserve">Synthadoc indexes raw sources into searchable knowledge. It runs as an HTTP sidecar, normally at the configured </w:t>
-      </w:r>
-      <w:r>
-        <w:rPr>
-          <w:rFonts w:ascii="Courier New" w:hAnsi="Courier New"/>
-          <w:color w:val="1F4D78"/>
-          <w:sz w:val="21"/>
-        </w:rPr>
-        <w:t>SYNTHADOC_URL</w:t>
-      </w:r>
-      <w:r>
-        <w:rPr>
-          <w:rFonts w:ascii="Calibri" w:hAnsi="Calibri"/>
-        </w:rPr>
-        <w:t>, and supports status, list, ingest, jobs, and serve operations. The Hub submits URL, YouTube, Workday, and local-source ingestion through the API. If the sidecar is unavailable, Wiki file browsing still works but indexed search and new ingestion may be incomplete.</w:t>
-      </w:r>
-    </w:p>
-    <w:p>
-      <w:pPr>
-        <w:pStyle w:val="Heading2"/>
-      </w:pPr>
-      <w:r>
-        <w:t>Obsidian vault</w:t>
-      </w:r>
-    </w:p>
-    <w:p>
-      <w:r>
-        <w:rPr>
-          <w:rFonts w:ascii="Calibri" w:hAnsi="Calibri"/>
-        </w:rPr>
-        <w:t>The vault is the readable, editable knowledge layer. Trusted API operations support list, search, read, and write. Keep filenames and links stable because project pages, people notes, and meeting references depend on them.</w:t>
-      </w:r>
-    </w:p>
-    <w:p>
-      <w:pPr>
-        <w:pStyle w:val="Heading2"/>
-      </w:pPr>
-      <w:r>
-        <w:t>Workday vault sync</w:t>
-      </w:r>
-    </w:p>
-    <w:p>
-      <w:r>
-        <w:rPr>
-          <w:rFonts w:ascii="Courier New" w:hAnsi="Courier New"/>
-          <w:color w:val="1F4D78"/>
-          <w:sz w:val="21"/>
-        </w:rPr>
-        <w:t>scripts/sync-workday-vault.sh</w:t>
-      </w:r>
-      <w:r>
-        <w:rPr>
-          <w:rFonts w:ascii="Calibri" w:hAnsi="Calibri"/>
-        </w:rPr>
-        <w:t xml:space="preserve"> synchronizes Workday material into the indexed knowledge workspace. A launchd job can run the installed copy automatically. Logs are stored under </w:t>
-      </w:r>
-      <w:r>
-        <w:rPr>
-          <w:rFonts w:ascii="Courier New" w:hAnsi="Courier New"/>
-          <w:color w:val="1F4D78"/>
-          <w:sz w:val="21"/>
-        </w:rPr>
-        <w:t>data/logs/</w:t>
-      </w:r>
-      <w:r>
-        <w:rPr>
-          <w:rFonts w:ascii="Calibri" w:hAnsi="Calibri"/>
-        </w:rPr>
-        <w:t>.</w:t>
-      </w:r>
-    </w:p>
-    <w:p>
-      <w:pPr>
-        <w:pStyle w:val="Heading2"/>
-      </w:pPr>
-      <w:r>
-        <w:t>Boox Drive import</w:t>
-      </w:r>
-    </w:p>
-    <w:p>
-      <w:r>
-        <w:rPr>
-          <w:rFonts w:ascii="Calibri" w:hAnsi="Calibri"/>
-        </w:rPr>
-        <w:t>The Boox importer reads configured Drive notebook sources and imports them into the knowledge workspace. The default operating posture is import-only: do not delete or rewrite Drive originals as part of ingestion.</w:t>
-      </w:r>
-    </w:p>
-    <w:p>
-      <w:pPr>
-        <w:pStyle w:val="Heading1"/>
-      </w:pPr>
-      <w:r>
-        <w:t>10. Daily Debrief, Meetings, and Workday Interview</w:t>
-      </w:r>
-    </w:p>
-    <w:p>
-      <w:pPr>
-        <w:pStyle w:val="Heading2"/>
-      </w:pPr>
-      <w:r>
-        <w:t>Daily Debrief</w:t>
-      </w:r>
-    </w:p>
-    <w:p>
-      <w:r>
-        <w:rPr>
-          <w:rFonts w:ascii="Calibri" w:hAnsi="Calibri"/>
-        </w:rPr>
-        <w:t>Daily Debrief is a hands-free, phased voice interview. It is Calendar-aware and designed to surface events, observations, people, decisions, and unfinished work.</w:t>
-      </w:r>
-    </w:p>
-    <w:p>
-      <w:r>
-        <w:rPr>
-          <w:rFonts w:ascii="Calibri" w:hAnsi="Calibri"/>
-        </w:rPr>
-        <w:t>On completion it:</w:t>
-      </w:r>
-    </w:p>
-    <w:p>
-      <w:pPr>
-        <w:pStyle w:val="ListBullet"/>
-      </w:pPr>
-      <w:r>
-        <w:rPr>
-          <w:rFonts w:ascii="Calibri" w:hAnsi="Calibri"/>
-        </w:rPr>
-        <w:t xml:space="preserve">Saves a timestamped note under </w:t>
-      </w:r>
-      <w:r>
-        <w:rPr>
-          <w:rFonts w:ascii="Courier New" w:hAnsi="Courier New"/>
-          <w:color w:val="1F4D78"/>
-          <w:sz w:val="21"/>
-        </w:rPr>
-        <w:t>Debrief/</w:t>
-      </w:r>
-      <w:r>
-        <w:rPr>
-          <w:rFonts w:ascii="Calibri" w:hAnsi="Calibri"/>
-        </w:rPr>
-        <w:t>.</w:t>
-      </w:r>
-    </w:p>
-    <w:p>
-      <w:pPr>
-        <w:pStyle w:val="ListBullet"/>
-      </w:pPr>
-      <w:r>
-        <w:rPr>
-          <w:rFonts w:ascii="Calibri" w:hAnsi="Calibri"/>
-        </w:rPr>
-        <w:t>Extracts people and project references.</w:t>
-      </w:r>
-    </w:p>
-    <w:p>
-      <w:pPr>
-        <w:pStyle w:val="ListBullet"/>
-      </w:pPr>
-      <w:r>
-        <w:rPr>
-          <w:rFonts w:ascii="Calibri" w:hAnsi="Calibri"/>
-        </w:rPr>
-        <w:t>Saves an action note.</w:t>
-      </w:r>
-    </w:p>
-    <w:p>
-      <w:pPr>
-        <w:pStyle w:val="ListBullet"/>
-      </w:pPr>
-      <w:r>
-        <w:rPr>
-          <w:rFonts w:ascii="Calibri" w:hAnsi="Calibri"/>
-        </w:rPr>
-        <w:t>Creates deduplicated Google Tasks for extracted actions.</w:t>
-      </w:r>
-    </w:p>
-    <w:p>
-      <w:pPr>
-        <w:pStyle w:val="Heading2"/>
-      </w:pPr>
-      <w:r>
-        <w:t>Meeting Capture</w:t>
-      </w:r>
-    </w:p>
-    <w:p>
-      <w:r>
-        <w:rPr>
-          <w:rFonts w:ascii="Calibri" w:hAnsi="Calibri"/>
-        </w:rPr>
-        <w:t>Use Meeting Capture for substantive calls or discussions. Provide audio or a transcript. The system transcribes when needed, writes a structured meeting note with wiki links, associates project context, and records suitable CRM facts.</w:t>
-      </w:r>
-    </w:p>
-    <w:p>
-      <w:pPr>
-        <w:pStyle w:val="Heading2"/>
-      </w:pPr>
-      <w:r>
-        <w:t>Workday Interview</w:t>
-      </w:r>
-    </w:p>
-    <w:p>
-      <w:r>
-        <w:rPr>
-          <w:rFonts w:ascii="Calibri" w:hAnsi="Calibri"/>
-        </w:rPr>
-        <w:t xml:space="preserve">Workday Interview creates a structured journal entry and project document from a guided interview. It can be used from the browser, through webhook/audio endpoints, or from a Siri Shortcut. Output is saved to the Workday Journal and the vault’s </w:t>
-      </w:r>
-      <w:r>
-        <w:rPr>
-          <w:rFonts w:ascii="Courier New" w:hAnsi="Courier New"/>
-          <w:color w:val="1F4D78"/>
-          <w:sz w:val="21"/>
-        </w:rPr>
-        <w:t>raw_sources/workday</w:t>
-      </w:r>
-      <w:r>
-        <w:rPr>
-          <w:rFonts w:ascii="Calibri" w:hAnsi="Calibri"/>
-        </w:rPr>
-        <w:t xml:space="preserve"> area, then queued for Synthadoc.</w:t>
-      </w:r>
-    </w:p>
-    <w:p>
-      <w:pPr>
-        <w:pStyle w:val="Heading1"/>
-      </w:pPr>
-      <w:r>
-        <w:t>11. LinkedIn Content</w:t>
-      </w:r>
-    </w:p>
-    <w:p>
-      <w:r>
-        <w:rPr>
-          <w:rFonts w:ascii="Calibri" w:hAnsi="Calibri"/>
-        </w:rPr>
-        <w:t xml:space="preserve">The Content tool at </w:t>
-      </w:r>
-      <w:r>
-        <w:rPr>
-          <w:rFonts w:ascii="Courier New" w:hAnsi="Courier New"/>
-          <w:color w:val="1F4D78"/>
-          <w:sz w:val="21"/>
-        </w:rPr>
-        <w:t>/lin</w:t>
-      </w:r>
-      <w:r>
-        <w:rPr>
-          <w:rFonts w:ascii="Calibri" w:hAnsi="Calibri"/>
-        </w:rPr>
-        <w:t xml:space="preserve"> supports the full drafting pipeline:</w:t>
+        <w:t>The Wiki is the human-facing knowledge layer. It indexes Markdown from Wiki pages, meetings, journals, daily notes, Workday interviews, people notes, project notes, nested project files, and loose vault notes. Search also includes matching email summaries from SQLite.</w:t>
+      </w:r>
+    </w:p>
+    <w:p>
+      <w:r>
+        <w:rPr>
+          <w:rFonts w:ascii="Calibri" w:hAnsi="Calibri"/>
+        </w:rPr>
+        <w:t>For every search, the Wiki:</w:t>
       </w:r>
     </w:p>
     <w:p>
@@ -6819,7 +6980,7 @@
         <w:rPr>
           <w:rFonts w:ascii="Calibri" w:hAnsi="Calibri"/>
         </w:rPr>
-        <w:t>Research a topic.</w:t>
+        <w:t>Runs local full-text retrieval across indexed vault files.</w:t>
       </w:r>
     </w:p>
     <w:p>
@@ -6833,7 +6994,7 @@
         <w:rPr>
           <w:rFonts w:ascii="Calibri" w:hAnsi="Calibri"/>
         </w:rPr>
-        <w:t>Produce a draft.</w:t>
+        <w:t>Adds matching email summaries.</w:t>
       </w:r>
     </w:p>
     <w:p>
@@ -6847,7 +7008,7 @@
         <w:rPr>
           <w:rFonts w:ascii="Calibri" w:hAnsi="Calibri"/>
         </w:rPr>
-        <w:t>Score the draft.</w:t>
+        <w:t>Labels every excerpt with a source ID.</w:t>
       </w:r>
     </w:p>
     <w:p>
@@ -6861,71 +7022,104 @@
         <w:rPr>
           <w:rFonts w:ascii="Calibri" w:hAnsi="Calibri"/>
         </w:rPr>
-        <w:t>Refine weak sections.</w:t>
-      </w:r>
-    </w:p>
-    <w:p>
-      <w:pPr>
-        <w:numPr>
-          <w:ilvl w:val="0"/>
-          <w:numId w:val="15"/>
-        </w:numPr>
-      </w:pPr>
-      <w:r>
-        <w:rPr>
-          <w:rFonts w:ascii="Calibri" w:hAnsi="Calibri"/>
-        </w:rPr>
-        <w:t>Generate a carousel or image asset when suitable.</w:t>
-      </w:r>
-    </w:p>
-    <w:p>
-      <w:pPr>
-        <w:numPr>
-          <w:ilvl w:val="0"/>
-          <w:numId w:val="15"/>
-        </w:numPr>
-      </w:pPr>
-      <w:r>
-        <w:rPr>
-          <w:rFonts w:ascii="Calibri" w:hAnsi="Calibri"/>
-        </w:rPr>
-        <w:t>Upload assets to Drive.</w:t>
-      </w:r>
-    </w:p>
-    <w:p>
-      <w:pPr>
-        <w:numPr>
-          <w:ilvl w:val="0"/>
-          <w:numId w:val="15"/>
-        </w:numPr>
-      </w:pPr>
-      <w:r>
-        <w:rPr>
-          <w:rFonts w:ascii="Calibri" w:hAnsi="Calibri"/>
-        </w:rPr>
-        <w:t>Record the item in the Sheets content calendar.</w:t>
-      </w:r>
-    </w:p>
-    <w:p>
-      <w:pPr>
-        <w:numPr>
-          <w:ilvl w:val="0"/>
-          <w:numId w:val="15"/>
-        </w:numPr>
-      </w:pPr>
-      <w:r>
-        <w:rPr>
-          <w:rFonts w:ascii="Calibri" w:hAnsi="Calibri"/>
-        </w:rPr>
-        <w:t>Track status, schedule, and publication.</w:t>
-      </w:r>
-    </w:p>
-    <w:p>
-      <w:r>
-        <w:rPr>
-          <w:rFonts w:ascii="Calibri" w:hAnsi="Calibri"/>
-        </w:rPr>
-        <w:t xml:space="preserve">Google Chat/Hermes also accepts </w:t>
+        <w:t>Optionally asks the configured model to produce a source-bounded JSON synthesis with a headline, summary, facts, gaps, and an evidence-completeness assessment.</w:t>
+      </w:r>
+    </w:p>
+    <w:p>
+      <w:r>
+        <w:rPr>
+          <w:rFonts w:ascii="Calibri" w:hAnsi="Calibri"/>
+        </w:rPr>
+        <w:t>The synthesis model is currently hardcoded in the Wiki route rather than selected through the named model-slot administration. If model governance should apply uniformly, this route needs to use the configured Wiki/search slot.</w:t>
+      </w:r>
+    </w:p>
+    <w:p>
+      <w:pPr>
+        <w:pStyle w:val="Heading2"/>
+      </w:pPr>
+      <w:r>
+        <w:t>Creating and editing pages</w:t>
+      </w:r>
+    </w:p>
+    <w:p>
+      <w:pPr>
+        <w:pStyle w:val="ListBullet"/>
+      </w:pPr>
+      <w:r>
+        <w:rPr>
+          <w:rFonts w:ascii="Calibri" w:hAnsi="Calibri"/>
+        </w:rPr>
+        <w:t xml:space="preserve">Select </w:t>
+      </w:r>
+      <w:r>
+        <w:rPr>
+          <w:rFonts w:ascii="Calibri" w:hAnsi="Calibri"/>
+          <w:b/>
+        </w:rPr>
+        <w:t>New page</w:t>
+      </w:r>
+      <w:r>
+        <w:rPr>
+          <w:rFonts w:ascii="Calibri" w:hAnsi="Calibri"/>
+        </w:rPr>
+        <w:t xml:space="preserve"> in the Wiki to create a Markdown page with title, categories, and tags.</w:t>
+      </w:r>
+    </w:p>
+    <w:p>
+      <w:pPr>
+        <w:pStyle w:val="ListBullet"/>
+      </w:pPr>
+      <w:r>
+        <w:rPr>
+          <w:rFonts w:ascii="Calibri" w:hAnsi="Calibri"/>
+        </w:rPr>
+        <w:t xml:space="preserve">Select </w:t>
+      </w:r>
+      <w:r>
+        <w:rPr>
+          <w:rFonts w:ascii="Calibri" w:hAnsi="Calibri"/>
+          <w:b/>
+        </w:rPr>
+        <w:t>Edit</w:t>
+      </w:r>
+      <w:r>
+        <w:rPr>
+          <w:rFonts w:ascii="Calibri" w:hAnsi="Calibri"/>
+        </w:rPr>
+        <w:t xml:space="preserve"> on a page to change its title metadata and Markdown body.</w:t>
+      </w:r>
+    </w:p>
+    <w:p>
+      <w:pPr>
+        <w:pStyle w:val="ListBullet"/>
+      </w:pPr>
+      <w:r>
+        <w:rPr>
+          <w:rFonts w:ascii="Calibri" w:hAnsi="Calibri"/>
+        </w:rPr>
+        <w:t>Rename changes the page slug and therefore its URL.</w:t>
+      </w:r>
+    </w:p>
+    <w:p>
+      <w:pPr>
+        <w:pStyle w:val="ListBullet"/>
+      </w:pPr>
+      <w:r>
+        <w:rPr>
+          <w:rFonts w:ascii="Calibri" w:hAnsi="Calibri"/>
+        </w:rPr>
+        <w:t>Delete removes the page file immediately and cannot be undone from the UI.</w:t>
+      </w:r>
+    </w:p>
+    <w:p>
+      <w:pPr>
+        <w:pStyle w:val="ListBullet"/>
+      </w:pPr>
+      <w:r>
+        <w:rPr>
+          <w:rFonts w:ascii="Calibri" w:hAnsi="Calibri"/>
+        </w:rPr>
+        <w:t xml:space="preserve">Wiki links use </w:t>
       </w:r>
       <w:r>
         <w:rPr>
@@ -6933,187 +7127,21 @@
           <w:color w:val="1F4D78"/>
           <w:sz w:val="21"/>
         </w:rPr>
-        <w:t>linkedin &lt;topic&gt;</w:t>
-      </w:r>
-      <w:r>
-        <w:rPr>
-          <w:rFonts w:ascii="Calibri" w:hAnsi="Calibri"/>
-        </w:rPr>
-        <w:t xml:space="preserve"> for a fast drafting workflow.</w:t>
-      </w:r>
-    </w:p>
-    <w:p>
-      <w:r>
-        <w:rPr>
-          <w:rFonts w:ascii="Calibri" w:hAnsi="Calibri"/>
-        </w:rPr>
-        <w:t>Use the scoring stage as editorial feedback, not as an automatic publishing decision. Confirm facts, links, names, and public positioning before publication.</w:t>
-      </w:r>
-    </w:p>
-    <w:p>
-      <w:pPr>
-        <w:pStyle w:val="Heading1"/>
-      </w:pPr>
-      <w:r>
-        <w:t>12. Flights</w:t>
-      </w:r>
-    </w:p>
-    <w:p>
-      <w:r>
-        <w:rPr>
-          <w:rFonts w:ascii="Calibri" w:hAnsi="Calibri"/>
-        </w:rPr>
-        <w:t>The Flights tool stores and analyses flight history. It supports:</w:t>
-      </w:r>
-    </w:p>
-    <w:p>
-      <w:pPr>
-        <w:pStyle w:val="ListBullet"/>
-      </w:pPr>
-      <w:r>
-        <w:rPr>
-          <w:rFonts w:ascii="Calibri" w:hAnsi="Calibri"/>
-        </w:rPr>
-        <w:t>Manual create, update, and delete.</w:t>
-      </w:r>
-    </w:p>
-    <w:p>
-      <w:pPr>
-        <w:pStyle w:val="ListBullet"/>
-      </w:pPr>
-      <w:r>
-        <w:rPr>
-          <w:rFonts w:ascii="Calibri" w:hAnsi="Calibri"/>
-        </w:rPr>
-        <w:t>XLSX imports.</w:t>
-      </w:r>
-    </w:p>
-    <w:p>
-      <w:pPr>
-        <w:pStyle w:val="ListBullet"/>
-      </w:pPr>
-      <w:r>
-        <w:rPr>
-          <w:rFonts w:ascii="Calibri" w:hAnsi="Calibri"/>
-        </w:rPr>
-        <w:t>Ryanair itinerary extraction from email.</w:t>
-      </w:r>
-    </w:p>
-    <w:p>
-      <w:pPr>
-        <w:pStyle w:val="ListBullet"/>
-      </w:pPr>
-      <w:r>
-        <w:rPr>
-          <w:rFonts w:ascii="Calibri" w:hAnsi="Calibri"/>
-        </w:rPr>
-        <w:t>AeroDataBox lookup and bulk lookup.</w:t>
-      </w:r>
-    </w:p>
-    <w:p>
-      <w:pPr>
-        <w:pStyle w:val="ListBullet"/>
-      </w:pPr>
-      <w:r>
-        <w:rPr>
-          <w:rFonts w:ascii="Calibri" w:hAnsi="Calibri"/>
-        </w:rPr>
-        <w:t>Route, airline, delay, and actual-duration statistics.</w:t>
-      </w:r>
-    </w:p>
-    <w:p>
-      <w:r>
-        <w:rPr>
-          <w:rFonts w:ascii="Calibri" w:hAnsi="Calibri"/>
-        </w:rPr>
-        <w:t>Keep imported workbook formats stable. When flight details are incomplete, use lookup before manually estimating arrival, departure, or duration data.</w:t>
-      </w:r>
-    </w:p>
-    <w:p>
-      <w:pPr>
-        <w:pStyle w:val="Heading1"/>
-      </w:pPr>
-      <w:r>
-        <w:t>13. Public Portfolio and CV Tools</w:t>
-      </w:r>
-    </w:p>
-    <w:p>
-      <w:r>
-        <w:rPr>
-          <w:rFonts w:ascii="Calibri" w:hAnsi="Calibri"/>
-        </w:rPr>
-        <w:t>The public portfolio includes profile material, experience, skills, CV content, an AI assistant, a job-description analyser, executive-summary PDF generation, and a contact form.</w:t>
-      </w:r>
-    </w:p>
-    <w:p>
-      <w:r>
-        <w:rPr>
-          <w:rFonts w:ascii="Calibri" w:hAnsi="Calibri"/>
-        </w:rPr>
-        <w:t>The private portfolio admin controls:</w:t>
-      </w:r>
-    </w:p>
-    <w:p>
-      <w:pPr>
-        <w:pStyle w:val="ListBullet"/>
-      </w:pPr>
-      <w:r>
-        <w:rPr>
-          <w:rFonts w:ascii="Calibri" w:hAnsi="Calibri"/>
-        </w:rPr>
-        <w:t>Profile and experience content.</w:t>
-      </w:r>
-    </w:p>
-    <w:p>
-      <w:pPr>
-        <w:pStyle w:val="ListBullet"/>
-      </w:pPr>
-      <w:r>
-        <w:rPr>
-          <w:rFonts w:ascii="Calibri" w:hAnsi="Calibri"/>
-        </w:rPr>
-        <w:t>Skills, gaps, FAQs, and CV context.</w:t>
-      </w:r>
-    </w:p>
-    <w:p>
-      <w:pPr>
-        <w:pStyle w:val="ListBullet"/>
-      </w:pPr>
-      <w:r>
-        <w:rPr>
-          <w:rFonts w:ascii="Calibri" w:hAnsi="Calibri"/>
-        </w:rPr>
-        <w:t>AI instructions.</w:t>
-      </w:r>
-    </w:p>
-    <w:p>
-      <w:pPr>
-        <w:pStyle w:val="ListBullet"/>
-      </w:pPr>
-      <w:r>
-        <w:rPr>
-          <w:rFonts w:ascii="Calibri" w:hAnsi="Calibri"/>
-        </w:rPr>
-        <w:t>Skill candidates generated from evidence.</w:t>
-      </w:r>
-    </w:p>
-    <w:p>
-      <w:pPr>
-        <w:pStyle w:val="ListBullet"/>
-      </w:pPr>
-      <w:r>
-        <w:rPr>
-          <w:rFonts w:ascii="Calibri" w:hAnsi="Calibri"/>
-        </w:rPr>
-        <w:t>Public intelligence publications.</w:t>
-      </w:r>
-    </w:p>
-    <w:p>
-      <w:r>
-        <w:rPr>
-          <w:rFonts w:ascii="Calibri" w:hAnsi="Calibri"/>
-        </w:rPr>
-        <w:t xml:space="preserve">Treat portfolio changes as public publishing. Preview factual edits and generated PDFs before relying on them. See </w:t>
+        <w:t>[[slug]]</w:t>
+      </w:r>
+      <w:r>
+        <w:rPr>
+          <w:rFonts w:ascii="Calibri" w:hAnsi="Calibri"/>
+        </w:rPr>
+        <w:t>; generated pages may add a Related section automatically.</w:t>
+      </w:r>
+    </w:p>
+    <w:p>
+      <w:r>
+        <w:rPr>
+          <w:rFonts w:ascii="Calibri" w:hAnsi="Calibri"/>
+        </w:rPr>
+        <w:t xml:space="preserve">Renaming a slug does not rewrite every inbound </w:t>
       </w:r>
       <w:r>
         <w:rPr>
@@ -7121,13 +7149,2067 @@
           <w:color w:val="1F4D78"/>
           <w:sz w:val="21"/>
         </w:rPr>
-        <w:t>docs/portfolio-cv-admin-manual.md</w:t>
-      </w:r>
-      <w:r>
-        <w:rPr>
-          <w:rFonts w:ascii="Calibri" w:hAnsi="Calibri"/>
-        </w:rPr>
-        <w:t xml:space="preserve"> for the detailed CV workflow.</w:t>
+        <w:t>[[wikilink]]</w:t>
+      </w:r>
+      <w:r>
+        <w:rPr>
+          <w:rFonts w:ascii="Calibri" w:hAnsi="Calibri"/>
+        </w:rPr>
+        <w:t>. After a rename, search for the old slug and repair references. Before deleting a page, check related pages and backlinks.</w:t>
+      </w:r>
+    </w:p>
+    <w:p>
+      <w:pPr>
+        <w:pStyle w:val="Heading2"/>
+      </w:pPr>
+      <w:r>
+        <w:t>Sending material to Wiki</w:t>
+      </w:r>
+    </w:p>
+    <w:p>
+      <w:r>
+        <w:rPr>
+          <w:rFonts w:ascii="Calibri" w:hAnsi="Calibri"/>
+        </w:rPr>
+        <w:t>Wiki pages can be generated from:</w:t>
+      </w:r>
+    </w:p>
+    <w:p>
+      <w:pPr>
+        <w:pStyle w:val="ListBullet"/>
+      </w:pPr>
+      <w:r>
+        <w:rPr>
+          <w:rFonts w:ascii="Calibri" w:hAnsi="Calibri"/>
+        </w:rPr>
+        <w:t>A chat question and answer.</w:t>
+      </w:r>
+    </w:p>
+    <w:p>
+      <w:pPr>
+        <w:pStyle w:val="ListBullet"/>
+      </w:pPr>
+      <w:r>
+        <w:rPr>
+          <w:rFonts w:ascii="Calibri" w:hAnsi="Calibri"/>
+        </w:rPr>
+        <w:t>A project document.</w:t>
+      </w:r>
+    </w:p>
+    <w:p>
+      <w:pPr>
+        <w:pStyle w:val="ListBullet"/>
+      </w:pPr>
+      <w:r>
+        <w:rPr>
+          <w:rFonts w:ascii="Calibri" w:hAnsi="Calibri"/>
+        </w:rPr>
+        <w:t>A project image, using the vision slot first.</w:t>
+      </w:r>
+    </w:p>
+    <w:p>
+      <w:pPr>
+        <w:pStyle w:val="ListBullet"/>
+      </w:pPr>
+      <w:r>
+        <w:rPr>
+          <w:rFonts w:ascii="Calibri" w:hAnsi="Calibri"/>
+        </w:rPr>
+        <w:t>An Intelligence briefing.</w:t>
+      </w:r>
+    </w:p>
+    <w:p>
+      <w:pPr>
+        <w:pStyle w:val="ListBullet"/>
+      </w:pPr>
+      <w:r>
+        <w:rPr>
+          <w:rFonts w:ascii="Calibri" w:hAnsi="Calibri"/>
+        </w:rPr>
+        <w:t>Direct manual authoring in the Wiki editor.</w:t>
+      </w:r>
+    </w:p>
+    <w:p>
+      <w:r>
+        <w:rPr>
+          <w:rFonts w:ascii="Calibri" w:hAnsi="Calibri"/>
+        </w:rPr>
+        <w:t xml:space="preserve">The configured </w:t>
+      </w:r>
+      <w:r>
+        <w:rPr>
+          <w:rFonts w:ascii="Calibri" w:hAnsi="Calibri"/>
+          <w:b/>
+        </w:rPr>
+        <w:t>Wiki page writer</w:t>
+      </w:r>
+      <w:r>
+        <w:rPr>
+          <w:rFonts w:ascii="Calibri" w:hAnsi="Calibri"/>
+        </w:rPr>
+        <w:t xml:space="preserve"> controls document and Q&amp;A conversion. The </w:t>
+      </w:r>
+      <w:r>
+        <w:rPr>
+          <w:rFonts w:ascii="Calibri" w:hAnsi="Calibri"/>
+          <w:b/>
+        </w:rPr>
+        <w:t>Wiki image vision</w:t>
+      </w:r>
+      <w:r>
+        <w:rPr>
+          <w:rFonts w:ascii="Calibri" w:hAnsi="Calibri"/>
+        </w:rPr>
+        <w:t xml:space="preserve"> slot describes image content. Generated output is stored as a Markdown file under the Wiki area of the vault, with categories, tags, confidence, creation date, and related links.</w:t>
+      </w:r>
+    </w:p>
+    <w:p>
+      <w:pPr>
+        <w:pStyle w:val="Heading2"/>
+      </w:pPr>
+      <w:r>
+        <w:t>Synthadoc</w:t>
+      </w:r>
+    </w:p>
+    <w:p>
+      <w:r>
+        <w:rPr>
+          <w:rFonts w:ascii="Calibri" w:hAnsi="Calibri"/>
+        </w:rPr>
+        <w:t xml:space="preserve">Synthadoc indexes raw sources into searchable knowledge. It runs as an HTTP sidecar, normally at the configured </w:t>
+      </w:r>
+      <w:r>
+        <w:rPr>
+          <w:rFonts w:ascii="Courier New" w:hAnsi="Courier New"/>
+          <w:color w:val="1F4D78"/>
+          <w:sz w:val="21"/>
+        </w:rPr>
+        <w:t>SYNTHADOC_URL</w:t>
+      </w:r>
+      <w:r>
+        <w:rPr>
+          <w:rFonts w:ascii="Calibri" w:hAnsi="Calibri"/>
+        </w:rPr>
+        <w:t>, and supports status, list, ingest, jobs, and serve operations. The Hub submits URL, YouTube, Workday, and local-source ingestion through the API. If the sidecar is unavailable, Wiki browsing and the Hub's local full-text fallback still work, but semantic context building and new queued ingestion are unavailable.</w:t>
+      </w:r>
+    </w:p>
+    <w:p>
+      <w:r>
+        <w:rPr>
+          <w:rFonts w:ascii="Calibri" w:hAnsi="Calibri"/>
+        </w:rPr>
+        <w:t xml:space="preserve">As checked on 12 June 2026, production had 116 Markdown knowledge files, including 32 Wiki pages, but no service listening at </w:t>
+      </w:r>
+      <w:r>
+        <w:rPr>
+          <w:rFonts w:ascii="Courier New" w:hAnsi="Courier New"/>
+          <w:color w:val="1F4D78"/>
+          <w:sz w:val="21"/>
+        </w:rPr>
+        <w:t>127.0.0.1:7091</w:t>
+      </w:r>
+      <w:r>
+        <w:rPr>
+          <w:rFonts w:ascii="Calibri" w:hAnsi="Calibri"/>
+        </w:rPr>
+        <w:t>. This means the durable files exist while the expected production sidecar is not running.</w:t>
+      </w:r>
+    </w:p>
+    <w:p>
+      <w:pPr>
+        <w:pStyle w:val="Heading2"/>
+      </w:pPr>
+      <w:r>
+        <w:t>Obsidian vault</w:t>
+      </w:r>
+    </w:p>
+    <w:p>
+      <w:r>
+        <w:rPr>
+          <w:rFonts w:ascii="Calibri" w:hAnsi="Calibri"/>
+        </w:rPr>
+        <w:t>The vault is the readable, editable knowledge layer. Trusted API operations support list, search, read, and write. Keep filenames and links stable because project pages, people notes, and meeting references depend on them.</w:t>
+      </w:r>
+    </w:p>
+    <w:p>
+      <w:pPr>
+        <w:pStyle w:val="Heading2"/>
+      </w:pPr>
+      <w:r>
+        <w:t>Workday vault sync</w:t>
+      </w:r>
+    </w:p>
+    <w:p>
+      <w:r>
+        <w:rPr>
+          <w:rFonts w:ascii="Courier New" w:hAnsi="Courier New"/>
+          <w:color w:val="1F4D78"/>
+          <w:sz w:val="21"/>
+        </w:rPr>
+        <w:t>scripts/sync-workday-vault.sh</w:t>
+      </w:r>
+      <w:r>
+        <w:rPr>
+          <w:rFonts w:ascii="Calibri" w:hAnsi="Calibri"/>
+        </w:rPr>
+        <w:t xml:space="preserve"> synchronizes Workday material into the indexed knowledge workspace, rebuilds daily indexes, and can generate a digest. The installed macOS LaunchAgent runs every 30 minutes and invokes </w:t>
+      </w:r>
+      <w:r>
+        <w:rPr>
+          <w:rFonts w:ascii="Courier New" w:hAnsi="Courier New"/>
+          <w:color w:val="1F4D78"/>
+          <w:sz w:val="21"/>
+        </w:rPr>
+        <w:t>/Users/dm_mini/bin/sync-workday-vault.sh</w:t>
+      </w:r>
+      <w:r>
+        <w:rPr>
+          <w:rFonts w:ascii="Calibri" w:hAnsi="Calibri"/>
+        </w:rPr>
+        <w:t>.</w:t>
+      </w:r>
+    </w:p>
+    <w:p>
+      <w:r>
+        <w:rPr>
+          <w:rFonts w:ascii="Calibri" w:hAnsi="Calibri"/>
+        </w:rPr>
+        <w:t>The repository plist describes a different five-minute schedule and a different script path. The installed LaunchAgent is authoritative for the current Mac. Its configured output logs were empty at the 12 June audit, so a successful run should be verified from output files and timestamps rather than assumed from the installed plist.</w:t>
+      </w:r>
+    </w:p>
+    <w:p>
+      <w:pPr>
+        <w:pStyle w:val="Heading2"/>
+      </w:pPr>
+      <w:r>
+        <w:t>Wiki graph and relationship repair</w:t>
+      </w:r>
+    </w:p>
+    <w:p>
+      <w:r>
+        <w:rPr>
+          <w:rFonts w:ascii="Calibri" w:hAnsi="Calibri"/>
+        </w:rPr>
+        <w:t xml:space="preserve">The graph is built from </w:t>
+      </w:r>
+      <w:r>
+        <w:rPr>
+          <w:rFonts w:ascii="Courier New" w:hAnsi="Courier New"/>
+          <w:color w:val="1F4D78"/>
+          <w:sz w:val="21"/>
+        </w:rPr>
+        <w:t>[[wikilinks]]</w:t>
+      </w:r>
+      <w:r>
+        <w:rPr>
+          <w:rFonts w:ascii="Calibri" w:hAnsi="Calibri"/>
+        </w:rPr>
+        <w:t>, title/alias resolution, and manually confirmed relationships. It can:</w:t>
+      </w:r>
+    </w:p>
+    <w:p>
+      <w:pPr>
+        <w:pStyle w:val="ListBullet"/>
+      </w:pPr>
+      <w:r>
+        <w:rPr>
+          <w:rFonts w:ascii="Calibri" w:hAnsi="Calibri"/>
+        </w:rPr>
+        <w:t>Show real pages and unresolved phantom nodes.</w:t>
+      </w:r>
+    </w:p>
+    <w:p>
+      <w:pPr>
+        <w:pStyle w:val="ListBullet"/>
+      </w:pPr>
+      <w:r>
+        <w:rPr>
+          <w:rFonts w:ascii="Calibri" w:hAnsi="Calibri"/>
+        </w:rPr>
+        <w:t xml:space="preserve">Add a </w:t>
+      </w:r>
+      <w:r>
+        <w:rPr>
+          <w:rFonts w:ascii="Courier New" w:hAnsi="Courier New"/>
+          <w:color w:val="1F4D78"/>
+          <w:sz w:val="21"/>
+        </w:rPr>
+        <w:t>same</w:t>
+      </w:r>
+      <w:r>
+        <w:rPr>
+          <w:rFonts w:ascii="Calibri" w:hAnsi="Calibri"/>
+        </w:rPr>
+        <w:t xml:space="preserve"> or </w:t>
+      </w:r>
+      <w:r>
+        <w:rPr>
+          <w:rFonts w:ascii="Courier New" w:hAnsi="Courier New"/>
+          <w:color w:val="1F4D78"/>
+          <w:sz w:val="21"/>
+        </w:rPr>
+        <w:t>related</w:t>
+      </w:r>
+      <w:r>
+        <w:rPr>
+          <w:rFonts w:ascii="Calibri" w:hAnsi="Calibri"/>
+        </w:rPr>
+        <w:t xml:space="preserve"> relationship.</w:t>
+      </w:r>
+    </w:p>
+    <w:p>
+      <w:pPr>
+        <w:pStyle w:val="ListBullet"/>
+      </w:pPr>
+      <w:r>
+        <w:rPr>
+          <w:rFonts w:ascii="Calibri" w:hAnsi="Calibri"/>
+        </w:rPr>
+        <w:t xml:space="preserve">Store manual relationships in </w:t>
+      </w:r>
+      <w:r>
+        <w:rPr>
+          <w:rFonts w:ascii="Courier New" w:hAnsi="Courier New"/>
+          <w:color w:val="1F4D78"/>
+          <w:sz w:val="21"/>
+        </w:rPr>
+        <w:t>raw_sources/manual-links.json</w:t>
+      </w:r>
+      <w:r>
+        <w:rPr>
+          <w:rFonts w:ascii="Calibri" w:hAnsi="Calibri"/>
+        </w:rPr>
+        <w:t>.</w:t>
+      </w:r>
+    </w:p>
+    <w:p>
+      <w:pPr>
+        <w:pStyle w:val="ListBullet"/>
+      </w:pPr>
+      <w:r>
+        <w:rPr>
+          <w:rFonts w:ascii="Calibri" w:hAnsi="Calibri"/>
+        </w:rPr>
+        <w:t>Write backlinks into writable Wiki pages.</w:t>
+      </w:r>
+    </w:p>
+    <w:p>
+      <w:pPr>
+        <w:pStyle w:val="ListBullet"/>
+      </w:pPr>
+      <w:r>
+        <w:rPr>
+          <w:rFonts w:ascii="Calibri" w:hAnsi="Calibri"/>
+        </w:rPr>
+        <w:t>Remove both the relationship record and the corresponding links from writable pages.</w:t>
+      </w:r>
+    </w:p>
+    <w:p>
+      <w:r>
+        <w:rPr>
+          <w:rFonts w:ascii="Calibri" w:hAnsi="Calibri"/>
+        </w:rPr>
+        <w:t>Project and people notes are created automatically when graph data is requested so that CRM entities and the vault share stable nodes. The Orphans view identifies pages with no useful links, while the graph exposes broken or unresolved links.</w:t>
+      </w:r>
+    </w:p>
+    <w:p>
+      <w:pPr>
+        <w:pStyle w:val="Heading2"/>
+      </w:pPr>
+      <w:r>
+        <w:t>Wiki write and delete behavior</w:t>
+      </w:r>
+    </w:p>
+    <w:p>
+      <w:pPr>
+        <w:pStyle w:val="ListBullet"/>
+      </w:pPr>
+      <w:r>
+        <w:rPr>
+          <w:rFonts w:ascii="Calibri" w:hAnsi="Calibri"/>
+        </w:rPr>
+        <w:t xml:space="preserve">New and edited Wiki pages are Markdown files under </w:t>
+      </w:r>
+      <w:r>
+        <w:rPr>
+          <w:rFonts w:ascii="Courier New" w:hAnsi="Courier New"/>
+          <w:color w:val="1F4D78"/>
+          <w:sz w:val="21"/>
+        </w:rPr>
+        <w:t>wiki/</w:t>
+      </w:r>
+      <w:r>
+        <w:rPr>
+          <w:rFonts w:ascii="Calibri" w:hAnsi="Calibri"/>
+        </w:rPr>
+        <w:t>.</w:t>
+      </w:r>
+    </w:p>
+    <w:p>
+      <w:pPr>
+        <w:pStyle w:val="ListBullet"/>
+      </w:pPr>
+      <w:r>
+        <w:rPr>
+          <w:rFonts w:ascii="Calibri" w:hAnsi="Calibri"/>
+        </w:rPr>
+        <w:t>Renaming changes the slug and URL but does not rewrite every inbound link.</w:t>
+      </w:r>
+    </w:p>
+    <w:p>
+      <w:pPr>
+        <w:pStyle w:val="ListBullet"/>
+      </w:pPr>
+      <w:r>
+        <w:rPr>
+          <w:rFonts w:ascii="Calibri" w:hAnsi="Calibri"/>
+        </w:rPr>
+        <w:t>Deleting a page is immediate from the UI and writes a deletion tombstone for synchronization.</w:t>
+      </w:r>
+    </w:p>
+    <w:p>
+      <w:pPr>
+        <w:pStyle w:val="ListBullet"/>
+      </w:pPr>
+      <w:r>
+        <w:rPr>
+          <w:rFonts w:ascii="Calibri" w:hAnsi="Calibri"/>
+        </w:rPr>
+        <w:t xml:space="preserve">Source files outside </w:t>
+      </w:r>
+      <w:r>
+        <w:rPr>
+          <w:rFonts w:ascii="Courier New" w:hAnsi="Courier New"/>
+          <w:color w:val="1F4D78"/>
+          <w:sz w:val="21"/>
+        </w:rPr>
+        <w:t>wiki/</w:t>
+      </w:r>
+      <w:r>
+        <w:rPr>
+          <w:rFonts w:ascii="Calibri" w:hAnsi="Calibri"/>
+        </w:rPr>
+        <w:t xml:space="preserve"> can be read and, through the source editor, deliberately edited.</w:t>
+      </w:r>
+    </w:p>
+    <w:p>
+      <w:pPr>
+        <w:pStyle w:val="ListBullet"/>
+      </w:pPr>
+      <w:r>
+        <w:rPr>
+          <w:rFonts w:ascii="Calibri" w:hAnsi="Calibri"/>
+        </w:rPr>
+        <w:t>Manual graph links are durable because they are stored in the vault rather than only in the browser or database.</w:t>
+      </w:r>
+    </w:p>
+    <w:p>
+      <w:pPr>
+        <w:pStyle w:val="Heading2"/>
+      </w:pPr>
+      <w:r>
+        <w:t>Boox Drive import</w:t>
+      </w:r>
+    </w:p>
+    <w:p>
+      <w:r>
+        <w:rPr>
+          <w:rFonts w:ascii="Calibri" w:hAnsi="Calibri"/>
+        </w:rPr>
+        <w:t>The Boox importer reads configured Drive notebook sources and imports them into the knowledge workspace. The default operating posture is import-only: do not delete or rewrite Drive originals as part of ingestion.</w:t>
+      </w:r>
+    </w:p>
+    <w:p>
+      <w:pPr>
+        <w:pStyle w:val="Heading1"/>
+      </w:pPr>
+      <w:r>
+        <w:t>10. Daily Debrief, Meetings, and Workday Interview</w:t>
+      </w:r>
+    </w:p>
+    <w:p>
+      <w:pPr>
+        <w:pStyle w:val="Heading2"/>
+      </w:pPr>
+      <w:r>
+        <w:t>Daily Debrief</w:t>
+      </w:r>
+    </w:p>
+    <w:p>
+      <w:r>
+        <w:rPr>
+          <w:rFonts w:ascii="Calibri" w:hAnsi="Calibri"/>
+        </w:rPr>
+        <w:t>Daily Debrief is a hands-free, phased voice interview. It is Calendar-aware and designed to surface events, observations, people, decisions, and unfinished work.</w:t>
+      </w:r>
+    </w:p>
+    <w:p>
+      <w:r>
+        <w:rPr>
+          <w:rFonts w:ascii="Calibri" w:hAnsi="Calibri"/>
+        </w:rPr>
+        <w:t>On completion it:</w:t>
+      </w:r>
+    </w:p>
+    <w:p>
+      <w:pPr>
+        <w:pStyle w:val="ListBullet"/>
+      </w:pPr>
+      <w:r>
+        <w:rPr>
+          <w:rFonts w:ascii="Calibri" w:hAnsi="Calibri"/>
+        </w:rPr>
+        <w:t xml:space="preserve">Saves a timestamped note under </w:t>
+      </w:r>
+      <w:r>
+        <w:rPr>
+          <w:rFonts w:ascii="Courier New" w:hAnsi="Courier New"/>
+          <w:color w:val="1F4D78"/>
+          <w:sz w:val="21"/>
+        </w:rPr>
+        <w:t>Debrief/</w:t>
+      </w:r>
+      <w:r>
+        <w:rPr>
+          <w:rFonts w:ascii="Calibri" w:hAnsi="Calibri"/>
+        </w:rPr>
+        <w:t>.</w:t>
+      </w:r>
+    </w:p>
+    <w:p>
+      <w:pPr>
+        <w:pStyle w:val="ListBullet"/>
+      </w:pPr>
+      <w:r>
+        <w:rPr>
+          <w:rFonts w:ascii="Calibri" w:hAnsi="Calibri"/>
+        </w:rPr>
+        <w:t>Extracts people and project references.</w:t>
+      </w:r>
+    </w:p>
+    <w:p>
+      <w:pPr>
+        <w:pStyle w:val="ListBullet"/>
+      </w:pPr>
+      <w:r>
+        <w:rPr>
+          <w:rFonts w:ascii="Calibri" w:hAnsi="Calibri"/>
+        </w:rPr>
+        <w:t>Saves an action note.</w:t>
+      </w:r>
+    </w:p>
+    <w:p>
+      <w:pPr>
+        <w:pStyle w:val="ListBullet"/>
+      </w:pPr>
+      <w:r>
+        <w:rPr>
+          <w:rFonts w:ascii="Calibri" w:hAnsi="Calibri"/>
+        </w:rPr>
+        <w:t>Creates deduplicated Google Tasks for extracted actions.</w:t>
+      </w:r>
+    </w:p>
+    <w:p>
+      <w:pPr>
+        <w:pStyle w:val="Heading2"/>
+      </w:pPr>
+      <w:r>
+        <w:t>Meeting Capture</w:t>
+      </w:r>
+    </w:p>
+    <w:p>
+      <w:r>
+        <w:rPr>
+          <w:rFonts w:ascii="Calibri" w:hAnsi="Calibri"/>
+        </w:rPr>
+        <w:t>Use Meeting Capture for substantive calls or discussions. Provide audio or a transcript. The system transcribes when needed, writes a structured meeting note with wiki links, associates project context, and records suitable CRM facts.</w:t>
+      </w:r>
+    </w:p>
+    <w:p>
+      <w:pPr>
+        <w:pStyle w:val="Heading2"/>
+      </w:pPr>
+      <w:r>
+        <w:t>Workday Interview</w:t>
+      </w:r>
+    </w:p>
+    <w:p>
+      <w:r>
+        <w:rPr>
+          <w:rFonts w:ascii="Calibri" w:hAnsi="Calibri"/>
+        </w:rPr>
+        <w:t xml:space="preserve">Workday Interview creates a structured journal entry and project document from a guided interview. It can be used from the browser, through webhook/audio endpoints, or from a Siri Shortcut. Output is saved to the Workday Journal and the vault’s </w:t>
+      </w:r>
+      <w:r>
+        <w:rPr>
+          <w:rFonts w:ascii="Courier New" w:hAnsi="Courier New"/>
+          <w:color w:val="1F4D78"/>
+          <w:sz w:val="21"/>
+        </w:rPr>
+        <w:t>raw_sources/workday</w:t>
+      </w:r>
+      <w:r>
+        <w:rPr>
+          <w:rFonts w:ascii="Calibri" w:hAnsi="Calibri"/>
+        </w:rPr>
+        <w:t xml:space="preserve"> area, then queued for Synthadoc.</w:t>
+      </w:r>
+    </w:p>
+    <w:p>
+      <w:pPr>
+        <w:pStyle w:val="Heading1"/>
+      </w:pPr>
+      <w:r>
+        <w:t>11. LinkedIn Content</w:t>
+      </w:r>
+    </w:p>
+    <w:p>
+      <w:r>
+        <w:rPr>
+          <w:rFonts w:ascii="Calibri" w:hAnsi="Calibri"/>
+        </w:rPr>
+        <w:t xml:space="preserve">The Content tool at </w:t>
+      </w:r>
+      <w:r>
+        <w:rPr>
+          <w:rFonts w:ascii="Courier New" w:hAnsi="Courier New"/>
+          <w:color w:val="1F4D78"/>
+          <w:sz w:val="21"/>
+        </w:rPr>
+        <w:t>/lin</w:t>
+      </w:r>
+      <w:r>
+        <w:rPr>
+          <w:rFonts w:ascii="Calibri" w:hAnsi="Calibri"/>
+        </w:rPr>
+        <w:t xml:space="preserve"> supports the full drafting pipeline:</w:t>
+      </w:r>
+    </w:p>
+    <w:p>
+      <w:pPr>
+        <w:numPr>
+          <w:ilvl w:val="0"/>
+          <w:numId w:val="16"/>
+        </w:numPr>
+      </w:pPr>
+      <w:r>
+        <w:rPr>
+          <w:rFonts w:ascii="Calibri" w:hAnsi="Calibri"/>
+        </w:rPr>
+        <w:t>Research a topic.</w:t>
+      </w:r>
+    </w:p>
+    <w:p>
+      <w:pPr>
+        <w:numPr>
+          <w:ilvl w:val="0"/>
+          <w:numId w:val="16"/>
+        </w:numPr>
+      </w:pPr>
+      <w:r>
+        <w:rPr>
+          <w:rFonts w:ascii="Calibri" w:hAnsi="Calibri"/>
+        </w:rPr>
+        <w:t>Produce a draft.</w:t>
+      </w:r>
+    </w:p>
+    <w:p>
+      <w:pPr>
+        <w:numPr>
+          <w:ilvl w:val="0"/>
+          <w:numId w:val="16"/>
+        </w:numPr>
+      </w:pPr>
+      <w:r>
+        <w:rPr>
+          <w:rFonts w:ascii="Calibri" w:hAnsi="Calibri"/>
+        </w:rPr>
+        <w:t>Score the draft.</w:t>
+      </w:r>
+    </w:p>
+    <w:p>
+      <w:pPr>
+        <w:numPr>
+          <w:ilvl w:val="0"/>
+          <w:numId w:val="16"/>
+        </w:numPr>
+      </w:pPr>
+      <w:r>
+        <w:rPr>
+          <w:rFonts w:ascii="Calibri" w:hAnsi="Calibri"/>
+        </w:rPr>
+        <w:t>Refine weak sections.</w:t>
+      </w:r>
+    </w:p>
+    <w:p>
+      <w:pPr>
+        <w:numPr>
+          <w:ilvl w:val="0"/>
+          <w:numId w:val="16"/>
+        </w:numPr>
+      </w:pPr>
+      <w:r>
+        <w:rPr>
+          <w:rFonts w:ascii="Calibri" w:hAnsi="Calibri"/>
+        </w:rPr>
+        <w:t>Generate a carousel or image asset when suitable.</w:t>
+      </w:r>
+    </w:p>
+    <w:p>
+      <w:pPr>
+        <w:numPr>
+          <w:ilvl w:val="0"/>
+          <w:numId w:val="16"/>
+        </w:numPr>
+      </w:pPr>
+      <w:r>
+        <w:rPr>
+          <w:rFonts w:ascii="Calibri" w:hAnsi="Calibri"/>
+        </w:rPr>
+        <w:t>Upload assets to Drive.</w:t>
+      </w:r>
+    </w:p>
+    <w:p>
+      <w:pPr>
+        <w:numPr>
+          <w:ilvl w:val="0"/>
+          <w:numId w:val="16"/>
+        </w:numPr>
+      </w:pPr>
+      <w:r>
+        <w:rPr>
+          <w:rFonts w:ascii="Calibri" w:hAnsi="Calibri"/>
+        </w:rPr>
+        <w:t>Record the item in the Sheets content calendar.</w:t>
+      </w:r>
+    </w:p>
+    <w:p>
+      <w:pPr>
+        <w:numPr>
+          <w:ilvl w:val="0"/>
+          <w:numId w:val="16"/>
+        </w:numPr>
+      </w:pPr>
+      <w:r>
+        <w:rPr>
+          <w:rFonts w:ascii="Calibri" w:hAnsi="Calibri"/>
+        </w:rPr>
+        <w:t>Track status, schedule, and publication.</w:t>
+      </w:r>
+    </w:p>
+    <w:p>
+      <w:r>
+        <w:rPr>
+          <w:rFonts w:ascii="Calibri" w:hAnsi="Calibri"/>
+        </w:rPr>
+        <w:t xml:space="preserve">Google Chat/Hermes also accepts </w:t>
+      </w:r>
+      <w:r>
+        <w:rPr>
+          <w:rFonts w:ascii="Courier New" w:hAnsi="Courier New"/>
+          <w:color w:val="1F4D78"/>
+          <w:sz w:val="21"/>
+        </w:rPr>
+        <w:t>linkedin &lt;topic&gt;</w:t>
+      </w:r>
+      <w:r>
+        <w:rPr>
+          <w:rFonts w:ascii="Calibri" w:hAnsi="Calibri"/>
+        </w:rPr>
+        <w:t xml:space="preserve"> for a fast drafting workflow.</w:t>
+      </w:r>
+    </w:p>
+    <w:p>
+      <w:r>
+        <w:rPr>
+          <w:rFonts w:ascii="Calibri" w:hAnsi="Calibri"/>
+        </w:rPr>
+        <w:t>Use the scoring stage as editorial feedback, not as an automatic publishing decision. Confirm facts, links, names, and public positioning before publication.</w:t>
+      </w:r>
+    </w:p>
+    <w:p>
+      <w:pPr>
+        <w:pStyle w:val="Heading1"/>
+      </w:pPr>
+      <w:r>
+        <w:t>12. Flights</w:t>
+      </w:r>
+    </w:p>
+    <w:p>
+      <w:pPr>
+        <w:pStyle w:val="Heading2"/>
+      </w:pPr>
+      <w:r>
+        <w:t>Intended end-to-end behavior</w:t>
+      </w:r>
+    </w:p>
+    <w:p>
+      <w:r>
+        <w:rPr>
+          <w:rFonts w:ascii="Calibri" w:hAnsi="Calibri"/>
+        </w:rPr>
+        <w:t>The Flight Tracker is intended to follow a Ryanair journey from booking email through preparation, departure, arrival, and final historical statistics:</w:t>
+      </w:r>
+    </w:p>
+    <w:p>
+      <w:pPr>
+        <w:numPr>
+          <w:ilvl w:val="0"/>
+          <w:numId w:val="17"/>
+        </w:numPr>
+      </w:pPr>
+      <w:r>
+        <w:rPr>
+          <w:rFonts w:ascii="Calibri" w:hAnsi="Calibri"/>
+        </w:rPr>
+        <w:t>Gmail processing identifies a Ryanair itinerary and creates the flight record.</w:t>
+      </w:r>
+    </w:p>
+    <w:p>
+      <w:pPr>
+        <w:numPr>
+          <w:ilvl w:val="0"/>
+          <w:numId w:val="17"/>
+        </w:numPr>
+      </w:pPr>
+      <w:r>
+        <w:rPr>
+          <w:rFonts w:ascii="Calibri" w:hAnsi="Calibri"/>
+        </w:rPr>
+        <w:t xml:space="preserve">A scheduled flight immediately queues Mycelium task creation and a </w:t>
+      </w:r>
+      <w:r>
+        <w:rPr>
+          <w:rFonts w:ascii="Courier New" w:hAnsi="Courier New"/>
+          <w:color w:val="1F4D78"/>
+          <w:sz w:val="21"/>
+        </w:rPr>
+        <w:t>flight_refresh</w:t>
+      </w:r>
+      <w:r>
+        <w:rPr>
+          <w:rFonts w:ascii="Calibri" w:hAnsi="Calibri"/>
+        </w:rPr>
+        <w:t xml:space="preserve"> job.</w:t>
+      </w:r>
+    </w:p>
+    <w:p>
+      <w:pPr>
+        <w:numPr>
+          <w:ilvl w:val="0"/>
+          <w:numId w:val="17"/>
+        </w:numPr>
+      </w:pPr>
+      <w:r>
+        <w:rPr>
+          <w:rFonts w:ascii="Calibri" w:hAnsi="Calibri"/>
+        </w:rPr>
+        <w:t>Mycelium creates preparation and check-in tasks when the travel date approaches.</w:t>
+      </w:r>
+    </w:p>
+    <w:p>
+      <w:pPr>
+        <w:numPr>
+          <w:ilvl w:val="0"/>
+          <w:numId w:val="17"/>
+        </w:numPr>
+      </w:pPr>
+      <w:r>
+        <w:rPr>
+          <w:rFonts w:ascii="Calibri" w:hAnsi="Calibri"/>
+        </w:rPr>
+        <w:t>The live worker starts two hours before departure and checks AeroDataBox every 30 minutes.</w:t>
+      </w:r>
+    </w:p>
+    <w:p>
+      <w:pPr>
+        <w:numPr>
+          <w:ilvl w:val="0"/>
+          <w:numId w:val="17"/>
+        </w:numPr>
+      </w:pPr>
+      <w:r>
+        <w:rPr>
+          <w:rFonts w:ascii="Calibri" w:hAnsi="Calibri"/>
+        </w:rPr>
+        <w:t>The worker records revised departure/arrival times and resolves completed, cancelled, or diverted flights.</w:t>
+      </w:r>
+    </w:p>
+    <w:p>
+      <w:pPr>
+        <w:numPr>
+          <w:ilvl w:val="0"/>
+          <w:numId w:val="17"/>
+        </w:numPr>
+      </w:pPr>
+      <w:r>
+        <w:rPr>
+          <w:rFonts w:ascii="Calibri" w:hAnsi="Calibri"/>
+        </w:rPr>
+        <w:t>A nightly backfill repairs recently completed flights with missing actual times.</w:t>
+      </w:r>
+    </w:p>
+    <w:p>
+      <w:pPr>
+        <w:numPr>
+          <w:ilvl w:val="0"/>
+          <w:numId w:val="17"/>
+        </w:numPr>
+      </w:pPr>
+      <w:r>
+        <w:rPr>
+          <w:rFonts w:ascii="Calibri" w:hAnsi="Calibri"/>
+        </w:rPr>
+        <w:t>The Flights page calculates route, airline, delay, duration, and punctuality statistics.</w:t>
+      </w:r>
+    </w:p>
+    <w:p>
+      <w:pPr>
+        <w:pStyle w:val="Heading2"/>
+      </w:pPr>
+      <w:r>
+        <w:t>User-visible capabilities</w:t>
+      </w:r>
+    </w:p>
+    <w:p>
+      <w:pPr>
+        <w:pStyle w:val="ListBullet"/>
+      </w:pPr>
+      <w:r>
+        <w:rPr>
+          <w:rFonts w:ascii="Calibri" w:hAnsi="Calibri"/>
+        </w:rPr>
+        <w:t>Manual create, update, and delete.</w:t>
+      </w:r>
+    </w:p>
+    <w:p>
+      <w:pPr>
+        <w:pStyle w:val="ListBullet"/>
+      </w:pPr>
+      <w:r>
+        <w:rPr>
+          <w:rFonts w:ascii="Calibri" w:hAnsi="Calibri"/>
+        </w:rPr>
+        <w:t>XLSX import for historical records.</w:t>
+      </w:r>
+    </w:p>
+    <w:p>
+      <w:pPr>
+        <w:pStyle w:val="ListBullet"/>
+      </w:pPr>
+      <w:r>
+        <w:rPr>
+          <w:rFonts w:ascii="Calibri" w:hAnsi="Calibri"/>
+        </w:rPr>
+        <w:t>Ryanair itinerary extraction from email.</w:t>
+      </w:r>
+    </w:p>
+    <w:p>
+      <w:pPr>
+        <w:pStyle w:val="ListBullet"/>
+      </w:pPr>
+      <w:r>
+        <w:rPr>
+          <w:rFonts w:ascii="Calibri" w:hAnsi="Calibri"/>
+        </w:rPr>
+        <w:t>Single and bulk AeroDataBox lookups.</w:t>
+      </w:r>
+    </w:p>
+    <w:p>
+      <w:pPr>
+        <w:pStyle w:val="ListBullet"/>
+      </w:pPr>
+      <w:r>
+        <w:rPr>
+          <w:rFonts w:ascii="Calibri" w:hAnsi="Calibri"/>
+        </w:rPr>
+        <w:t>Scheduled versus actual departure and arrival times.</w:t>
+      </w:r>
+    </w:p>
+    <w:p>
+      <w:pPr>
+        <w:pStyle w:val="ListBullet"/>
+      </w:pPr>
+      <w:r>
+        <w:rPr>
+          <w:rFonts w:ascii="Calibri" w:hAnsi="Calibri"/>
+        </w:rPr>
+        <w:t>Route, airline, delay, and actual-duration statistics.</w:t>
+      </w:r>
+    </w:p>
+    <w:p>
+      <w:pPr>
+        <w:pStyle w:val="Heading2"/>
+      </w:pPr>
+      <w:r>
+        <w:t>What production showed on 12 June 2026</w:t>
+      </w:r>
+    </w:p>
+    <w:p>
+      <w:r>
+        <w:rPr>
+          <w:rFonts w:ascii="Calibri" w:hAnsi="Calibri"/>
+        </w:rPr>
+        <w:t xml:space="preserve">The 11 June flight </w:t>
+      </w:r>
+      <w:r>
+        <w:rPr>
+          <w:rFonts w:ascii="Courier New" w:hAnsi="Courier New"/>
+          <w:color w:val="1F4D78"/>
+          <w:sz w:val="21"/>
+        </w:rPr>
+        <w:t>FR808 DUB-EDI</w:t>
+      </w:r>
+      <w:r>
+        <w:rPr>
+          <w:rFonts w:ascii="Calibri" w:hAnsi="Calibri"/>
+        </w:rPr>
+        <w:t xml:space="preserve"> is present as completed with scheduled times </w:t>
+      </w:r>
+      <w:r>
+        <w:rPr>
+          <w:rFonts w:ascii="Courier New" w:hAnsi="Courier New"/>
+          <w:color w:val="1F4D78"/>
+          <w:sz w:val="21"/>
+        </w:rPr>
+        <w:t>06:10-07:20</w:t>
+      </w:r>
+      <w:r>
+        <w:rPr>
+          <w:rFonts w:ascii="Calibri" w:hAnsi="Calibri"/>
+        </w:rPr>
+        <w:t xml:space="preserve"> and actual times </w:t>
+      </w:r>
+      <w:r>
+        <w:rPr>
+          <w:rFonts w:ascii="Courier New" w:hAnsi="Courier New"/>
+          <w:color w:val="1F4D78"/>
+          <w:sz w:val="21"/>
+        </w:rPr>
+        <w:t>06:11-06:58</w:t>
+      </w:r>
+      <w:r>
+        <w:rPr>
+          <w:rFonts w:ascii="Calibri" w:hAnsi="Calibri"/>
+        </w:rPr>
+        <w:t>. It was repaired by the backfill around 19:06 on 11 June rather than captured reliably by the live tracker. The system therefore contains the journey now, but the live-tracking promise was not met at travel time.</w:t>
+      </w:r>
+    </w:p>
+    <w:p>
+      <w:r>
+        <w:rPr>
+          <w:rFonts w:ascii="Calibri" w:hAnsi="Calibri"/>
+        </w:rPr>
+        <w:t xml:space="preserve">The return flight </w:t>
+      </w:r>
+      <w:r>
+        <w:rPr>
+          <w:rFonts w:ascii="Courier New" w:hAnsi="Courier New"/>
+          <w:color w:val="1F4D78"/>
+          <w:sz w:val="21"/>
+        </w:rPr>
+        <w:t>FR815 EDI-DUB</w:t>
+      </w:r>
+      <w:r>
+        <w:rPr>
+          <w:rFonts w:ascii="Calibri" w:hAnsi="Calibri"/>
+        </w:rPr>
+        <w:t xml:space="preserve"> for 13 June had </w:t>
+      </w:r>
+      <w:r>
+        <w:rPr>
+          <w:rFonts w:ascii="Courier New" w:hAnsi="Courier New"/>
+          <w:color w:val="1F4D78"/>
+          <w:sz w:val="21"/>
+        </w:rPr>
+        <w:t>actual_arr=23:05</w:t>
+      </w:r>
+      <w:r>
+        <w:rPr>
+          <w:rFonts w:ascii="Calibri" w:hAnsi="Calibri"/>
+        </w:rPr>
+        <w:t xml:space="preserve"> written before the flight occurred. This is not an actual arrival; the backfill treated a future revised/scheduled value as actual.</w:t>
+      </w:r>
+    </w:p>
+    <w:p>
+      <w:pPr>
+        <w:pStyle w:val="Heading2"/>
+      </w:pPr>
+      <w:r>
+        <w:t>Flight failure signals</w:t>
+      </w:r>
+    </w:p>
+    <w:p>
+      <w:pPr>
+        <w:pStyle w:val="ListBullet"/>
+      </w:pPr>
+      <w:r>
+        <w:rPr>
+          <w:rFonts w:ascii="Calibri" w:hAnsi="Calibri"/>
+        </w:rPr>
+        <w:t xml:space="preserve">A completed flight has blank </w:t>
+      </w:r>
+      <w:r>
+        <w:rPr>
+          <w:rFonts w:ascii="Courier New" w:hAnsi="Courier New"/>
+          <w:color w:val="1F4D78"/>
+          <w:sz w:val="21"/>
+        </w:rPr>
+        <w:t>actual_dep</w:t>
+      </w:r>
+      <w:r>
+        <w:rPr>
+          <w:rFonts w:ascii="Calibri" w:hAnsi="Calibri"/>
+        </w:rPr>
+        <w:t xml:space="preserve"> or </w:t>
+      </w:r>
+      <w:r>
+        <w:rPr>
+          <w:rFonts w:ascii="Courier New" w:hAnsi="Courier New"/>
+          <w:color w:val="1F4D78"/>
+          <w:sz w:val="21"/>
+        </w:rPr>
+        <w:t>actual_arr</w:t>
+      </w:r>
+      <w:r>
+        <w:rPr>
+          <w:rFonts w:ascii="Calibri" w:hAnsi="Calibri"/>
+        </w:rPr>
+        <w:t>.</w:t>
+      </w:r>
+    </w:p>
+    <w:p>
+      <w:pPr>
+        <w:pStyle w:val="ListBullet"/>
+      </w:pPr>
+      <w:r>
+        <w:rPr>
+          <w:rFonts w:ascii="Calibri" w:hAnsi="Calibri"/>
+        </w:rPr>
+        <w:t>A future flight has an actual time.</w:t>
+      </w:r>
+    </w:p>
+    <w:p>
+      <w:pPr>
+        <w:pStyle w:val="ListBullet"/>
+      </w:pPr>
+      <w:r>
+        <w:rPr>
+          <w:rFonts w:ascii="Calibri" w:hAnsi="Calibri"/>
+        </w:rPr>
+        <w:t xml:space="preserve">A scheduled flight has no pending </w:t>
+      </w:r>
+      <w:r>
+        <w:rPr>
+          <w:rFonts w:ascii="Courier New" w:hAnsi="Courier New"/>
+          <w:color w:val="1F4D78"/>
+          <w:sz w:val="21"/>
+        </w:rPr>
+        <w:t>flight_refresh</w:t>
+      </w:r>
+      <w:r>
+        <w:rPr>
+          <w:rFonts w:ascii="Calibri" w:hAnsi="Calibri"/>
+        </w:rPr>
+        <w:t xml:space="preserve"> job.</w:t>
+      </w:r>
+    </w:p>
+    <w:p>
+      <w:pPr>
+        <w:pStyle w:val="ListBullet"/>
+      </w:pPr>
+      <w:r>
+        <w:rPr>
+          <w:rFonts w:ascii="Calibri" w:hAnsi="Calibri"/>
+        </w:rPr>
+        <w:t xml:space="preserve">Multiple pending </w:t>
+      </w:r>
+      <w:r>
+        <w:rPr>
+          <w:rFonts w:ascii="Courier New" w:hAnsi="Courier New"/>
+          <w:color w:val="1F4D78"/>
+          <w:sz w:val="21"/>
+        </w:rPr>
+        <w:t>flight_backfill</w:t>
+      </w:r>
+      <w:r>
+        <w:rPr>
+          <w:rFonts w:ascii="Calibri" w:hAnsi="Calibri"/>
+        </w:rPr>
+        <w:t xml:space="preserve"> jobs exist.</w:t>
+      </w:r>
+    </w:p>
+    <w:p>
+      <w:pPr>
+        <w:pStyle w:val="ListBullet"/>
+      </w:pPr>
+      <w:r>
+        <w:rPr>
+          <w:rFonts w:ascii="Calibri" w:hAnsi="Calibri"/>
+        </w:rPr>
+        <w:t>The tracker logs “tracking complete” without storing actual times.</w:t>
+      </w:r>
+    </w:p>
+    <w:p>
+      <w:pPr>
+        <w:pStyle w:val="ListBullet"/>
+      </w:pPr>
+      <w:r>
+        <w:rPr>
+          <w:rFonts w:ascii="Calibri" w:hAnsi="Calibri"/>
+        </w:rPr>
+        <w:t>Preparation/check-in tasks are created after the journey rather than before it.</w:t>
+      </w:r>
+    </w:p>
+    <w:p>
+      <w:r>
+        <w:rPr>
+          <w:rFonts w:ascii="Calibri" w:hAnsi="Calibri"/>
+        </w:rPr>
+        <w:t>Keep imported workbook formats stable. Do not manually invent actual times. Use the lookup/backfill path, inspect the raw provider fields, and confirm the database result.</w:t>
+      </w:r>
+    </w:p>
+    <w:p>
+      <w:pPr>
+        <w:pStyle w:val="Heading1"/>
+      </w:pPr>
+      <w:r>
+        <w:t>13. Profile, Public Portfolio, and CV Tools</w:t>
+      </w:r>
+    </w:p>
+    <w:p>
+      <w:pPr>
+        <w:pStyle w:val="Heading2"/>
+      </w:pPr>
+      <w:r>
+        <w:t>What the Profile system is</w:t>
+      </w:r>
+    </w:p>
+    <w:p>
+      <w:r>
+        <w:rPr>
+          <w:rFonts w:ascii="Calibri" w:hAnsi="Calibri"/>
+        </w:rPr>
+        <w:t>The Profile system is both a public portfolio and a structured candidate knowledge base. It serves four different audiences:</w:t>
+      </w:r>
+    </w:p>
+    <w:p>
+      <w:pPr>
+        <w:pStyle w:val="ListBullet"/>
+      </w:pPr>
+      <w:r>
+        <w:rPr>
+          <w:rFonts w:ascii="Calibri" w:hAnsi="Calibri"/>
+        </w:rPr>
+        <w:t>A human visitor reading the public page.</w:t>
+      </w:r>
+    </w:p>
+    <w:p>
+      <w:pPr>
+        <w:pStyle w:val="ListBullet"/>
+      </w:pPr>
+      <w:r>
+        <w:rPr>
+          <w:rFonts w:ascii="Calibri" w:hAnsi="Calibri"/>
+        </w:rPr>
+        <w:t>A recruiter downloading the Executive Summary PDF.</w:t>
+      </w:r>
+    </w:p>
+    <w:p>
+      <w:pPr>
+        <w:pStyle w:val="ListBullet"/>
+      </w:pPr>
+      <w:r>
+        <w:rPr>
+          <w:rFonts w:ascii="Calibri" w:hAnsi="Calibri"/>
+        </w:rPr>
+        <w:t>A visitor asking the public portfolio AI questions.</w:t>
+      </w:r>
+    </w:p>
+    <w:p>
+      <w:pPr>
+        <w:pStyle w:val="ListBullet"/>
+      </w:pPr>
+      <w:r>
+        <w:rPr>
+          <w:rFonts w:ascii="Calibri" w:hAnsi="Calibri"/>
+        </w:rPr>
+        <w:t>A visitor submitting a role to Candidate Analysis.</w:t>
+      </w:r>
+    </w:p>
+    <w:p>
+      <w:r>
+        <w:rPr>
+          <w:rFonts w:ascii="Calibri" w:hAnsi="Calibri"/>
+        </w:rPr>
+        <w:t>These surfaces do not use the same context. A field being present in Admin does not mean it appears everywhere.</w:t>
+      </w:r>
+    </w:p>
+    <w:p>
+      <w:pPr>
+        <w:pStyle w:val="Heading2"/>
+      </w:pPr>
+      <w:r>
+        <w:t>Main data stores</w:t>
+      </w:r>
+    </w:p>
+    <w:p>
+      <w:pPr>
+        <w:pStyle w:val="ListBullet"/>
+      </w:pPr>
+      <w:r>
+        <w:rPr>
+          <w:rFonts w:ascii="Courier New" w:hAnsi="Courier New"/>
+          <w:color w:val="1F4D78"/>
+          <w:sz w:val="21"/>
+        </w:rPr>
+        <w:t>profile</w:t>
+      </w:r>
+      <w:r>
+        <w:rPr>
+          <w:rFonts w:ascii="Calibri" w:hAnsi="Calibri"/>
+        </w:rPr>
+        <w:t>: identity, contact details, role preferences, working style, salary, availability, and values.</w:t>
+      </w:r>
+    </w:p>
+    <w:p>
+      <w:pPr>
+        <w:pStyle w:val="ListBullet"/>
+      </w:pPr>
+      <w:r>
+        <w:rPr>
+          <w:rFonts w:ascii="Courier New" w:hAnsi="Courier New"/>
+          <w:color w:val="1F4D78"/>
+          <w:sz w:val="21"/>
+        </w:rPr>
+        <w:t>cv_context</w:t>
+      </w:r>
+      <w:r>
+        <w:rPr>
+          <w:rFonts w:ascii="Calibri" w:hAnsi="Calibri"/>
+        </w:rPr>
+        <w:t>: flexible public copy and broad AI context.</w:t>
+      </w:r>
+    </w:p>
+    <w:p>
+      <w:pPr>
+        <w:pStyle w:val="ListBullet"/>
+      </w:pPr>
+      <w:r>
+        <w:rPr>
+          <w:rFonts w:ascii="Courier New" w:hAnsi="Courier New"/>
+          <w:color w:val="1F4D78"/>
+          <w:sz w:val="21"/>
+        </w:rPr>
+        <w:t>experiences</w:t>
+      </w:r>
+      <w:r>
+        <w:rPr>
+          <w:rFonts w:ascii="Calibri" w:hAnsi="Calibri"/>
+        </w:rPr>
+        <w:t>: employment timeline and evidence.</w:t>
+      </w:r>
+    </w:p>
+    <w:p>
+      <w:pPr>
+        <w:pStyle w:val="ListBullet"/>
+      </w:pPr>
+      <w:r>
+        <w:rPr>
+          <w:rFonts w:ascii="Courier New" w:hAnsi="Courier New"/>
+          <w:color w:val="1F4D78"/>
+          <w:sz w:val="21"/>
+        </w:rPr>
+        <w:t>skills</w:t>
+      </w:r>
+      <w:r>
+        <w:rPr>
+          <w:rFonts w:ascii="Calibri" w:hAnsi="Calibri"/>
+        </w:rPr>
+        <w:t>: visible and AI-readable capability records.</w:t>
+      </w:r>
+    </w:p>
+    <w:p>
+      <w:pPr>
+        <w:pStyle w:val="ListBullet"/>
+      </w:pPr>
+      <w:r>
+        <w:rPr>
+          <w:rFonts w:ascii="Courier New" w:hAnsi="Courier New"/>
+          <w:color w:val="1F4D78"/>
+          <w:sz w:val="21"/>
+        </w:rPr>
+        <w:t>skill_candidates</w:t>
+      </w:r>
+      <w:r>
+        <w:rPr>
+          <w:rFonts w:ascii="Calibri" w:hAnsi="Calibri"/>
+        </w:rPr>
+        <w:t>: topics detected from CV-tagged Hub projects.</w:t>
+      </w:r>
+    </w:p>
+    <w:p>
+      <w:pPr>
+        <w:pStyle w:val="ListBullet"/>
+      </w:pPr>
+      <w:r>
+        <w:rPr>
+          <w:rFonts w:ascii="Courier New" w:hAnsi="Courier New"/>
+          <w:color w:val="1F4D78"/>
+          <w:sz w:val="21"/>
+        </w:rPr>
+        <w:t>gaps</w:t>
+      </w:r>
+      <w:r>
+        <w:rPr>
+          <w:rFonts w:ascii="Calibri" w:hAnsi="Calibri"/>
+        </w:rPr>
+        <w:t>: honest limitations and development areas.</w:t>
+      </w:r>
+    </w:p>
+    <w:p>
+      <w:pPr>
+        <w:pStyle w:val="ListBullet"/>
+      </w:pPr>
+      <w:r>
+        <w:rPr>
+          <w:rFonts w:ascii="Courier New" w:hAnsi="Courier New"/>
+          <w:color w:val="1F4D78"/>
+          <w:sz w:val="21"/>
+        </w:rPr>
+        <w:t>faqs</w:t>
+      </w:r>
+      <w:r>
+        <w:rPr>
+          <w:rFonts w:ascii="Calibri" w:hAnsi="Calibri"/>
+        </w:rPr>
+        <w:t>: prepared public-chat answers.</w:t>
+      </w:r>
+    </w:p>
+    <w:p>
+      <w:pPr>
+        <w:pStyle w:val="ListBullet"/>
+      </w:pPr>
+      <w:r>
+        <w:rPr>
+          <w:rFonts w:ascii="Courier New" w:hAnsi="Courier New"/>
+          <w:color w:val="1F4D78"/>
+          <w:sz w:val="21"/>
+        </w:rPr>
+        <w:t>ai_instructions</w:t>
+      </w:r>
+      <w:r>
+        <w:rPr>
+          <w:rFonts w:ascii="Calibri" w:hAnsi="Calibri"/>
+        </w:rPr>
+        <w:t>: behavioral instructions for portfolio chat.</w:t>
+      </w:r>
+    </w:p>
+    <w:p>
+      <w:pPr>
+        <w:pStyle w:val="ListBullet"/>
+      </w:pPr>
+      <w:r>
+        <w:rPr>
+          <w:rFonts w:ascii="Courier New" w:hAnsi="Courier New"/>
+          <w:color w:val="1F4D78"/>
+          <w:sz w:val="21"/>
+        </w:rPr>
+        <w:t>jd_submissions</w:t>
+      </w:r>
+      <w:r>
+        <w:rPr>
+          <w:rFonts w:ascii="Calibri" w:hAnsi="Calibri"/>
+        </w:rPr>
+        <w:t>: submitted role descriptions and generated assessments.</w:t>
+      </w:r>
+    </w:p>
+    <w:p>
+      <w:pPr>
+        <w:pStyle w:val="ListBullet"/>
+      </w:pPr>
+      <w:r>
+        <w:rPr>
+          <w:rFonts w:ascii="Courier New" w:hAnsi="Courier New"/>
+          <w:color w:val="1F4D78"/>
+          <w:sz w:val="21"/>
+        </w:rPr>
+        <w:t>portfolio_messages</w:t>
+      </w:r>
+      <w:r>
+        <w:rPr>
+          <w:rFonts w:ascii="Calibri" w:hAnsi="Calibri"/>
+        </w:rPr>
+        <w:t>: public AI-chat transcripts.</w:t>
+      </w:r>
+    </w:p>
+    <w:p>
+      <w:pPr>
+        <w:pStyle w:val="ListBullet"/>
+      </w:pPr>
+      <w:r>
+        <w:rPr>
+          <w:rFonts w:ascii="Calibri" w:hAnsi="Calibri"/>
+        </w:rPr>
+        <w:t xml:space="preserve">Hub projects marked </w:t>
+      </w:r>
+      <w:r>
+        <w:rPr>
+          <w:rFonts w:ascii="Courier New" w:hAnsi="Courier New"/>
+          <w:color w:val="1F4D78"/>
+          <w:sz w:val="21"/>
+        </w:rPr>
+        <w:t>is_cv_context=1</w:t>
+      </w:r>
+      <w:r>
+        <w:rPr>
+          <w:rFonts w:ascii="Calibri" w:hAnsi="Calibri"/>
+        </w:rPr>
+        <w:t>: private evidence made available to selected portfolio workflows.</w:t>
+      </w:r>
+    </w:p>
+    <w:p>
+      <w:r>
+        <w:rPr>
+          <w:rFonts w:ascii="Calibri" w:hAnsi="Calibri"/>
+        </w:rPr>
+        <w:t>Production contained 19 CV-context rows, 10 experiences, 41 skills, 24 detected skill candidates, 7 Candidate Analysis submissions, and 43 portfolio messages at the audit date.</w:t>
+      </w:r>
+    </w:p>
+    <w:p>
+      <w:pPr>
+        <w:pStyle w:val="Heading2"/>
+      </w:pPr>
+      <w:r>
+        <w:t>Public page</w:t>
+      </w:r>
+    </w:p>
+    <w:p>
+      <w:r>
+        <w:rPr>
+          <w:rFonts w:ascii="Calibri" w:hAnsi="Calibri"/>
+        </w:rPr>
+        <w:t>The public page combines selected database fields with some hardcoded sections:</w:t>
+      </w:r>
+    </w:p>
+    <w:p>
+      <w:pPr>
+        <w:pStyle w:val="ListBullet"/>
+      </w:pPr>
+      <w:r>
+        <w:rPr>
+          <w:rFonts w:ascii="Calibri" w:hAnsi="Calibri"/>
+        </w:rPr>
+        <w:t>Hero: name, credentials, title, tagline, portrait, availability, notice period, and remote preference.</w:t>
+      </w:r>
+    </w:p>
+    <w:p>
+      <w:pPr>
+        <w:pStyle w:val="ListBullet"/>
+      </w:pPr>
+      <w:r>
+        <w:rPr>
+          <w:rFonts w:ascii="Calibri" w:hAnsi="Calibri"/>
+        </w:rPr>
+        <w:t>Vision section: configurable CV-copy fields.</w:t>
+      </w:r>
+    </w:p>
+    <w:p>
+      <w:pPr>
+        <w:pStyle w:val="ListBullet"/>
+      </w:pPr>
+      <w:r>
+        <w:rPr>
+          <w:rFonts w:ascii="Calibri" w:hAnsi="Calibri"/>
+        </w:rPr>
+        <w:t xml:space="preserve">AI-assisted builds: currently Douglas-specific content from </w:t>
+      </w:r>
+      <w:r>
+        <w:rPr>
+          <w:rFonts w:ascii="Courier New" w:hAnsi="Courier New"/>
+          <w:color w:val="1F4D78"/>
+          <w:sz w:val="21"/>
+        </w:rPr>
+        <w:t>lib/aiBuilds.js</w:t>
+      </w:r>
+      <w:r>
+        <w:rPr>
+          <w:rFonts w:ascii="Calibri" w:hAnsi="Calibri"/>
+        </w:rPr>
+        <w:t>.</w:t>
+      </w:r>
+    </w:p>
+    <w:p>
+      <w:pPr>
+        <w:pStyle w:val="ListBullet"/>
+      </w:pPr>
+      <w:r>
+        <w:rPr>
+          <w:rFonts w:ascii="Calibri" w:hAnsi="Calibri"/>
+        </w:rPr>
+        <w:t>Experience timeline: experiences marked as CV context.</w:t>
+      </w:r>
+    </w:p>
+    <w:p>
+      <w:pPr>
+        <w:pStyle w:val="ListBullet"/>
+      </w:pPr>
+      <w:r>
+        <w:rPr>
+          <w:rFonts w:ascii="Calibri" w:hAnsi="Calibri"/>
+        </w:rPr>
+        <w:t xml:space="preserve">Capability: only the first three </w:t>
+      </w:r>
+      <w:r>
+        <w:rPr>
+          <w:rFonts w:ascii="Courier New" w:hAnsi="Courier New"/>
+          <w:color w:val="1F4D78"/>
+          <w:sz w:val="21"/>
+        </w:rPr>
+        <w:t>strong</w:t>
+      </w:r>
+      <w:r>
+        <w:rPr>
+          <w:rFonts w:ascii="Calibri" w:hAnsi="Calibri"/>
+        </w:rPr>
+        <w:t xml:space="preserve"> skills are data-driven; other cards contain static text.</w:t>
+      </w:r>
+    </w:p>
+    <w:p>
+      <w:pPr>
+        <w:pStyle w:val="ListBullet"/>
+      </w:pPr>
+      <w:r>
+        <w:rPr>
+          <w:rFonts w:ascii="Calibri" w:hAnsi="Calibri"/>
+        </w:rPr>
+        <w:t>Governance essay and statistics: configured CV-copy fields plus two hardcoded visual tiles.</w:t>
+      </w:r>
+    </w:p>
+    <w:p>
+      <w:pPr>
+        <w:pStyle w:val="ListBullet"/>
+      </w:pPr>
+      <w:r>
+        <w:rPr>
+          <w:rFonts w:ascii="Calibri" w:hAnsi="Calibri"/>
+        </w:rPr>
+        <w:t>Footer: role label, email, phone reveal, LinkedIn, and Executive Summary link.</w:t>
+      </w:r>
+    </w:p>
+    <w:p>
+      <w:pPr>
+        <w:pStyle w:val="Heading2"/>
+      </w:pPr>
+      <w:r>
+        <w:t>Executive Summary PDF</w:t>
+      </w:r>
+    </w:p>
+    <w:p>
+      <w:r>
+        <w:rPr>
+          <w:rFonts w:ascii="Calibri" w:hAnsi="Calibri"/>
+        </w:rPr>
+        <w:t>The PDF includes profile identity/contact basics, role label, summary, location, LinkedIn, the first five CV-context experiences, and Douglas's AI-assisted builds. It does not currently include salary, values, gaps, FAQs, management style, target roles, or the selected availability/remote fields, even though some of those are present elsewhere.</w:t>
+      </w:r>
+    </w:p>
+    <w:p>
+      <w:pPr>
+        <w:pStyle w:val="Heading2"/>
+      </w:pPr>
+      <w:r>
+        <w:t>Portfolio AI chat</w:t>
+      </w:r>
+    </w:p>
+    <w:p>
+      <w:r>
+        <w:rPr>
+          <w:rFonts w:ascii="Calibri" w:hAnsi="Calibri"/>
+        </w:rPr>
+        <w:t>This is the broadest Profile surface. It receives profile preferences, all CV copy, experiences, detailed skills, gaps, values, FAQs, AI instructions, chat-only detected topics, recent messages from CV-context Hub projects, and recent visitor conversation history. It speaks in first person as the candidate and is instructed not to fabricate.</w:t>
+      </w:r>
+    </w:p>
+    <w:p>
+      <w:r>
+        <w:rPr>
+          <w:rFonts w:ascii="Calibri" w:hAnsi="Calibri"/>
+        </w:rPr>
+        <w:t>Because salary, preferences, and other backend-only fields can be supplied to a public visitor through AI chat, every Profile field should be treated as potentially public unless the prompt explicitly excludes it.</w:t>
+      </w:r>
+    </w:p>
+    <w:p>
+      <w:pPr>
+        <w:pStyle w:val="Heading2"/>
+      </w:pPr>
+      <w:r>
+        <w:t>Candidate Analysis</w:t>
+      </w:r>
+    </w:p>
+    <w:p>
+      <w:r>
+        <w:rPr>
+          <w:rFonts w:ascii="Calibri" w:hAnsi="Calibri"/>
+        </w:rPr>
+        <w:t>Candidate Analysis is narrower than portfolio chat. It receives:</w:t>
+      </w:r>
+    </w:p>
+    <w:p>
+      <w:pPr>
+        <w:pStyle w:val="ListBullet"/>
+      </w:pPr>
+      <w:r>
+        <w:rPr>
+          <w:rFonts w:ascii="Calibri" w:hAnsi="Calibri"/>
+        </w:rPr>
+        <w:t>All CV-context rows.</w:t>
+      </w:r>
+    </w:p>
+    <w:p>
+      <w:pPr>
+        <w:pStyle w:val="ListBullet"/>
+      </w:pPr>
+      <w:r>
+        <w:rPr>
+          <w:rFonts w:ascii="Calibri" w:hAnsi="Calibri"/>
+        </w:rPr>
+        <w:t>CV-context experiences.</w:t>
+      </w:r>
+    </w:p>
+    <w:p>
+      <w:pPr>
+        <w:pStyle w:val="ListBullet"/>
+      </w:pPr>
+      <w:r>
+        <w:rPr>
+          <w:rFonts w:ascii="Calibri" w:hAnsi="Calibri"/>
+        </w:rPr>
+        <w:t>Skills as name, level, and category.</w:t>
+      </w:r>
+    </w:p>
+    <w:p>
+      <w:pPr>
+        <w:pStyle w:val="ListBullet"/>
+      </w:pPr>
+      <w:r>
+        <w:rPr>
+          <w:rFonts w:ascii="Calibri" w:hAnsi="Calibri"/>
+        </w:rPr>
+        <w:t>Douglas AI-assisted builds.</w:t>
+      </w:r>
+    </w:p>
+    <w:p>
+      <w:pPr>
+        <w:pStyle w:val="ListBullet"/>
+      </w:pPr>
+      <w:r>
+        <w:rPr>
+          <w:rFonts w:ascii="Calibri" w:hAnsi="Calibri"/>
+        </w:rPr>
+        <w:t>The submitted role description.</w:t>
+      </w:r>
+    </w:p>
+    <w:p>
+      <w:r>
+        <w:rPr>
+          <w:rFonts w:ascii="Calibri" w:hAnsi="Calibri"/>
+        </w:rPr>
+        <w:t>It does not receive most profile preferences, detailed skill evidence, gaps, values, FAQs, AI instructions, or Hub project memories. Each submission and response is retained for Admin review.</w:t>
+      </w:r>
+    </w:p>
+    <w:p>
+      <w:pPr>
+        <w:pStyle w:val="Heading2"/>
+      </w:pPr>
+      <w:r>
+        <w:t>Profile Admin</w:t>
+      </w:r>
+    </w:p>
+    <w:p>
+      <w:r>
+        <w:rPr>
+          <w:rFonts w:ascii="Calibri" w:hAnsi="Calibri"/>
+        </w:rPr>
+        <w:t>The private Admin tabs control:</w:t>
+      </w:r>
+    </w:p>
+    <w:p>
+      <w:pPr>
+        <w:pStyle w:val="ListBullet"/>
+      </w:pPr>
+      <w:r>
+        <w:rPr>
+          <w:rFonts w:ascii="Calibri" w:hAnsi="Calibri"/>
+          <w:b/>
+        </w:rPr>
+        <w:t>Profile:</w:t>
+      </w:r>
+      <w:r>
+        <w:rPr>
+          <w:rFonts w:ascii="Calibri" w:hAnsi="Calibri"/>
+        </w:rPr>
+        <w:t xml:space="preserve"> identity, contact details, target roles, preferences, working style, salary, availability, remote preference, and values.</w:t>
+      </w:r>
+    </w:p>
+    <w:p>
+      <w:pPr>
+        <w:pStyle w:val="ListBullet"/>
+      </w:pPr>
+      <w:r>
+        <w:rPr>
+          <w:rFonts w:ascii="Calibri" w:hAnsi="Calibri"/>
+          <w:b/>
+        </w:rPr>
+        <w:t>Experience:</w:t>
+      </w:r>
+      <w:r>
+        <w:rPr>
+          <w:rFonts w:ascii="Calibri" w:hAnsi="Calibri"/>
+        </w:rPr>
+        <w:t xml:space="preserve"> public/AI/PDF roles and their ordering. Existing rows can currently be added or deleted but not fully edited inline.</w:t>
+      </w:r>
+    </w:p>
+    <w:p>
+      <w:pPr>
+        <w:pStyle w:val="ListBullet"/>
+      </w:pPr>
+      <w:r>
+        <w:rPr>
+          <w:rFonts w:ascii="Calibri" w:hAnsi="Calibri"/>
+          <w:b/>
+        </w:rPr>
+        <w:t>Skills:</w:t>
+      </w:r>
+      <w:r>
+        <w:rPr>
+          <w:rFonts w:ascii="Calibri" w:hAnsi="Calibri"/>
+        </w:rPr>
+        <w:t xml:space="preserve"> level, category, evidence, self-rating, years, recency, and honest notes.</w:t>
+      </w:r>
+    </w:p>
+    <w:p>
+      <w:pPr>
+        <w:pStyle w:val="ListBullet"/>
+      </w:pPr>
+      <w:r>
+        <w:rPr>
+          <w:rFonts w:ascii="Calibri" w:hAnsi="Calibri"/>
+          <w:b/>
+        </w:rPr>
+        <w:t>Detected Topics:</w:t>
+      </w:r>
+      <w:r>
+        <w:rPr>
+          <w:rFonts w:ascii="Calibri" w:hAnsi="Calibri"/>
+        </w:rPr>
+        <w:t xml:space="preserve"> repeated topics found in CV-tagged Hub projects; promote to a skill, expose to chat only, dismiss, or reset.</w:t>
+      </w:r>
+    </w:p>
+    <w:p>
+      <w:pPr>
+        <w:pStyle w:val="ListBullet"/>
+      </w:pPr>
+      <w:r>
+        <w:rPr>
+          <w:rFonts w:ascii="Calibri" w:hAnsi="Calibri"/>
+          <w:b/>
+        </w:rPr>
+        <w:t>Gaps:</w:t>
+      </w:r>
+      <w:r>
+        <w:rPr>
+          <w:rFonts w:ascii="Calibri" w:hAnsi="Calibri"/>
+        </w:rPr>
+        <w:t xml:space="preserve"> honest limitations supplied to portfolio chat.</w:t>
+      </w:r>
+    </w:p>
+    <w:p>
+      <w:pPr>
+        <w:pStyle w:val="ListBullet"/>
+      </w:pPr>
+      <w:r>
+        <w:rPr>
+          <w:rFonts w:ascii="Calibri" w:hAnsi="Calibri"/>
+          <w:b/>
+        </w:rPr>
+        <w:t>Values &amp; Culture:</w:t>
+      </w:r>
+      <w:r>
+        <w:rPr>
+          <w:rFonts w:ascii="Calibri" w:hAnsi="Calibri"/>
+        </w:rPr>
+        <w:t xml:space="preserve"> working-environment preferences supplied to portfolio chat.</w:t>
+      </w:r>
+    </w:p>
+    <w:p>
+      <w:pPr>
+        <w:pStyle w:val="ListBullet"/>
+      </w:pPr>
+      <w:r>
+        <w:rPr>
+          <w:rFonts w:ascii="Calibri" w:hAnsi="Calibri"/>
+          <w:b/>
+        </w:rPr>
+        <w:t>FAQ:</w:t>
+      </w:r>
+      <w:r>
+        <w:rPr>
+          <w:rFonts w:ascii="Calibri" w:hAnsi="Calibri"/>
+        </w:rPr>
+        <w:t xml:space="preserve"> prepared answers supplied to portfolio chat.</w:t>
+      </w:r>
+    </w:p>
+    <w:p>
+      <w:pPr>
+        <w:pStyle w:val="ListBullet"/>
+      </w:pPr>
+      <w:r>
+        <w:rPr>
+          <w:rFonts w:ascii="Calibri" w:hAnsi="Calibri"/>
+          <w:b/>
+        </w:rPr>
+        <w:t>AI Instructions:</w:t>
+      </w:r>
+      <w:r>
+        <w:rPr>
+          <w:rFonts w:ascii="Calibri" w:hAnsi="Calibri"/>
+        </w:rPr>
+        <w:t xml:space="preserve"> honesty level and additional chat behavior.</w:t>
+      </w:r>
+    </w:p>
+    <w:p>
+      <w:pPr>
+        <w:pStyle w:val="ListBullet"/>
+      </w:pPr>
+      <w:r>
+        <w:rPr>
+          <w:rFonts w:ascii="Calibri" w:hAnsi="Calibri"/>
+          <w:b/>
+        </w:rPr>
+        <w:t>Candidate Analysis Submissions:</w:t>
+      </w:r>
+      <w:r>
+        <w:rPr>
+          <w:rFonts w:ascii="Calibri" w:hAnsi="Calibri"/>
+        </w:rPr>
+        <w:t xml:space="preserve"> read-only review of public submissions and responses.</w:t>
+      </w:r>
+    </w:p>
+    <w:p>
+      <w:pPr>
+        <w:pStyle w:val="ListBullet"/>
+      </w:pPr>
+      <w:r>
+        <w:rPr>
+          <w:rFonts w:ascii="Calibri" w:hAnsi="Calibri"/>
+          <w:b/>
+        </w:rPr>
+        <w:t>CV Copy:</w:t>
+      </w:r>
+      <w:r>
+        <w:rPr>
+          <w:rFonts w:ascii="Calibri" w:hAnsi="Calibri"/>
+        </w:rPr>
+        <w:t xml:space="preserve"> flexible key/value content; only known keys render visibly, but every key can influence AI.</w:t>
+      </w:r>
+    </w:p>
+    <w:p>
+      <w:pPr>
+        <w:pStyle w:val="ListBullet"/>
+      </w:pPr>
+      <w:r>
+        <w:rPr>
+          <w:rFonts w:ascii="Calibri" w:hAnsi="Calibri"/>
+          <w:b/>
+        </w:rPr>
+        <w:t>Hub Projects:</w:t>
+      </w:r>
+      <w:r>
+        <w:rPr>
+          <w:rFonts w:ascii="Calibri" w:hAnsi="Calibri"/>
+        </w:rPr>
+        <w:t xml:space="preserve"> controls which private projects feed portfolio chat and topic detection.</w:t>
+      </w:r>
+    </w:p>
+    <w:p>
+      <w:pPr>
+        <w:pStyle w:val="Heading2"/>
+      </w:pPr>
+      <w:r>
+        <w:t>Profile surfacing gaps</w:t>
+      </w:r>
+    </w:p>
+    <w:p>
+      <w:pPr>
+        <w:pStyle w:val="ListBullet"/>
+      </w:pPr>
+      <w:r>
+        <w:rPr>
+          <w:rFonts w:ascii="Calibri" w:hAnsi="Calibri"/>
+        </w:rPr>
+        <w:t>Values, gaps, FAQs, management style, and detailed skill evidence influence portfolio chat but not Candidate Analysis.</w:t>
+      </w:r>
+    </w:p>
+    <w:p>
+      <w:pPr>
+        <w:pStyle w:val="ListBullet"/>
+      </w:pPr>
+      <w:r>
+        <w:rPr>
+          <w:rFonts w:ascii="Calibri" w:hAnsi="Calibri"/>
+        </w:rPr>
+        <w:t>Salary is available to portfolio chat but not visibly printed.</w:t>
+      </w:r>
+    </w:p>
+    <w:p>
+      <w:pPr>
+        <w:pStyle w:val="ListBullet"/>
+      </w:pPr>
+      <w:r>
+        <w:rPr>
+          <w:rFonts w:ascii="Calibri" w:hAnsi="Calibri"/>
+        </w:rPr>
+        <w:t>Availability and remote preference appear on the page but not in the current PDF.</w:t>
+      </w:r>
+    </w:p>
+    <w:p>
+      <w:pPr>
+        <w:pStyle w:val="ListBullet"/>
+      </w:pPr>
+      <w:r>
+        <w:rPr>
+          <w:rFonts w:ascii="Calibri" w:hAnsi="Calibri"/>
+        </w:rPr>
+        <w:t>Hub project evidence reaches portfolio chat and topic detection, but not the PDF or Candidate Analysis except through promoted skills.</w:t>
+      </w:r>
+    </w:p>
+    <w:p>
+      <w:pPr>
+        <w:pStyle w:val="ListBullet"/>
+      </w:pPr>
+      <w:r>
+        <w:rPr>
+          <w:rFonts w:ascii="Calibri" w:hAnsi="Calibri"/>
+        </w:rPr>
+        <w:t>Several visible capability/strategy blocks are hardcoded and cannot be maintained from Admin.</w:t>
+      </w:r>
+    </w:p>
+    <w:p>
+      <w:pPr>
+        <w:pStyle w:val="ListBullet"/>
+      </w:pPr>
+      <w:r>
+        <w:rPr>
+          <w:rFonts w:ascii="Calibri" w:hAnsi="Calibri"/>
+        </w:rPr>
+        <w:t>New arbitrary CV-copy keys affect AI but do not create new public-page sections.</w:t>
+      </w:r>
+    </w:p>
+    <w:p>
+      <w:r>
+        <w:rPr>
+          <w:rFonts w:ascii="Calibri" w:hAnsi="Calibri"/>
+        </w:rPr>
+        <w:t>Treat Profile changes as public publishing. Preview the page, test both AI surfaces, and generate the PDF after factual edits.</w:t>
       </w:r>
     </w:p>
     <w:p>
@@ -7166,6 +9248,50 @@
           <w:sz w:val="17"/>
         </w:rPr>
         <w:t>./scripts/update-token-burn-data.sh</w:t>
+      </w:r>
+    </w:p>
+    <w:p>
+      <w:r>
+        <w:rPr>
+          <w:rFonts w:ascii="Calibri" w:hAnsi="Calibri"/>
+        </w:rPr>
+        <w:t>Install or repair the nightly 02:00 refresh with:</w:t>
+      </w:r>
+    </w:p>
+    <w:p>
+      <w:pPr>
+        <w:pStyle w:val="ManualCode"/>
+        <w:keepLines/>
+      </w:pPr>
+      <w:r>
+        <w:rPr>
+          <w:rFonts w:ascii="Courier New" w:hAnsi="Courier New"/>
+          <w:color w:val="1F4D78"/>
+          <w:sz w:val="17"/>
+        </w:rPr>
+        <w:t>./scripts/install-token-burn-refresh.sh</w:t>
+      </w:r>
+    </w:p>
+    <w:p>
+      <w:r>
+        <w:rPr>
+          <w:rFonts w:ascii="Calibri" w:hAnsi="Calibri"/>
+        </w:rPr>
+        <w:t xml:space="preserve">The LaunchAgent runs once when installed and writes its log to </w:t>
+      </w:r>
+      <w:r>
+        <w:rPr>
+          <w:rFonts w:ascii="Courier New" w:hAnsi="Courier New"/>
+          <w:color w:val="1F4D78"/>
+          <w:sz w:val="21"/>
+        </w:rPr>
+        <w:t>data/logs/token-burn-refresh.log</w:t>
+      </w:r>
+      <w:r>
+        <w:rPr>
+          <w:rFonts w:ascii="Calibri" w:hAnsi="Calibri"/>
+        </w:rPr>
+        <w:t>.</w:t>
       </w:r>
     </w:p>
     <w:p>
@@ -8327,7 +10453,7 @@
       <w:pPr>
         <w:numPr>
           <w:ilvl w:val="0"/>
-          <w:numId w:val="16"/>
+          <w:numId w:val="18"/>
         </w:numPr>
       </w:pPr>
       <w:r>
@@ -8341,7 +10467,7 @@
       <w:pPr>
         <w:numPr>
           <w:ilvl w:val="0"/>
-          <w:numId w:val="16"/>
+          <w:numId w:val="18"/>
         </w:numPr>
       </w:pPr>
       <w:r>
@@ -8355,7 +10481,7 @@
       <w:pPr>
         <w:numPr>
           <w:ilvl w:val="0"/>
-          <w:numId w:val="16"/>
+          <w:numId w:val="18"/>
         </w:numPr>
       </w:pPr>
       <w:r>
@@ -8369,7 +10495,7 @@
       <w:pPr>
         <w:numPr>
           <w:ilvl w:val="0"/>
-          <w:numId w:val="16"/>
+          <w:numId w:val="18"/>
         </w:numPr>
       </w:pPr>
       <w:r>
@@ -8383,7 +10509,7 @@
       <w:pPr>
         <w:numPr>
           <w:ilvl w:val="0"/>
-          <w:numId w:val="16"/>
+          <w:numId w:val="18"/>
         </w:numPr>
       </w:pPr>
       <w:r>
@@ -8640,7 +10766,7 @@
       <w:pPr>
         <w:numPr>
           <w:ilvl w:val="0"/>
-          <w:numId w:val="17"/>
+          <w:numId w:val="19"/>
         </w:numPr>
       </w:pPr>
       <w:r>
@@ -8654,7 +10780,7 @@
       <w:pPr>
         <w:numPr>
           <w:ilvl w:val="0"/>
-          <w:numId w:val="17"/>
+          <w:numId w:val="19"/>
         </w:numPr>
       </w:pPr>
       <w:r>
@@ -8668,7 +10794,7 @@
       <w:pPr>
         <w:numPr>
           <w:ilvl w:val="0"/>
-          <w:numId w:val="17"/>
+          <w:numId w:val="19"/>
         </w:numPr>
       </w:pPr>
       <w:r>
@@ -8682,7 +10808,7 @@
       <w:pPr>
         <w:numPr>
           <w:ilvl w:val="0"/>
-          <w:numId w:val="17"/>
+          <w:numId w:val="19"/>
         </w:numPr>
       </w:pPr>
       <w:r>
@@ -8696,7 +10822,7 @@
       <w:pPr>
         <w:numPr>
           <w:ilvl w:val="0"/>
-          <w:numId w:val="17"/>
+          <w:numId w:val="19"/>
         </w:numPr>
       </w:pPr>
       <w:r>
@@ -8710,7 +10836,7 @@
       <w:pPr>
         <w:numPr>
           <w:ilvl w:val="0"/>
-          <w:numId w:val="17"/>
+          <w:numId w:val="19"/>
         </w:numPr>
       </w:pPr>
       <w:r>
@@ -8806,6 +10932,1090 @@
       </w:pPr>
       <w:r>
         <w:t>17. Automation Schedule</w:t>
+      </w:r>
+    </w:p>
+    <w:p>
+      <w:r>
+        <w:rPr>
+          <w:rFonts w:ascii="Calibri" w:hAnsi="Calibri"/>
+        </w:rPr>
+        <w:t>The system has three scheduling layers. A missed action must be diagnosed in the correct layer.</w:t>
+      </w:r>
+    </w:p>
+    <w:p>
+      <w:pPr>
+        <w:pStyle w:val="Heading2"/>
+      </w:pPr>
+      <w:r>
+        <w:t>Layer 1: Persistent SQLite job queue</w:t>
+      </w:r>
+    </w:p>
+    <w:p>
+      <w:r>
+        <w:rPr>
+          <w:rFonts w:ascii="Calibri" w:hAnsi="Calibri"/>
+        </w:rPr>
+        <w:t xml:space="preserve">The queue is checked every minute. Jobs survive a Node restart, are visible at </w:t>
+      </w:r>
+      <w:r>
+        <w:rPr>
+          <w:rFonts w:ascii="Courier New" w:hAnsi="Courier New"/>
+          <w:color w:val="1F4D78"/>
+          <w:sz w:val="21"/>
+        </w:rPr>
+        <w:t>/admin/jobs</w:t>
+      </w:r>
+      <w:r>
+        <w:rPr>
+          <w:rFonts w:ascii="Calibri" w:hAnsi="Calibri"/>
+        </w:rPr>
+        <w:t>, and usually schedule their own next run.</w:t>
+      </w:r>
+    </w:p>
+    <w:tbl>
+      <w:tblPr>
+        <w:tblStyle w:val="TableGrid"/>
+        <w:tblW w:type="dxa" w:w="9360"/>
+        <w:jc w:val="left"/>
+        <w:tblLayout w:type="fixed"/>
+        <w:tblLook w:firstColumn="1" w:firstRow="1" w:lastColumn="0" w:lastRow="0" w:noHBand="0" w:noVBand="1" w:val="04A0"/>
+        <w:tblInd w:w="120" w:type="dxa"/>
+      </w:tblPr>
+      <w:tblGrid>
+        <w:gridCol w:w="1900"/>
+        <w:gridCol w:w="3300"/>
+        <w:gridCol w:w="4160"/>
+      </w:tblGrid>
+      <w:tr>
+        <w:trPr>
+          <w:tblHeader w:val="true"/>
+          <w:cantSplit/>
+        </w:trPr>
+        <w:tc>
+          <w:tcPr>
+            <w:tcW w:type="dxa" w:w="1900"/>
+            <w:shd w:fill="E8EEF5"/>
+            <w:tcMar>
+              <w:top w:w="80" w:type="dxa"/>
+              <w:start w:w="120" w:type="dxa"/>
+              <w:bottom w:w="80" w:type="dxa"/>
+              <w:end w:w="120" w:type="dxa"/>
+            </w:tcMar>
+            <w:vAlign w:val="center"/>
+          </w:tcPr>
+          <w:p>
+            <w:pPr>
+              <w:spacing w:after="0"/>
+            </w:pPr>
+            <w:r>
+              <w:rPr>
+                <w:b/>
+                <w:color w:val="203748"/>
+              </w:rPr>
+            </w:r>
+            <w:r>
+              <w:rPr>
+                <w:rFonts w:ascii="Calibri" w:hAnsi="Calibri"/>
+                <w:b/>
+                <w:color w:val="203748"/>
+                <w:sz w:val="17"/>
+              </w:rPr>
+              <w:t>Job</w:t>
+            </w:r>
+          </w:p>
+        </w:tc>
+        <w:tc>
+          <w:tcPr>
+            <w:tcW w:type="dxa" w:w="3300"/>
+            <w:shd w:fill="E8EEF5"/>
+            <w:tcMar>
+              <w:top w:w="80" w:type="dxa"/>
+              <w:start w:w="120" w:type="dxa"/>
+              <w:bottom w:w="80" w:type="dxa"/>
+              <w:end w:w="120" w:type="dxa"/>
+            </w:tcMar>
+            <w:vAlign w:val="center"/>
+          </w:tcPr>
+          <w:p>
+            <w:pPr>
+              <w:spacing w:after="0"/>
+            </w:pPr>
+            <w:r>
+              <w:rPr>
+                <w:b/>
+                <w:color w:val="203748"/>
+              </w:rPr>
+            </w:r>
+            <w:r>
+              <w:rPr>
+                <w:rFonts w:ascii="Calibri" w:hAnsi="Calibri"/>
+                <w:b/>
+                <w:color w:val="203748"/>
+                <w:sz w:val="17"/>
+              </w:rPr>
+              <w:t>Normal timing</w:t>
+            </w:r>
+          </w:p>
+        </w:tc>
+        <w:tc>
+          <w:tcPr>
+            <w:tcW w:type="dxa" w:w="4160"/>
+            <w:shd w:fill="E8EEF5"/>
+            <w:tcMar>
+              <w:top w:w="80" w:type="dxa"/>
+              <w:start w:w="120" w:type="dxa"/>
+              <w:bottom w:w="80" w:type="dxa"/>
+              <w:end w:w="120" w:type="dxa"/>
+            </w:tcMar>
+            <w:vAlign w:val="center"/>
+          </w:tcPr>
+          <w:p>
+            <w:pPr>
+              <w:spacing w:after="0"/>
+            </w:pPr>
+            <w:r>
+              <w:rPr>
+                <w:b/>
+                <w:color w:val="203748"/>
+              </w:rPr>
+            </w:r>
+            <w:r>
+              <w:rPr>
+                <w:rFonts w:ascii="Calibri" w:hAnsi="Calibri"/>
+                <w:b/>
+                <w:color w:val="203748"/>
+                <w:sz w:val="17"/>
+              </w:rPr>
+              <w:t>What it does</w:t>
+            </w:r>
+          </w:p>
+        </w:tc>
+      </w:tr>
+      <w:tr>
+        <w:trPr>
+          <w:cantSplit/>
+        </w:trPr>
+        <w:tc>
+          <w:tcPr>
+            <w:tcW w:type="dxa" w:w="1900"/>
+            <w:tcMar>
+              <w:top w:w="80" w:type="dxa"/>
+              <w:start w:w="120" w:type="dxa"/>
+              <w:bottom w:w="80" w:type="dxa"/>
+              <w:end w:w="120" w:type="dxa"/>
+            </w:tcMar>
+            <w:vAlign w:val="center"/>
+          </w:tcPr>
+          <w:p>
+            <w:pPr>
+              <w:spacing w:after="0"/>
+            </w:pPr>
+            <w:r/>
+            <w:r>
+              <w:rPr>
+                <w:rFonts w:ascii="Courier New" w:hAnsi="Courier New"/>
+                <w:color w:val="1F4D78"/>
+                <w:sz w:val="16"/>
+              </w:rPr>
+              <w:t>email_process</w:t>
+            </w:r>
+          </w:p>
+        </w:tc>
+        <w:tc>
+          <w:tcPr>
+            <w:tcW w:type="dxa" w:w="3300"/>
+            <w:tcMar>
+              <w:top w:w="80" w:type="dxa"/>
+              <w:start w:w="120" w:type="dxa"/>
+              <w:bottom w:w="80" w:type="dxa"/>
+              <w:end w:w="120" w:type="dxa"/>
+            </w:tcMar>
+            <w:vAlign w:val="center"/>
+          </w:tcPr>
+          <w:p>
+            <w:pPr>
+              <w:spacing w:after="0"/>
+            </w:pPr>
+            <w:r/>
+            <w:r>
+              <w:rPr>
+                <w:rFonts w:ascii="Calibri" w:hAnsi="Calibri"/>
+                <w:sz w:val="17"/>
+              </w:rPr>
+              <w:t>Every 15 minutes</w:t>
+            </w:r>
+          </w:p>
+        </w:tc>
+        <w:tc>
+          <w:tcPr>
+            <w:tcW w:type="dxa" w:w="4160"/>
+            <w:tcMar>
+              <w:top w:w="80" w:type="dxa"/>
+              <w:start w:w="120" w:type="dxa"/>
+              <w:bottom w:w="80" w:type="dxa"/>
+              <w:end w:w="120" w:type="dxa"/>
+            </w:tcMar>
+            <w:vAlign w:val="center"/>
+          </w:tcPr>
+          <w:p>
+            <w:pPr>
+              <w:spacing w:after="0"/>
+            </w:pPr>
+            <w:r/>
+            <w:r>
+              <w:rPr>
+                <w:rFonts w:ascii="Calibri" w:hAnsi="Calibri"/>
+                <w:sz w:val="17"/>
+              </w:rPr>
+              <w:t>Fetches and classifies Gmail for configured users</w:t>
+            </w:r>
+          </w:p>
+        </w:tc>
+      </w:tr>
+      <w:tr>
+        <w:trPr>
+          <w:cantSplit/>
+        </w:trPr>
+        <w:tc>
+          <w:tcPr>
+            <w:tcW w:type="dxa" w:w="1900"/>
+            <w:tcMar>
+              <w:top w:w="80" w:type="dxa"/>
+              <w:start w:w="120" w:type="dxa"/>
+              <w:bottom w:w="80" w:type="dxa"/>
+              <w:end w:w="120" w:type="dxa"/>
+            </w:tcMar>
+            <w:vAlign w:val="center"/>
+          </w:tcPr>
+          <w:p>
+            <w:pPr>
+              <w:spacing w:after="0"/>
+            </w:pPr>
+            <w:r/>
+            <w:r>
+              <w:rPr>
+                <w:rFonts w:ascii="Courier New" w:hAnsi="Courier New"/>
+                <w:color w:val="1F4D78"/>
+                <w:sz w:val="16"/>
+              </w:rPr>
+              <w:t>agentmail_process</w:t>
+            </w:r>
+          </w:p>
+        </w:tc>
+        <w:tc>
+          <w:tcPr>
+            <w:tcW w:type="dxa" w:w="3300"/>
+            <w:tcMar>
+              <w:top w:w="80" w:type="dxa"/>
+              <w:start w:w="120" w:type="dxa"/>
+              <w:bottom w:w="80" w:type="dxa"/>
+              <w:end w:w="120" w:type="dxa"/>
+            </w:tcMar>
+            <w:vAlign w:val="center"/>
+          </w:tcPr>
+          <w:p>
+            <w:pPr>
+              <w:spacing w:after="0"/>
+            </w:pPr>
+            <w:r/>
+            <w:r>
+              <w:rPr>
+                <w:rFonts w:ascii="Calibri" w:hAnsi="Calibri"/>
+                <w:sz w:val="17"/>
+              </w:rPr>
+              <w:t>Every 15 minutes</w:t>
+            </w:r>
+          </w:p>
+        </w:tc>
+        <w:tc>
+          <w:tcPr>
+            <w:tcW w:type="dxa" w:w="4160"/>
+            <w:tcMar>
+              <w:top w:w="80" w:type="dxa"/>
+              <w:start w:w="120" w:type="dxa"/>
+              <w:bottom w:w="80" w:type="dxa"/>
+              <w:end w:w="120" w:type="dxa"/>
+            </w:tcMar>
+            <w:vAlign w:val="center"/>
+          </w:tcPr>
+          <w:p>
+            <w:pPr>
+              <w:spacing w:after="0"/>
+            </w:pPr>
+            <w:r/>
+            <w:r>
+              <w:rPr>
+                <w:rFonts w:ascii="Calibri" w:hAnsi="Calibri"/>
+                <w:sz w:val="17"/>
+              </w:rPr>
+              <w:t>Processes the AI-facing AgentMail inbox</w:t>
+            </w:r>
+          </w:p>
+        </w:tc>
+      </w:tr>
+      <w:tr>
+        <w:trPr>
+          <w:cantSplit/>
+        </w:trPr>
+        <w:tc>
+          <w:tcPr>
+            <w:tcW w:type="dxa" w:w="1900"/>
+            <w:tcMar>
+              <w:top w:w="80" w:type="dxa"/>
+              <w:start w:w="120" w:type="dxa"/>
+              <w:bottom w:w="80" w:type="dxa"/>
+              <w:end w:w="120" w:type="dxa"/>
+            </w:tcMar>
+            <w:vAlign w:val="center"/>
+          </w:tcPr>
+          <w:p>
+            <w:pPr>
+              <w:spacing w:after="0"/>
+            </w:pPr>
+            <w:r/>
+            <w:r>
+              <w:rPr>
+                <w:rFonts w:ascii="Courier New" w:hAnsi="Courier New"/>
+                <w:color w:val="1F4D78"/>
+                <w:sz w:val="16"/>
+              </w:rPr>
+              <w:t>mycelium_run</w:t>
+            </w:r>
+          </w:p>
+        </w:tc>
+        <w:tc>
+          <w:tcPr>
+            <w:tcW w:type="dxa" w:w="3300"/>
+            <w:tcMar>
+              <w:top w:w="80" w:type="dxa"/>
+              <w:start w:w="120" w:type="dxa"/>
+              <w:bottom w:w="80" w:type="dxa"/>
+              <w:end w:w="120" w:type="dxa"/>
+            </w:tcMar>
+            <w:vAlign w:val="center"/>
+          </w:tcPr>
+          <w:p>
+            <w:pPr>
+              <w:spacing w:after="0"/>
+            </w:pPr>
+            <w:r/>
+            <w:r>
+              <w:rPr>
+                <w:rFonts w:ascii="Calibri" w:hAnsi="Calibri"/>
+                <w:sz w:val="17"/>
+              </w:rPr>
+              <w:t>Every 6 hours</w:t>
+            </w:r>
+          </w:p>
+        </w:tc>
+        <w:tc>
+          <w:tcPr>
+            <w:tcW w:type="dxa" w:w="4160"/>
+            <w:tcMar>
+              <w:top w:w="80" w:type="dxa"/>
+              <w:start w:w="120" w:type="dxa"/>
+              <w:bottom w:w="80" w:type="dxa"/>
+              <w:end w:w="120" w:type="dxa"/>
+            </w:tcMar>
+            <w:vAlign w:val="center"/>
+          </w:tcPr>
+          <w:p>
+            <w:pPr>
+              <w:spacing w:after="0"/>
+            </w:pPr>
+            <w:r/>
+            <w:r>
+              <w:rPr>
+                <w:rFonts w:ascii="Calibri" w:hAnsi="Calibri"/>
+                <w:sz w:val="17"/>
+              </w:rPr>
+              <w:t>Connects flights, documents, meetings, contacts, tasks, and projects</w:t>
+            </w:r>
+          </w:p>
+        </w:tc>
+      </w:tr>
+      <w:tr>
+        <w:trPr>
+          <w:cantSplit/>
+        </w:trPr>
+        <w:tc>
+          <w:tcPr>
+            <w:tcW w:type="dxa" w:w="1900"/>
+            <w:tcMar>
+              <w:top w:w="80" w:type="dxa"/>
+              <w:start w:w="120" w:type="dxa"/>
+              <w:bottom w:w="80" w:type="dxa"/>
+              <w:end w:w="120" w:type="dxa"/>
+            </w:tcMar>
+            <w:vAlign w:val="center"/>
+          </w:tcPr>
+          <w:p>
+            <w:pPr>
+              <w:spacing w:after="0"/>
+            </w:pPr>
+            <w:r/>
+            <w:r>
+              <w:rPr>
+                <w:rFonts w:ascii="Courier New" w:hAnsi="Courier New"/>
+                <w:color w:val="1F4D78"/>
+                <w:sz w:val="16"/>
+              </w:rPr>
+              <w:t>mycelium_doc</w:t>
+            </w:r>
+          </w:p>
+        </w:tc>
+        <w:tc>
+          <w:tcPr>
+            <w:tcW w:type="dxa" w:w="3300"/>
+            <w:tcMar>
+              <w:top w:w="80" w:type="dxa"/>
+              <w:start w:w="120" w:type="dxa"/>
+              <w:bottom w:w="80" w:type="dxa"/>
+              <w:end w:w="120" w:type="dxa"/>
+            </w:tcMar>
+            <w:vAlign w:val="center"/>
+          </w:tcPr>
+          <w:p>
+            <w:pPr>
+              <w:spacing w:after="0"/>
+            </w:pPr>
+            <w:r/>
+            <w:r>
+              <w:rPr>
+                <w:rFonts w:ascii="Calibri" w:hAnsi="Calibri"/>
+                <w:sz w:val="17"/>
+              </w:rPr>
+              <w:t>Event-driven</w:t>
+            </w:r>
+          </w:p>
+        </w:tc>
+        <w:tc>
+          <w:tcPr>
+            <w:tcW w:type="dxa" w:w="4160"/>
+            <w:tcMar>
+              <w:top w:w="80" w:type="dxa"/>
+              <w:start w:w="120" w:type="dxa"/>
+              <w:bottom w:w="80" w:type="dxa"/>
+              <w:end w:w="120" w:type="dxa"/>
+            </w:tcMar>
+            <w:vAlign w:val="center"/>
+          </w:tcPr>
+          <w:p>
+            <w:pPr>
+              <w:spacing w:after="0"/>
+            </w:pPr>
+            <w:r/>
+            <w:r>
+              <w:rPr>
+                <w:rFonts w:ascii="Calibri" w:hAnsi="Calibri"/>
+                <w:sz w:val="17"/>
+              </w:rPr>
+              <w:t>Extracts tasks and contact links after document upload</w:t>
+            </w:r>
+          </w:p>
+        </w:tc>
+      </w:tr>
+      <w:tr>
+        <w:trPr>
+          <w:cantSplit/>
+        </w:trPr>
+        <w:tc>
+          <w:tcPr>
+            <w:tcW w:type="dxa" w:w="1900"/>
+            <w:tcMar>
+              <w:top w:w="80" w:type="dxa"/>
+              <w:start w:w="120" w:type="dxa"/>
+              <w:bottom w:w="80" w:type="dxa"/>
+              <w:end w:w="120" w:type="dxa"/>
+            </w:tcMar>
+            <w:vAlign w:val="center"/>
+          </w:tcPr>
+          <w:p>
+            <w:pPr>
+              <w:spacing w:after="0"/>
+            </w:pPr>
+            <w:r/>
+            <w:r>
+              <w:rPr>
+                <w:rFonts w:ascii="Courier New" w:hAnsi="Courier New"/>
+                <w:color w:val="1F4D78"/>
+                <w:sz w:val="16"/>
+              </w:rPr>
+              <w:t>mycelium_flights</w:t>
+            </w:r>
+          </w:p>
+        </w:tc>
+        <w:tc>
+          <w:tcPr>
+            <w:tcW w:type="dxa" w:w="3300"/>
+            <w:tcMar>
+              <w:top w:w="80" w:type="dxa"/>
+              <w:start w:w="120" w:type="dxa"/>
+              <w:bottom w:w="80" w:type="dxa"/>
+              <w:end w:w="120" w:type="dxa"/>
+            </w:tcMar>
+            <w:vAlign w:val="center"/>
+          </w:tcPr>
+          <w:p>
+            <w:pPr>
+              <w:spacing w:after="0"/>
+            </w:pPr>
+            <w:r/>
+            <w:r>
+              <w:rPr>
+                <w:rFonts w:ascii="Calibri" w:hAnsi="Calibri"/>
+                <w:sz w:val="17"/>
+              </w:rPr>
+              <w:t>Event-driven</w:t>
+            </w:r>
+          </w:p>
+        </w:tc>
+        <w:tc>
+          <w:tcPr>
+            <w:tcW w:type="dxa" w:w="4160"/>
+            <w:tcMar>
+              <w:top w:w="80" w:type="dxa"/>
+              <w:start w:w="120" w:type="dxa"/>
+              <w:bottom w:w="80" w:type="dxa"/>
+              <w:end w:w="120" w:type="dxa"/>
+            </w:tcMar>
+            <w:vAlign w:val="center"/>
+          </w:tcPr>
+          <w:p>
+            <w:pPr>
+              <w:spacing w:after="0"/>
+            </w:pPr>
+            <w:r/>
+            <w:r>
+              <w:rPr>
+                <w:rFonts w:ascii="Calibri" w:hAnsi="Calibri"/>
+                <w:sz w:val="17"/>
+              </w:rPr>
+              <w:t>Creates preparation/check-in tasks after flight creation</w:t>
+            </w:r>
+          </w:p>
+        </w:tc>
+      </w:tr>
+      <w:tr>
+        <w:trPr>
+          <w:cantSplit/>
+        </w:trPr>
+        <w:tc>
+          <w:tcPr>
+            <w:tcW w:type="dxa" w:w="1900"/>
+            <w:tcMar>
+              <w:top w:w="80" w:type="dxa"/>
+              <w:start w:w="120" w:type="dxa"/>
+              <w:bottom w:w="80" w:type="dxa"/>
+              <w:end w:w="120" w:type="dxa"/>
+            </w:tcMar>
+            <w:vAlign w:val="center"/>
+          </w:tcPr>
+          <w:p>
+            <w:pPr>
+              <w:spacing w:after="0"/>
+            </w:pPr>
+            <w:r/>
+            <w:r>
+              <w:rPr>
+                <w:rFonts w:ascii="Courier New" w:hAnsi="Courier New"/>
+                <w:color w:val="1F4D78"/>
+                <w:sz w:val="16"/>
+              </w:rPr>
+              <w:t>flight_refresh</w:t>
+            </w:r>
+          </w:p>
+        </w:tc>
+        <w:tc>
+          <w:tcPr>
+            <w:tcW w:type="dxa" w:w="3300"/>
+            <w:tcMar>
+              <w:top w:w="80" w:type="dxa"/>
+              <w:start w:w="120" w:type="dxa"/>
+              <w:bottom w:w="80" w:type="dxa"/>
+              <w:end w:w="120" w:type="dxa"/>
+            </w:tcMar>
+            <w:vAlign w:val="center"/>
+          </w:tcPr>
+          <w:p>
+            <w:pPr>
+              <w:spacing w:after="0"/>
+            </w:pPr>
+            <w:r/>
+            <w:r>
+              <w:rPr>
+                <w:rFonts w:ascii="Calibri" w:hAnsi="Calibri"/>
+                <w:sz w:val="17"/>
+              </w:rPr>
+              <w:t>Starts 2 hours before departure, then every 30 minutes</w:t>
+            </w:r>
+          </w:p>
+        </w:tc>
+        <w:tc>
+          <w:tcPr>
+            <w:tcW w:type="dxa" w:w="4160"/>
+            <w:tcMar>
+              <w:top w:w="80" w:type="dxa"/>
+              <w:start w:w="120" w:type="dxa"/>
+              <w:bottom w:w="80" w:type="dxa"/>
+              <w:end w:w="120" w:type="dxa"/>
+            </w:tcMar>
+            <w:vAlign w:val="center"/>
+          </w:tcPr>
+          <w:p>
+            <w:pPr>
+              <w:spacing w:after="0"/>
+            </w:pPr>
+            <w:r/>
+            <w:r>
+              <w:rPr>
+                <w:rFonts w:ascii="Calibri" w:hAnsi="Calibri"/>
+                <w:sz w:val="17"/>
+              </w:rPr>
+              <w:t>Reads live flight status until resolved or attempt limit</w:t>
+            </w:r>
+          </w:p>
+        </w:tc>
+      </w:tr>
+      <w:tr>
+        <w:trPr>
+          <w:cantSplit/>
+        </w:trPr>
+        <w:tc>
+          <w:tcPr>
+            <w:tcW w:type="dxa" w:w="1900"/>
+            <w:tcMar>
+              <w:top w:w="80" w:type="dxa"/>
+              <w:start w:w="120" w:type="dxa"/>
+              <w:bottom w:w="80" w:type="dxa"/>
+              <w:end w:w="120" w:type="dxa"/>
+            </w:tcMar>
+            <w:vAlign w:val="center"/>
+          </w:tcPr>
+          <w:p>
+            <w:pPr>
+              <w:spacing w:after="0"/>
+            </w:pPr>
+            <w:r/>
+            <w:r>
+              <w:rPr>
+                <w:rFonts w:ascii="Courier New" w:hAnsi="Courier New"/>
+                <w:color w:val="1F4D78"/>
+                <w:sz w:val="16"/>
+              </w:rPr>
+              <w:t>flight_backfill</w:t>
+            </w:r>
+          </w:p>
+        </w:tc>
+        <w:tc>
+          <w:tcPr>
+            <w:tcW w:type="dxa" w:w="3300"/>
+            <w:tcMar>
+              <w:top w:w="80" w:type="dxa"/>
+              <w:start w:w="120" w:type="dxa"/>
+              <w:bottom w:w="80" w:type="dxa"/>
+              <w:end w:w="120" w:type="dxa"/>
+            </w:tcMar>
+            <w:vAlign w:val="center"/>
+          </w:tcPr>
+          <w:p>
+            <w:pPr>
+              <w:spacing w:after="0"/>
+            </w:pPr>
+            <w:r/>
+            <w:r>
+              <w:rPr>
+                <w:rFonts w:ascii="Calibri" w:hAnsi="Calibri"/>
+                <w:sz w:val="17"/>
+              </w:rPr>
+              <w:t>Startup and intended daily 23:00</w:t>
+            </w:r>
+          </w:p>
+        </w:tc>
+        <w:tc>
+          <w:tcPr>
+            <w:tcW w:type="dxa" w:w="4160"/>
+            <w:tcMar>
+              <w:top w:w="80" w:type="dxa"/>
+              <w:start w:w="120" w:type="dxa"/>
+              <w:bottom w:w="80" w:type="dxa"/>
+              <w:end w:w="120" w:type="dxa"/>
+            </w:tcMar>
+            <w:vAlign w:val="center"/>
+          </w:tcPr>
+          <w:p>
+            <w:pPr>
+              <w:spacing w:after="0"/>
+            </w:pPr>
+            <w:r/>
+            <w:r>
+              <w:rPr>
+                <w:rFonts w:ascii="Calibri" w:hAnsi="Calibri"/>
+                <w:sz w:val="17"/>
+              </w:rPr>
+              <w:t>Repairs missing flight times</w:t>
+            </w:r>
+          </w:p>
+        </w:tc>
+      </w:tr>
+      <w:tr>
+        <w:trPr>
+          <w:cantSplit/>
+        </w:trPr>
+        <w:tc>
+          <w:tcPr>
+            <w:tcW w:type="dxa" w:w="1900"/>
+            <w:tcMar>
+              <w:top w:w="80" w:type="dxa"/>
+              <w:start w:w="120" w:type="dxa"/>
+              <w:bottom w:w="80" w:type="dxa"/>
+              <w:end w:w="120" w:type="dxa"/>
+            </w:tcMar>
+            <w:vAlign w:val="center"/>
+          </w:tcPr>
+          <w:p>
+            <w:pPr>
+              <w:spacing w:after="0"/>
+            </w:pPr>
+            <w:r/>
+            <w:r>
+              <w:rPr>
+                <w:rFonts w:ascii="Courier New" w:hAnsi="Courier New"/>
+                <w:color w:val="1F4D78"/>
+                <w:sz w:val="16"/>
+              </w:rPr>
+              <w:t>reminder_sweep</w:t>
+            </w:r>
+          </w:p>
+        </w:tc>
+        <w:tc>
+          <w:tcPr>
+            <w:tcW w:type="dxa" w:w="3300"/>
+            <w:tcMar>
+              <w:top w:w="80" w:type="dxa"/>
+              <w:start w:w="120" w:type="dxa"/>
+              <w:bottom w:w="80" w:type="dxa"/>
+              <w:end w:w="120" w:type="dxa"/>
+            </w:tcMar>
+            <w:vAlign w:val="center"/>
+          </w:tcPr>
+          <w:p>
+            <w:pPr>
+              <w:spacing w:after="0"/>
+            </w:pPr>
+            <w:r/>
+            <w:r>
+              <w:rPr>
+                <w:rFonts w:ascii="Calibri" w:hAnsi="Calibri"/>
+                <w:sz w:val="17"/>
+              </w:rPr>
+              <w:t>Every 15 minutes</w:t>
+            </w:r>
+          </w:p>
+        </w:tc>
+        <w:tc>
+          <w:tcPr>
+            <w:tcW w:type="dxa" w:w="4160"/>
+            <w:tcMar>
+              <w:top w:w="80" w:type="dxa"/>
+              <w:start w:w="120" w:type="dxa"/>
+              <w:bottom w:w="80" w:type="dxa"/>
+              <w:end w:w="120" w:type="dxa"/>
+            </w:tcMar>
+            <w:vAlign w:val="center"/>
+          </w:tcPr>
+          <w:p>
+            <w:pPr>
+              <w:spacing w:after="0"/>
+            </w:pPr>
+            <w:r/>
+            <w:r>
+              <w:rPr>
+                <w:rFonts w:ascii="Calibri" w:hAnsi="Calibri"/>
+                <w:sz w:val="17"/>
+              </w:rPr>
+              <w:t>Creates overdue reminders, cancels resolved reminders, repairs missing fire jobs</w:t>
+            </w:r>
+          </w:p>
+        </w:tc>
+      </w:tr>
+      <w:tr>
+        <w:trPr>
+          <w:cantSplit/>
+        </w:trPr>
+        <w:tc>
+          <w:tcPr>
+            <w:tcW w:type="dxa" w:w="1900"/>
+            <w:tcMar>
+              <w:top w:w="80" w:type="dxa"/>
+              <w:start w:w="120" w:type="dxa"/>
+              <w:bottom w:w="80" w:type="dxa"/>
+              <w:end w:w="120" w:type="dxa"/>
+            </w:tcMar>
+            <w:vAlign w:val="center"/>
+          </w:tcPr>
+          <w:p>
+            <w:pPr>
+              <w:spacing w:after="0"/>
+            </w:pPr>
+            <w:r/>
+            <w:r>
+              <w:rPr>
+                <w:rFonts w:ascii="Courier New" w:hAnsi="Courier New"/>
+                <w:color w:val="1F4D78"/>
+                <w:sz w:val="16"/>
+              </w:rPr>
+              <w:t>reminder_fire</w:t>
+            </w:r>
+          </w:p>
+        </w:tc>
+        <w:tc>
+          <w:tcPr>
+            <w:tcW w:type="dxa" w:w="3300"/>
+            <w:tcMar>
+              <w:top w:w="80" w:type="dxa"/>
+              <w:start w:w="120" w:type="dxa"/>
+              <w:bottom w:w="80" w:type="dxa"/>
+              <w:end w:w="120" w:type="dxa"/>
+            </w:tcMar>
+            <w:vAlign w:val="center"/>
+          </w:tcPr>
+          <w:p>
+            <w:pPr>
+              <w:spacing w:after="0"/>
+            </w:pPr>
+            <w:r/>
+            <w:r>
+              <w:rPr>
+                <w:rFonts w:ascii="Calibri" w:hAnsi="Calibri"/>
+                <w:sz w:val="17"/>
+              </w:rPr>
+              <w:t>Per reminder</w:t>
+            </w:r>
+          </w:p>
+        </w:tc>
+        <w:tc>
+          <w:tcPr>
+            <w:tcW w:type="dxa" w:w="4160"/>
+            <w:tcMar>
+              <w:top w:w="80" w:type="dxa"/>
+              <w:start w:w="120" w:type="dxa"/>
+              <w:bottom w:w="80" w:type="dxa"/>
+              <w:end w:w="120" w:type="dxa"/>
+            </w:tcMar>
+            <w:vAlign w:val="center"/>
+          </w:tcPr>
+          <w:p>
+            <w:pPr>
+              <w:spacing w:after="0"/>
+            </w:pPr>
+            <w:r/>
+            <w:r>
+              <w:rPr>
+                <w:rFonts w:ascii="Calibri" w:hAnsi="Calibri"/>
+                <w:sz w:val="17"/>
+              </w:rPr>
+              <w:t>Delivers and escalates one reminder</w:t>
+            </w:r>
+          </w:p>
+        </w:tc>
+      </w:tr>
+      <w:tr>
+        <w:trPr>
+          <w:cantSplit/>
+        </w:trPr>
+        <w:tc>
+          <w:tcPr>
+            <w:tcW w:type="dxa" w:w="1900"/>
+            <w:tcMar>
+              <w:top w:w="80" w:type="dxa"/>
+              <w:start w:w="120" w:type="dxa"/>
+              <w:bottom w:w="80" w:type="dxa"/>
+              <w:end w:w="120" w:type="dxa"/>
+            </w:tcMar>
+            <w:vAlign w:val="center"/>
+          </w:tcPr>
+          <w:p>
+            <w:pPr>
+              <w:spacing w:after="0"/>
+            </w:pPr>
+            <w:r/>
+            <w:r>
+              <w:rPr>
+                <w:rFonts w:ascii="Courier New" w:hAnsi="Courier New"/>
+                <w:color w:val="1F4D78"/>
+                <w:sz w:val="16"/>
+              </w:rPr>
+              <w:t>crm_nudges</w:t>
+            </w:r>
+          </w:p>
+        </w:tc>
+        <w:tc>
+          <w:tcPr>
+            <w:tcW w:type="dxa" w:w="3300"/>
+            <w:tcMar>
+              <w:top w:w="80" w:type="dxa"/>
+              <w:start w:w="120" w:type="dxa"/>
+              <w:bottom w:w="80" w:type="dxa"/>
+              <w:end w:w="120" w:type="dxa"/>
+            </w:tcMar>
+            <w:vAlign w:val="center"/>
+          </w:tcPr>
+          <w:p>
+            <w:pPr>
+              <w:spacing w:after="0"/>
+            </w:pPr>
+            <w:r/>
+            <w:r>
+              <w:rPr>
+                <w:rFonts w:ascii="Calibri" w:hAnsi="Calibri"/>
+                <w:sz w:val="17"/>
+              </w:rPr>
+              <w:t>Daily about 06:50 Dublin</w:t>
+            </w:r>
+          </w:p>
+        </w:tc>
+        <w:tc>
+          <w:tcPr>
+            <w:tcW w:type="dxa" w:w="4160"/>
+            <w:tcMar>
+              <w:top w:w="80" w:type="dxa"/>
+              <w:start w:w="120" w:type="dxa"/>
+              <w:bottom w:w="80" w:type="dxa"/>
+              <w:end w:w="120" w:type="dxa"/>
+            </w:tcMar>
+            <w:vAlign w:val="center"/>
+          </w:tcPr>
+          <w:p>
+            <w:pPr>
+              <w:spacing w:after="0"/>
+            </w:pPr>
+            <w:r/>
+            <w:r>
+              <w:rPr>
+                <w:rFonts w:ascii="Calibri" w:hAnsi="Calibri"/>
+                <w:sz w:val="17"/>
+              </w:rPr>
+              <w:t>Recomputes last-contacted dates and creates birthday reminders</w:t>
+            </w:r>
+          </w:p>
+        </w:tc>
+      </w:tr>
+      <w:tr>
+        <w:trPr>
+          <w:cantSplit/>
+        </w:trPr>
+        <w:tc>
+          <w:tcPr>
+            <w:tcW w:type="dxa" w:w="1900"/>
+            <w:tcMar>
+              <w:top w:w="80" w:type="dxa"/>
+              <w:start w:w="120" w:type="dxa"/>
+              <w:bottom w:w="80" w:type="dxa"/>
+              <w:end w:w="120" w:type="dxa"/>
+            </w:tcMar>
+            <w:vAlign w:val="center"/>
+          </w:tcPr>
+          <w:p>
+            <w:pPr>
+              <w:spacing w:after="0"/>
+            </w:pPr>
+            <w:r/>
+            <w:r>
+              <w:rPr>
+                <w:rFonts w:ascii="Courier New" w:hAnsi="Courier New"/>
+                <w:color w:val="1F4D78"/>
+                <w:sz w:val="16"/>
+              </w:rPr>
+              <w:t>suggestion_run</w:t>
+            </w:r>
+          </w:p>
+        </w:tc>
+        <w:tc>
+          <w:tcPr>
+            <w:tcW w:type="dxa" w:w="3300"/>
+            <w:tcMar>
+              <w:top w:w="80" w:type="dxa"/>
+              <w:start w:w="120" w:type="dxa"/>
+              <w:bottom w:w="80" w:type="dxa"/>
+              <w:end w:w="120" w:type="dxa"/>
+            </w:tcMar>
+            <w:vAlign w:val="center"/>
+          </w:tcPr>
+          <w:p>
+            <w:pPr>
+              <w:spacing w:after="0"/>
+            </w:pPr>
+            <w:r/>
+            <w:r>
+              <w:rPr>
+                <w:rFonts w:ascii="Calibri" w:hAnsi="Calibri"/>
+                <w:sz w:val="17"/>
+              </w:rPr>
+              <w:t>Daily about 07:00 Dublin</w:t>
+            </w:r>
+          </w:p>
+        </w:tc>
+        <w:tc>
+          <w:tcPr>
+            <w:tcW w:type="dxa" w:w="4160"/>
+            <w:tcMar>
+              <w:top w:w="80" w:type="dxa"/>
+              <w:start w:w="120" w:type="dxa"/>
+              <w:bottom w:w="80" w:type="dxa"/>
+              <w:end w:w="120" w:type="dxa"/>
+            </w:tcMar>
+            <w:vAlign w:val="center"/>
+          </w:tcPr>
+          <w:p>
+            <w:pPr>
+              <w:spacing w:after="0"/>
+            </w:pPr>
+            <w:r/>
+            <w:r>
+              <w:rPr>
+                <w:rFonts w:ascii="Calibri" w:hAnsi="Calibri"/>
+                <w:sz w:val="17"/>
+              </w:rPr>
+              <w:t>Runs LLM travel/content assessments and creates advisory suggestions</w:t>
+            </w:r>
+          </w:p>
+        </w:tc>
+      </w:tr>
+    </w:tbl>
+    <w:p>
+      <w:pPr>
+        <w:spacing w:after="40"/>
+      </w:pPr>
+    </w:p>
+    <w:p>
+      <w:pPr>
+        <w:pStyle w:val="Heading2"/>
+      </w:pPr>
+      <w:r>
+        <w:t>Layer 2: In-process wall-clock schedules</w:t>
+      </w:r>
+    </w:p>
+    <w:p>
+      <w:r>
+        <w:rPr>
+          <w:rFonts w:ascii="Calibri" w:hAnsi="Calibri"/>
+        </w:rPr>
+        <w:t xml:space="preserve">These are minute checks inside </w:t>
+      </w:r>
+      <w:r>
+        <w:rPr>
+          <w:rFonts w:ascii="Courier New" w:hAnsi="Courier New"/>
+          <w:color w:val="1F4D78"/>
+          <w:sz w:val="21"/>
+        </w:rPr>
+        <w:t>server.js</w:t>
+      </w:r>
+      <w:r>
+        <w:rPr>
+          <w:rFonts w:ascii="Calibri" w:hAnsi="Calibri"/>
+        </w:rPr>
+        <w:t>. They do not create persistent job rows, so a stopped service or a restart at the scheduled minute can miss the run.</w:t>
       </w:r>
     </w:p>
     <w:tbl>
@@ -8952,167 +12162,7 @@
                 <w:rFonts w:ascii="Calibri" w:hAnsi="Calibri"/>
                 <w:sz w:val="17"/>
               </w:rPr>
-              <w:t>Every 15 minutes</w:t>
-            </w:r>
-          </w:p>
-        </w:tc>
-        <w:tc>
-          <w:tcPr>
-            <w:tcW w:type="dxa" w:w="3300"/>
-            <w:tcMar>
-              <w:top w:w="80" w:type="dxa"/>
-              <w:start w:w="120" w:type="dxa"/>
-              <w:bottom w:w="80" w:type="dxa"/>
-              <w:end w:w="120" w:type="dxa"/>
-            </w:tcMar>
-            <w:vAlign w:val="center"/>
-          </w:tcPr>
-          <w:p>
-            <w:pPr>
-              <w:spacing w:after="0"/>
-            </w:pPr>
-            <w:r/>
-            <w:r>
-              <w:rPr>
-                <w:rFonts w:ascii="Calibri" w:hAnsi="Calibri"/>
-                <w:sz w:val="17"/>
-              </w:rPr>
-              <w:t>Server process</w:t>
-            </w:r>
-          </w:p>
-        </w:tc>
-        <w:tc>
-          <w:tcPr>
-            <w:tcW w:type="dxa" w:w="4160"/>
-            <w:tcMar>
-              <w:top w:w="80" w:type="dxa"/>
-              <w:start w:w="120" w:type="dxa"/>
-              <w:bottom w:w="80" w:type="dxa"/>
-              <w:end w:w="120" w:type="dxa"/>
-            </w:tcMar>
-            <w:vAlign w:val="center"/>
-          </w:tcPr>
-          <w:p>
-            <w:pPr>
-              <w:spacing w:after="0"/>
-            </w:pPr>
-            <w:r/>
-            <w:r>
-              <w:rPr>
-                <w:rFonts w:ascii="Calibri" w:hAnsi="Calibri"/>
-                <w:sz w:val="17"/>
-              </w:rPr>
-              <w:t>Gmail processing</w:t>
-            </w:r>
-          </w:p>
-        </w:tc>
-      </w:tr>
-      <w:tr>
-        <w:trPr>
-          <w:cantSplit/>
-        </w:trPr>
-        <w:tc>
-          <w:tcPr>
-            <w:tcW w:type="dxa" w:w="1900"/>
-            <w:tcMar>
-              <w:top w:w="80" w:type="dxa"/>
-              <w:start w:w="120" w:type="dxa"/>
-              <w:bottom w:w="80" w:type="dxa"/>
-              <w:end w:w="120" w:type="dxa"/>
-            </w:tcMar>
-            <w:vAlign w:val="center"/>
-          </w:tcPr>
-          <w:p>
-            <w:pPr>
-              <w:spacing w:after="0"/>
-            </w:pPr>
-            <w:r/>
-            <w:r>
-              <w:rPr>
-                <w:rFonts w:ascii="Calibri" w:hAnsi="Calibri"/>
-                <w:sz w:val="17"/>
-              </w:rPr>
-              <w:t>Every 15 minutes</w:t>
-            </w:r>
-          </w:p>
-        </w:tc>
-        <w:tc>
-          <w:tcPr>
-            <w:tcW w:type="dxa" w:w="3300"/>
-            <w:tcMar>
-              <w:top w:w="80" w:type="dxa"/>
-              <w:start w:w="120" w:type="dxa"/>
-              <w:bottom w:w="80" w:type="dxa"/>
-              <w:end w:w="120" w:type="dxa"/>
-            </w:tcMar>
-            <w:vAlign w:val="center"/>
-          </w:tcPr>
-          <w:p>
-            <w:pPr>
-              <w:spacing w:after="0"/>
-            </w:pPr>
-            <w:r/>
-            <w:r>
-              <w:rPr>
-                <w:rFonts w:ascii="Calibri" w:hAnsi="Calibri"/>
-                <w:sz w:val="17"/>
-              </w:rPr>
-              <w:t>Server process</w:t>
-            </w:r>
-          </w:p>
-        </w:tc>
-        <w:tc>
-          <w:tcPr>
-            <w:tcW w:type="dxa" w:w="4160"/>
-            <w:tcMar>
-              <w:top w:w="80" w:type="dxa"/>
-              <w:start w:w="120" w:type="dxa"/>
-              <w:bottom w:w="80" w:type="dxa"/>
-              <w:end w:w="120" w:type="dxa"/>
-            </w:tcMar>
-            <w:vAlign w:val="center"/>
-          </w:tcPr>
-          <w:p>
-            <w:pPr>
-              <w:spacing w:after="0"/>
-            </w:pPr>
-            <w:r/>
-            <w:r>
-              <w:rPr>
-                <w:rFonts w:ascii="Calibri" w:hAnsi="Calibri"/>
-                <w:sz w:val="17"/>
-              </w:rPr>
-              <w:t>AgentMail processing</w:t>
-            </w:r>
-          </w:p>
-        </w:tc>
-      </w:tr>
-      <w:tr>
-        <w:trPr>
-          <w:cantSplit/>
-        </w:trPr>
-        <w:tc>
-          <w:tcPr>
-            <w:tcW w:type="dxa" w:w="1900"/>
-            <w:tcMar>
-              <w:top w:w="80" w:type="dxa"/>
-              <w:start w:w="120" w:type="dxa"/>
-              <w:bottom w:w="80" w:type="dxa"/>
-              <w:end w:w="120" w:type="dxa"/>
-            </w:tcMar>
-            <w:vAlign w:val="center"/>
-          </w:tcPr>
-          <w:p>
-            <w:pPr>
-              <w:spacing w:after="0"/>
-            </w:pPr>
-            <w:r/>
-            <w:r>
-              <w:rPr>
-                <w:rFonts w:ascii="Calibri" w:hAnsi="Calibri"/>
-                <w:sz w:val="17"/>
-              </w:rPr>
-              <w:t>06:45</w:t>
+              <w:t>06:45 daily</w:t>
             </w:r>
           </w:p>
         </w:tc>
@@ -9192,7 +12242,7 @@
                 <w:rFonts w:ascii="Calibri" w:hAnsi="Calibri"/>
                 <w:sz w:val="17"/>
               </w:rPr>
-              <w:t>07:00</w:t>
+              <w:t>07:00 daily</w:t>
             </w:r>
           </w:p>
         </w:tc>
@@ -9217,7 +12267,7 @@
                 <w:rFonts w:ascii="Calibri" w:hAnsi="Calibri"/>
                 <w:sz w:val="17"/>
               </w:rPr>
-              <w:t>Configured daily schedule</w:t>
+              <w:t>Europe/Dublin</w:t>
             </w:r>
           </w:p>
         </w:tc>
@@ -9242,7 +12292,7 @@
                 <w:rFonts w:ascii="Calibri" w:hAnsi="Calibri"/>
                 <w:sz w:val="17"/>
               </w:rPr>
-              <w:t>RH statistics</w:t>
+              <w:t>RH website statistics</w:t>
             </w:r>
           </w:p>
         </w:tc>
@@ -9272,7 +12322,7 @@
                 <w:rFonts w:ascii="Calibri" w:hAnsi="Calibri"/>
                 <w:sz w:val="17"/>
               </w:rPr>
-              <w:t>07:30</w:t>
+              <w:t>07:30 daily</w:t>
             </w:r>
           </w:p>
         </w:tc>
@@ -9352,7 +12402,7 @@
                 <w:rFonts w:ascii="Calibri" w:hAnsi="Calibri"/>
                 <w:sz w:val="17"/>
               </w:rPr>
-              <w:t>08:00</w:t>
+              <w:t>08:00 daily</w:t>
             </w:r>
           </w:p>
         </w:tc>
@@ -9377,7 +12427,7 @@
                 <w:rFonts w:ascii="Calibri" w:hAnsi="Calibri"/>
                 <w:sz w:val="17"/>
               </w:rPr>
-              <w:t>Configured daily schedule</w:t>
+              <w:t>Europe/Dublin</w:t>
             </w:r>
           </w:p>
         </w:tc>
@@ -9432,7 +12482,7 @@
                 <w:rFonts w:ascii="Calibri" w:hAnsi="Calibri"/>
                 <w:sz w:val="17"/>
               </w:rPr>
-              <w:t>09:30</w:t>
+              <w:t>09:30 daily</w:t>
             </w:r>
           </w:p>
         </w:tc>
@@ -9512,7 +12562,7 @@
                 <w:rFonts w:ascii="Calibri" w:hAnsi="Calibri"/>
                 <w:sz w:val="17"/>
               </w:rPr>
-              <w:t>16:00</w:t>
+              <w:t>16:00 daily</w:t>
             </w:r>
           </w:p>
         </w:tc>
@@ -9592,7 +12642,7 @@
                 <w:rFonts w:ascii="Calibri" w:hAnsi="Calibri"/>
                 <w:sz w:val="17"/>
               </w:rPr>
-              <w:t>Saturday 09:00</w:t>
+              <w:t>09:00 Saturday</w:t>
             </w:r>
           </w:p>
         </w:tc>
@@ -9617,7 +12667,7 @@
                 <w:rFonts w:ascii="Calibri" w:hAnsi="Calibri"/>
                 <w:sz w:val="17"/>
               </w:rPr>
-              <w:t>Configured schedule</w:t>
+              <w:t>Europe/Dublin</w:t>
             </w:r>
           </w:p>
         </w:tc>
@@ -9642,7 +12692,7 @@
                 <w:rFonts w:ascii="Calibri" w:hAnsi="Calibri"/>
                 <w:sz w:val="17"/>
               </w:rPr>
-              <w:t>Newsletter reminder</w:t>
+              <w:t>Newsletter review reminder</w:t>
             </w:r>
           </w:p>
         </w:tc>
@@ -9672,7 +12722,7 @@
                 <w:rFonts w:ascii="Calibri" w:hAnsi="Calibri"/>
                 <w:sz w:val="17"/>
               </w:rPr>
-              <w:t>Sunday 14:00</w:t>
+              <w:t>14:00 Sunday</w:t>
             </w:r>
           </w:p>
         </w:tc>
@@ -9697,7 +12747,7 @@
                 <w:rFonts w:ascii="Calibri" w:hAnsi="Calibri"/>
                 <w:sz w:val="17"/>
               </w:rPr>
-              <w:t>Configured schedule</w:t>
+              <w:t>Europe/Dublin</w:t>
             </w:r>
           </w:p>
         </w:tc>
@@ -9727,6 +12777,86 @@
           </w:p>
         </w:tc>
       </w:tr>
+      <w:tr>
+        <w:trPr>
+          <w:cantSplit/>
+        </w:trPr>
+        <w:tc>
+          <w:tcPr>
+            <w:tcW w:type="dxa" w:w="1900"/>
+            <w:tcMar>
+              <w:top w:w="80" w:type="dxa"/>
+              <w:start w:w="120" w:type="dxa"/>
+              <w:bottom w:w="80" w:type="dxa"/>
+              <w:end w:w="120" w:type="dxa"/>
+            </w:tcMar>
+            <w:vAlign w:val="center"/>
+          </w:tcPr>
+          <w:p>
+            <w:pPr>
+              <w:spacing w:after="0"/>
+            </w:pPr>
+            <w:r/>
+            <w:r>
+              <w:rPr>
+                <w:rFonts w:ascii="Calibri" w:hAnsi="Calibri"/>
+                <w:sz w:val="17"/>
+              </w:rPr>
+              <w:t>21:00 daily</w:t>
+            </w:r>
+          </w:p>
+        </w:tc>
+        <w:tc>
+          <w:tcPr>
+            <w:tcW w:type="dxa" w:w="3300"/>
+            <w:tcMar>
+              <w:top w:w="80" w:type="dxa"/>
+              <w:start w:w="120" w:type="dxa"/>
+              <w:bottom w:w="80" w:type="dxa"/>
+              <w:end w:w="120" w:type="dxa"/>
+            </w:tcMar>
+            <w:vAlign w:val="center"/>
+          </w:tcPr>
+          <w:p>
+            <w:pPr>
+              <w:spacing w:after="0"/>
+            </w:pPr>
+            <w:r/>
+            <w:r>
+              <w:rPr>
+                <w:rFonts w:ascii="Calibri" w:hAnsi="Calibri"/>
+                <w:sz w:val="17"/>
+              </w:rPr>
+              <w:t>Europe/Dublin</w:t>
+            </w:r>
+          </w:p>
+        </w:tc>
+        <w:tc>
+          <w:tcPr>
+            <w:tcW w:type="dxa" w:w="4160"/>
+            <w:tcMar>
+              <w:top w:w="80" w:type="dxa"/>
+              <w:start w:w="120" w:type="dxa"/>
+              <w:bottom w:w="80" w:type="dxa"/>
+              <w:end w:w="120" w:type="dxa"/>
+            </w:tcMar>
+            <w:vAlign w:val="center"/>
+          </w:tcPr>
+          <w:p>
+            <w:pPr>
+              <w:spacing w:after="0"/>
+            </w:pPr>
+            <w:r/>
+            <w:r>
+              <w:rPr>
+                <w:rFonts w:ascii="Calibri" w:hAnsi="Calibri"/>
+                <w:sz w:val="17"/>
+              </w:rPr>
+              <w:t>Daily system report</w:t>
+            </w:r>
+          </w:p>
+        </w:tc>
+      </w:tr>
     </w:tbl>
     <w:p>
       <w:pPr>
@@ -9734,11 +12864,694 @@
       </w:pPr>
     </w:p>
     <w:p>
-      <w:r>
-        <w:rPr>
-          <w:rFonts w:ascii="Calibri" w:hAnsi="Calibri"/>
-        </w:rPr>
-        <w:t>In addition, launchd and systemd timers may run vault synchronization, backup, or Boox ingestion outside the Node scheduler. Check both the application service and OS schedulers when diagnosing a missed job.</w:t>
+      <w:pPr>
+        <w:pStyle w:val="Heading2"/>
+      </w:pPr>
+      <w:r>
+        <w:t>Layer 3: Operating-system schedules</w:t>
+      </w:r>
+    </w:p>
+    <w:tbl>
+      <w:tblPr>
+        <w:tblStyle w:val="TableGrid"/>
+        <w:tblW w:type="dxa" w:w="9360"/>
+        <w:jc w:val="left"/>
+        <w:tblLayout w:type="fixed"/>
+        <w:tblLook w:firstColumn="1" w:firstRow="1" w:lastColumn="0" w:lastRow="0" w:noHBand="0" w:noVBand="1" w:val="04A0"/>
+        <w:tblInd w:w="120" w:type="dxa"/>
+      </w:tblPr>
+      <w:tblGrid>
+        <w:gridCol w:w="1900"/>
+        <w:gridCol w:w="3300"/>
+        <w:gridCol w:w="4160"/>
+      </w:tblGrid>
+      <w:tr>
+        <w:trPr>
+          <w:tblHeader w:val="true"/>
+          <w:cantSplit/>
+        </w:trPr>
+        <w:tc>
+          <w:tcPr>
+            <w:tcW w:type="dxa" w:w="1900"/>
+            <w:shd w:fill="E8EEF5"/>
+            <w:tcMar>
+              <w:top w:w="80" w:type="dxa"/>
+              <w:start w:w="120" w:type="dxa"/>
+              <w:bottom w:w="80" w:type="dxa"/>
+              <w:end w:w="120" w:type="dxa"/>
+            </w:tcMar>
+            <w:vAlign w:val="center"/>
+          </w:tcPr>
+          <w:p>
+            <w:pPr>
+              <w:spacing w:after="0"/>
+            </w:pPr>
+            <w:r>
+              <w:rPr>
+                <w:b/>
+                <w:color w:val="203748"/>
+              </w:rPr>
+            </w:r>
+            <w:r>
+              <w:rPr>
+                <w:rFonts w:ascii="Calibri" w:hAnsi="Calibri"/>
+                <w:b/>
+                <w:color w:val="203748"/>
+                <w:sz w:val="17"/>
+              </w:rPr>
+              <w:t>Host</w:t>
+            </w:r>
+          </w:p>
+        </w:tc>
+        <w:tc>
+          <w:tcPr>
+            <w:tcW w:type="dxa" w:w="3300"/>
+            <w:shd w:fill="E8EEF5"/>
+            <w:tcMar>
+              <w:top w:w="80" w:type="dxa"/>
+              <w:start w:w="120" w:type="dxa"/>
+              <w:bottom w:w="80" w:type="dxa"/>
+              <w:end w:w="120" w:type="dxa"/>
+            </w:tcMar>
+            <w:vAlign w:val="center"/>
+          </w:tcPr>
+          <w:p>
+            <w:pPr>
+              <w:spacing w:after="0"/>
+            </w:pPr>
+            <w:r>
+              <w:rPr>
+                <w:b/>
+                <w:color w:val="203748"/>
+              </w:rPr>
+            </w:r>
+            <w:r>
+              <w:rPr>
+                <w:rFonts w:ascii="Calibri" w:hAnsi="Calibri"/>
+                <w:b/>
+                <w:color w:val="203748"/>
+                <w:sz w:val="17"/>
+              </w:rPr>
+              <w:t>Schedule</w:t>
+            </w:r>
+          </w:p>
+        </w:tc>
+        <w:tc>
+          <w:tcPr>
+            <w:tcW w:type="dxa" w:w="4160"/>
+            <w:shd w:fill="E8EEF5"/>
+            <w:tcMar>
+              <w:top w:w="80" w:type="dxa"/>
+              <w:start w:w="120" w:type="dxa"/>
+              <w:bottom w:w="80" w:type="dxa"/>
+              <w:end w:w="120" w:type="dxa"/>
+            </w:tcMar>
+            <w:vAlign w:val="center"/>
+          </w:tcPr>
+          <w:p>
+            <w:pPr>
+              <w:spacing w:after="0"/>
+            </w:pPr>
+            <w:r>
+              <w:rPr>
+                <w:b/>
+                <w:color w:val="203748"/>
+              </w:rPr>
+            </w:r>
+            <w:r>
+              <w:rPr>
+                <w:rFonts w:ascii="Calibri" w:hAnsi="Calibri"/>
+                <w:b/>
+                <w:color w:val="203748"/>
+                <w:sz w:val="17"/>
+              </w:rPr>
+              <w:t>Process</w:t>
+            </w:r>
+          </w:p>
+        </w:tc>
+      </w:tr>
+      <w:tr>
+        <w:trPr>
+          <w:cantSplit/>
+        </w:trPr>
+        <w:tc>
+          <w:tcPr>
+            <w:tcW w:type="dxa" w:w="1900"/>
+            <w:tcMar>
+              <w:top w:w="80" w:type="dxa"/>
+              <w:start w:w="120" w:type="dxa"/>
+              <w:bottom w:w="80" w:type="dxa"/>
+              <w:end w:w="120" w:type="dxa"/>
+            </w:tcMar>
+            <w:vAlign w:val="center"/>
+          </w:tcPr>
+          <w:p>
+            <w:pPr>
+              <w:spacing w:after="0"/>
+            </w:pPr>
+            <w:r/>
+            <w:r>
+              <w:rPr>
+                <w:rFonts w:ascii="Calibri" w:hAnsi="Calibri"/>
+                <w:sz w:val="17"/>
+              </w:rPr>
+              <w:t>Mac LaunchAgent</w:t>
+            </w:r>
+          </w:p>
+        </w:tc>
+        <w:tc>
+          <w:tcPr>
+            <w:tcW w:type="dxa" w:w="3300"/>
+            <w:tcMar>
+              <w:top w:w="80" w:type="dxa"/>
+              <w:start w:w="120" w:type="dxa"/>
+              <w:bottom w:w="80" w:type="dxa"/>
+              <w:end w:w="120" w:type="dxa"/>
+            </w:tcMar>
+            <w:vAlign w:val="center"/>
+          </w:tcPr>
+          <w:p>
+            <w:pPr>
+              <w:spacing w:after="0"/>
+            </w:pPr>
+            <w:r/>
+            <w:r>
+              <w:rPr>
+                <w:rFonts w:ascii="Calibri" w:hAnsi="Calibri"/>
+                <w:sz w:val="17"/>
+              </w:rPr>
+              <w:t>02:00 daily and at load</w:t>
+            </w:r>
+          </w:p>
+        </w:tc>
+        <w:tc>
+          <w:tcPr>
+            <w:tcW w:type="dxa" w:w="4160"/>
+            <w:tcMar>
+              <w:top w:w="80" w:type="dxa"/>
+              <w:start w:w="120" w:type="dxa"/>
+              <w:bottom w:w="80" w:type="dxa"/>
+              <w:end w:w="120" w:type="dxa"/>
+            </w:tcMar>
+            <w:vAlign w:val="center"/>
+          </w:tcPr>
+          <w:p>
+            <w:pPr>
+              <w:spacing w:after="0"/>
+            </w:pPr>
+            <w:r/>
+            <w:r>
+              <w:rPr>
+                <w:rFonts w:ascii="Calibri" w:hAnsi="Calibri"/>
+                <w:sz w:val="17"/>
+              </w:rPr>
+              <w:t>Regenerates and publishes Token Burn data</w:t>
+            </w:r>
+          </w:p>
+        </w:tc>
+      </w:tr>
+      <w:tr>
+        <w:trPr>
+          <w:cantSplit/>
+        </w:trPr>
+        <w:tc>
+          <w:tcPr>
+            <w:tcW w:type="dxa" w:w="1900"/>
+            <w:tcMar>
+              <w:top w:w="80" w:type="dxa"/>
+              <w:start w:w="120" w:type="dxa"/>
+              <w:bottom w:w="80" w:type="dxa"/>
+              <w:end w:w="120" w:type="dxa"/>
+            </w:tcMar>
+            <w:vAlign w:val="center"/>
+          </w:tcPr>
+          <w:p>
+            <w:pPr>
+              <w:spacing w:after="0"/>
+            </w:pPr>
+            <w:r/>
+            <w:r>
+              <w:rPr>
+                <w:rFonts w:ascii="Calibri" w:hAnsi="Calibri"/>
+                <w:sz w:val="17"/>
+              </w:rPr>
+              <w:t>Mac LaunchAgent</w:t>
+            </w:r>
+          </w:p>
+        </w:tc>
+        <w:tc>
+          <w:tcPr>
+            <w:tcW w:type="dxa" w:w="3300"/>
+            <w:tcMar>
+              <w:top w:w="80" w:type="dxa"/>
+              <w:start w:w="120" w:type="dxa"/>
+              <w:bottom w:w="80" w:type="dxa"/>
+              <w:end w:w="120" w:type="dxa"/>
+            </w:tcMar>
+            <w:vAlign w:val="center"/>
+          </w:tcPr>
+          <w:p>
+            <w:pPr>
+              <w:spacing w:after="0"/>
+            </w:pPr>
+            <w:r/>
+            <w:r>
+              <w:rPr>
+                <w:rFonts w:ascii="Calibri" w:hAnsi="Calibri"/>
+                <w:sz w:val="17"/>
+              </w:rPr>
+              <w:t>Every 30 minutes and at load</w:t>
+            </w:r>
+          </w:p>
+        </w:tc>
+        <w:tc>
+          <w:tcPr>
+            <w:tcW w:type="dxa" w:w="4160"/>
+            <w:tcMar>
+              <w:top w:w="80" w:type="dxa"/>
+              <w:start w:w="120" w:type="dxa"/>
+              <w:bottom w:w="80" w:type="dxa"/>
+              <w:end w:w="120" w:type="dxa"/>
+            </w:tcMar>
+            <w:vAlign w:val="center"/>
+          </w:tcPr>
+          <w:p>
+            <w:pPr>
+              <w:spacing w:after="0"/>
+            </w:pPr>
+            <w:r/>
+            <w:r>
+              <w:rPr>
+                <w:rFonts w:ascii="Calibri" w:hAnsi="Calibri"/>
+                <w:sz w:val="17"/>
+              </w:rPr>
+              <w:t>Runs the installed Workday/vault synchronization script</w:t>
+            </w:r>
+          </w:p>
+        </w:tc>
+      </w:tr>
+      <w:tr>
+        <w:trPr>
+          <w:cantSplit/>
+        </w:trPr>
+        <w:tc>
+          <w:tcPr>
+            <w:tcW w:type="dxa" w:w="1900"/>
+            <w:tcMar>
+              <w:top w:w="80" w:type="dxa"/>
+              <w:start w:w="120" w:type="dxa"/>
+              <w:bottom w:w="80" w:type="dxa"/>
+              <w:end w:w="120" w:type="dxa"/>
+            </w:tcMar>
+            <w:vAlign w:val="center"/>
+          </w:tcPr>
+          <w:p>
+            <w:pPr>
+              <w:spacing w:after="0"/>
+            </w:pPr>
+            <w:r/>
+            <w:r>
+              <w:rPr>
+                <w:rFonts w:ascii="Calibri" w:hAnsi="Calibri"/>
+                <w:sz w:val="17"/>
+              </w:rPr>
+              <w:t>VPS systemd</w:t>
+            </w:r>
+          </w:p>
+        </w:tc>
+        <w:tc>
+          <w:tcPr>
+            <w:tcW w:type="dxa" w:w="3300"/>
+            <w:tcMar>
+              <w:top w:w="80" w:type="dxa"/>
+              <w:start w:w="120" w:type="dxa"/>
+              <w:bottom w:w="80" w:type="dxa"/>
+              <w:end w:w="120" w:type="dxa"/>
+            </w:tcMar>
+            <w:vAlign w:val="center"/>
+          </w:tcPr>
+          <w:p>
+            <w:pPr>
+              <w:spacing w:after="0"/>
+            </w:pPr>
+            <w:r/>
+            <w:r>
+              <w:rPr>
+                <w:rFonts w:ascii="Calibri" w:hAnsi="Calibri"/>
+                <w:sz w:val="17"/>
+              </w:rPr>
+              <w:t>Continuous, restart after failure</w:t>
+            </w:r>
+          </w:p>
+        </w:tc>
+        <w:tc>
+          <w:tcPr>
+            <w:tcW w:type="dxa" w:w="4160"/>
+            <w:tcMar>
+              <w:top w:w="80" w:type="dxa"/>
+              <w:start w:w="120" w:type="dxa"/>
+              <w:bottom w:w="80" w:type="dxa"/>
+              <w:end w:w="120" w:type="dxa"/>
+            </w:tcMar>
+            <w:vAlign w:val="center"/>
+          </w:tcPr>
+          <w:p>
+            <w:pPr>
+              <w:spacing w:after="0"/>
+            </w:pPr>
+            <w:r/>
+            <w:r>
+              <w:rPr>
+                <w:rFonts w:ascii="Calibri" w:hAnsi="Calibri"/>
+                <w:sz w:val="17"/>
+              </w:rPr>
+              <w:t xml:space="preserve">Runs </w:t>
+            </w:r>
+            <w:r>
+              <w:rPr>
+                <w:rFonts w:ascii="Courier New" w:hAnsi="Courier New"/>
+                <w:color w:val="1F4D78"/>
+                <w:sz w:val="16"/>
+              </w:rPr>
+              <w:t>hub.service</w:t>
+            </w:r>
+          </w:p>
+        </w:tc>
+      </w:tr>
+      <w:tr>
+        <w:trPr>
+          <w:cantSplit/>
+        </w:trPr>
+        <w:tc>
+          <w:tcPr>
+            <w:tcW w:type="dxa" w:w="1900"/>
+            <w:tcMar>
+              <w:top w:w="80" w:type="dxa"/>
+              <w:start w:w="120" w:type="dxa"/>
+              <w:bottom w:w="80" w:type="dxa"/>
+              <w:end w:w="120" w:type="dxa"/>
+            </w:tcMar>
+            <w:vAlign w:val="center"/>
+          </w:tcPr>
+          <w:p>
+            <w:pPr>
+              <w:spacing w:after="0"/>
+            </w:pPr>
+            <w:r/>
+            <w:r>
+              <w:rPr>
+                <w:rFonts w:ascii="Calibri" w:hAnsi="Calibri"/>
+                <w:sz w:val="17"/>
+              </w:rPr>
+              <w:t>Mac crontab</w:t>
+            </w:r>
+          </w:p>
+        </w:tc>
+        <w:tc>
+          <w:tcPr>
+            <w:tcW w:type="dxa" w:w="3300"/>
+            <w:tcMar>
+              <w:top w:w="80" w:type="dxa"/>
+              <w:start w:w="120" w:type="dxa"/>
+              <w:bottom w:w="80" w:type="dxa"/>
+              <w:end w:w="120" w:type="dxa"/>
+            </w:tcMar>
+            <w:vAlign w:val="center"/>
+          </w:tcPr>
+          <w:p>
+            <w:pPr>
+              <w:spacing w:after="0"/>
+            </w:pPr>
+            <w:r/>
+            <w:r>
+              <w:rPr>
+                <w:rFonts w:ascii="Calibri" w:hAnsi="Calibri"/>
+                <w:sz w:val="17"/>
+              </w:rPr>
+              <w:t>Intended 07:00 daily when installed</w:t>
+            </w:r>
+          </w:p>
+        </w:tc>
+        <w:tc>
+          <w:tcPr>
+            <w:tcW w:type="dxa" w:w="4160"/>
+            <w:tcMar>
+              <w:top w:w="80" w:type="dxa"/>
+              <w:start w:w="120" w:type="dxa"/>
+              <w:bottom w:w="80" w:type="dxa"/>
+              <w:end w:w="120" w:type="dxa"/>
+            </w:tcMar>
+            <w:vAlign w:val="center"/>
+          </w:tcPr>
+          <w:p>
+            <w:pPr>
+              <w:spacing w:after="0"/>
+            </w:pPr>
+            <w:r/>
+            <w:r>
+              <w:rPr>
+                <w:rFonts w:ascii="Calibri" w:hAnsi="Calibri"/>
+                <w:sz w:val="17"/>
+              </w:rPr>
+              <w:t>Pulls VPS backups to offsite storage</w:t>
+            </w:r>
+          </w:p>
+        </w:tc>
+      </w:tr>
+    </w:tbl>
+    <w:p>
+      <w:pPr>
+        <w:spacing w:after="40"/>
+      </w:pPr>
+    </w:p>
+    <w:p>
+      <w:pPr>
+        <w:pStyle w:val="Heading2"/>
+      </w:pPr>
+      <w:r>
+        <w:t>Timed agent assessments</w:t>
+      </w:r>
+    </w:p>
+    <w:p>
+      <w:r>
+        <w:rPr>
+          <w:rFonts w:ascii="Calibri" w:hAnsi="Calibri"/>
+        </w:rPr>
+        <w:t xml:space="preserve">The main timed agent assessment is </w:t>
+      </w:r>
+      <w:r>
+        <w:rPr>
+          <w:rFonts w:ascii="Courier New" w:hAnsi="Courier New"/>
+          <w:color w:val="1F4D78"/>
+          <w:sz w:val="21"/>
+        </w:rPr>
+        <w:t>suggestion_run</w:t>
+      </w:r>
+      <w:r>
+        <w:rPr>
+          <w:rFonts w:ascii="Calibri" w:hAnsi="Calibri"/>
+        </w:rPr>
+        <w:t>. It gathers calendar events, travel-related CRM facts, booked flights, Skyscanner price points, RSS articles, newsletter topics, and recent LinkedIn posts. It asks an LLM to identify useful travel-booking or content opportunities.</w:t>
+      </w:r>
+    </w:p>
+    <w:p>
+      <w:r>
+        <w:rPr>
+          <w:rFonts w:ascii="Calibri" w:hAnsi="Calibri"/>
+        </w:rPr>
+        <w:t>The assessment is advisory:</w:t>
+      </w:r>
+    </w:p>
+    <w:p>
+      <w:pPr>
+        <w:pStyle w:val="ListBullet"/>
+      </w:pPr>
+      <w:r>
+        <w:rPr>
+          <w:rFonts w:ascii="Calibri" w:hAnsi="Calibri"/>
+        </w:rPr>
+        <w:t>It creates no booking or publication.</w:t>
+      </w:r>
+    </w:p>
+    <w:p>
+      <w:pPr>
+        <w:pStyle w:val="ListBullet"/>
+      </w:pPr>
+      <w:r>
+        <w:rPr>
+          <w:rFonts w:ascii="Calibri" w:hAnsi="Calibri"/>
+        </w:rPr>
+        <w:t>It stores evidence with each suggestion.</w:t>
+      </w:r>
+    </w:p>
+    <w:p>
+      <w:pPr>
+        <w:pStyle w:val="ListBullet"/>
+      </w:pPr>
+      <w:r>
+        <w:rPr>
+          <w:rFonts w:ascii="Calibri" w:hAnsi="Calibri"/>
+        </w:rPr>
+        <w:t>It pushes at most two new suggestions to Google Chat.</w:t>
+      </w:r>
+    </w:p>
+    <w:p>
+      <w:pPr>
+        <w:pStyle w:val="ListBullet"/>
+      </w:pPr>
+      <w:r>
+        <w:rPr>
+          <w:rFonts w:ascii="Calibri" w:hAnsi="Calibri"/>
+        </w:rPr>
+        <w:t>Open suggestions appear in the morning briefing.</w:t>
+      </w:r>
+    </w:p>
+    <w:p>
+      <w:pPr>
+        <w:pStyle w:val="ListBullet"/>
+      </w:pPr>
+      <w:r>
+        <w:rPr>
+          <w:rFonts w:ascii="Courier New" w:hAnsi="Courier New"/>
+          <w:color w:val="1F4D78"/>
+          <w:sz w:val="21"/>
+        </w:rPr>
+        <w:t>accept N</w:t>
+      </w:r>
+      <w:r>
+        <w:rPr>
+          <w:rFonts w:ascii="Calibri" w:hAnsi="Calibri"/>
+        </w:rPr>
+        <w:t xml:space="preserve"> creates a task; </w:t>
+      </w:r>
+      <w:r>
+        <w:rPr>
+          <w:rFonts w:ascii="Courier New" w:hAnsi="Courier New"/>
+          <w:color w:val="1F4D78"/>
+          <w:sz w:val="21"/>
+        </w:rPr>
+        <w:t>dismiss N</w:t>
+      </w:r>
+      <w:r>
+        <w:rPr>
+          <w:rFonts w:ascii="Calibri" w:hAnsi="Calibri"/>
+        </w:rPr>
+        <w:t xml:space="preserve"> closes it; </w:t>
+      </w:r>
+      <w:r>
+        <w:rPr>
+          <w:rFonts w:ascii="Courier New" w:hAnsi="Courier New"/>
+          <w:color w:val="1F4D78"/>
+          <w:sz w:val="21"/>
+        </w:rPr>
+        <w:t>why N</w:t>
+      </w:r>
+      <w:r>
+        <w:rPr>
+          <w:rFonts w:ascii="Calibri" w:hAnsi="Calibri"/>
+        </w:rPr>
+        <w:t xml:space="preserve"> shows evidence.</w:t>
+      </w:r>
+    </w:p>
+    <w:p>
+      <w:pPr>
+        <w:pStyle w:val="ListBullet"/>
+      </w:pPr>
+      <w:r>
+        <w:rPr>
+          <w:rFonts w:ascii="Calibri" w:hAnsi="Calibri"/>
+        </w:rPr>
+        <w:t>Suggestions expire after 14 days.</w:t>
+      </w:r>
+    </w:p>
+    <w:p>
+      <w:r>
+        <w:rPr>
+          <w:rFonts w:ascii="Calibri" w:hAnsi="Calibri"/>
+        </w:rPr>
+        <w:t>Other timed assessments are deterministic rather than LLM-led:</w:t>
+      </w:r>
+    </w:p>
+    <w:p>
+      <w:pPr>
+        <w:pStyle w:val="ListBullet"/>
+      </w:pPr>
+      <w:r>
+        <w:rPr>
+          <w:rFonts w:ascii="Calibri" w:hAnsi="Calibri"/>
+        </w:rPr>
+        <w:t>Content cadence checks assess LinkedIn and newsletter pipeline health.</w:t>
+      </w:r>
+    </w:p>
+    <w:p>
+      <w:pPr>
+        <w:pStyle w:val="ListBullet"/>
+      </w:pPr>
+      <w:r>
+        <w:rPr>
+          <w:rFonts w:ascii="Calibri" w:hAnsi="Calibri"/>
+        </w:rPr>
+        <w:t>CRM nudges assess birthdays, overdue follow-ups, and keep-warm cadence.</w:t>
+      </w:r>
+    </w:p>
+    <w:p>
+      <w:pPr>
+        <w:pStyle w:val="ListBullet"/>
+      </w:pPr>
+      <w:r>
+        <w:rPr>
+          <w:rFonts w:ascii="Calibri" w:hAnsi="Calibri"/>
+        </w:rPr>
+        <w:t>The reminder sweep assesses overdue tasks and whether reminder jobs have become detached.</w:t>
+      </w:r>
+    </w:p>
+    <w:p>
+      <w:pPr>
+        <w:pStyle w:val="ListBullet"/>
+      </w:pPr>
+      <w:r>
+        <w:rPr>
+          <w:rFonts w:ascii="Calibri" w:hAnsi="Calibri"/>
+        </w:rPr>
+        <w:t>The system report assesses module health each evening.</w:t>
+      </w:r>
+    </w:p>
+    <w:p>
+      <w:pPr>
+        <w:pStyle w:val="Heading2"/>
+      </w:pPr>
+      <w:r>
+        <w:t>Reminder escalation</w:t>
+      </w:r>
+    </w:p>
+    <w:p>
+      <w:r>
+        <w:rPr>
+          <w:rFonts w:ascii="Calibri" w:hAnsi="Calibri"/>
+        </w:rPr>
+        <w:t>Ordinary reminders fire at the requested time and then at approximately +30 minutes, +3 hours, and +24 hours, with quiet hours from 22:00 to 07:30 Dublin. Content cadence reminders do not escalate; they inspect real pipeline state, skip silently when healthy, and reschedule.</w:t>
+      </w:r>
+    </w:p>
+    <w:p>
+      <w:r>
+        <w:rPr>
+          <w:rFonts w:ascii="Calibri" w:hAnsi="Calibri"/>
+        </w:rPr>
+        <w:t xml:space="preserve">There were no separate Codex desktop recurring automations configured in </w:t>
+      </w:r>
+      <w:r>
+        <w:rPr>
+          <w:rFonts w:ascii="Courier New" w:hAnsi="Courier New"/>
+          <w:color w:val="1F4D78"/>
+          <w:sz w:val="21"/>
+        </w:rPr>
+        <w:t>$CODEX_HOME/automations</w:t>
+      </w:r>
+      <w:r>
+        <w:rPr>
+          <w:rFonts w:ascii="Calibri" w:hAnsi="Calibri"/>
+        </w:rPr>
+        <w:t xml:space="preserve"> during the audit. The schedules described above belong to the Hub and the operating system.</w:t>
       </w:r>
     </w:p>
     <w:p>
@@ -9746,7 +13559,916 @@
         <w:pStyle w:val="Heading1"/>
       </w:pPr>
       <w:r>
-        <w:t>18. Data and Storage Map</w:t>
+        <w:t>18. Operational Oddities and Effectiveness Audit</w:t>
+      </w:r>
+    </w:p>
+    <w:p>
+      <w:r>
+        <w:rPr>
+          <w:rFonts w:ascii="Calibri" w:hAnsi="Calibri"/>
+        </w:rPr>
+        <w:t>This register records processes that are misleading, duplicated, ineffective, or not producing the outcome their name implies. It is a dated operational snapshot, not a permanent claim.</w:t>
+      </w:r>
+    </w:p>
+    <w:p>
+      <w:pPr>
+        <w:pStyle w:val="Heading2"/>
+      </w:pPr>
+      <w:r>
+        <w:t>P1 - Production is not traceable to Git</w:t>
+      </w:r>
+    </w:p>
+    <w:p>
+      <w:r>
+        <w:rPr>
+          <w:rFonts w:ascii="Calibri" w:hAnsi="Calibri"/>
+        </w:rPr>
+        <w:t xml:space="preserve">Production reports Git HEAD </w:t>
+      </w:r>
+      <w:r>
+        <w:rPr>
+          <w:rFonts w:ascii="Courier New" w:hAnsi="Courier New"/>
+          <w:color w:val="1F4D78"/>
+          <w:sz w:val="21"/>
+        </w:rPr>
+        <w:t>bf130b9</w:t>
+      </w:r>
+      <w:r>
+        <w:rPr>
+          <w:rFonts w:ascii="Calibri" w:hAnsi="Calibri"/>
+        </w:rPr>
+        <w:t xml:space="preserve"> from 8 June 2026, while the running </w:t>
+      </w:r>
+      <w:r>
+        <w:rPr>
+          <w:rFonts w:ascii="Courier New" w:hAnsi="Courier New"/>
+          <w:color w:val="1F4D78"/>
+          <w:sz w:val="21"/>
+        </w:rPr>
+        <w:t>/app</w:t>
+      </w:r>
+      <w:r>
+        <w:rPr>
+          <w:rFonts w:ascii="Calibri" w:hAnsi="Calibri"/>
+        </w:rPr>
+        <w:t xml:space="preserve"> tree contains dozens of modified and untracked files implementing later features. Local </w:t>
+      </w:r>
+      <w:r>
+        <w:rPr>
+          <w:rFonts w:ascii="Courier New" w:hAnsi="Courier New"/>
+          <w:color w:val="1F4D78"/>
+          <w:sz w:val="21"/>
+        </w:rPr>
+        <w:t>main</w:t>
+      </w:r>
+      <w:r>
+        <w:rPr>
+          <w:rFonts w:ascii="Calibri" w:hAnsi="Calibri"/>
+        </w:rPr>
+        <w:t xml:space="preserve"> contains 12 June commits that are not represented by production HEAD.</w:t>
+      </w:r>
+    </w:p>
+    <w:p>
+      <w:r>
+        <w:rPr>
+          <w:rFonts w:ascii="Calibri" w:hAnsi="Calibri"/>
+          <w:b/>
+        </w:rPr>
+        <w:t>Why it matters:</w:t>
+      </w:r>
+      <w:r>
+        <w:rPr>
+          <w:rFonts w:ascii="Calibri" w:hAnsi="Calibri"/>
+        </w:rPr>
+        <w:t xml:space="preserve"> rollback, comparison, incident diagnosis, and deployment confidence are compromised. The exact running system cannot be recreated from the recorded production commit.</w:t>
+      </w:r>
+    </w:p>
+    <w:p>
+      <w:r>
+        <w:rPr>
+          <w:rFonts w:ascii="Calibri" w:hAnsi="Calibri"/>
+          <w:b/>
+        </w:rPr>
+        <w:t>Required outcome:</w:t>
+      </w:r>
+      <w:r>
+        <w:rPr>
+          <w:rFonts w:ascii="Calibri" w:hAnsi="Calibri"/>
+        </w:rPr>
+        <w:t xml:space="preserve"> commit and push the intended source, deploy from that clean revision, and confirm local, GitHub, and VPS hashes match.</w:t>
+      </w:r>
+    </w:p>
+    <w:p>
+      <w:pPr>
+        <w:pStyle w:val="Heading2"/>
+      </w:pPr>
+      <w:r>
+        <w:t>P1 - Flight live tracker uses the wrong provider fields</w:t>
+      </w:r>
+    </w:p>
+    <w:p>
+      <w:r>
+        <w:rPr>
+          <w:rFonts w:ascii="Calibri" w:hAnsi="Calibri"/>
+        </w:rPr>
+        <w:t xml:space="preserve">The live </w:t>
+      </w:r>
+      <w:r>
+        <w:rPr>
+          <w:rFonts w:ascii="Courier New" w:hAnsi="Courier New"/>
+          <w:color w:val="1F4D78"/>
+          <w:sz w:val="21"/>
+        </w:rPr>
+        <w:t>flight_refresh</w:t>
+      </w:r>
+      <w:r>
+        <w:rPr>
+          <w:rFonts w:ascii="Calibri" w:hAnsi="Calibri"/>
+        </w:rPr>
+        <w:t xml:space="preserve"> worker reads </w:t>
+      </w:r>
+      <w:r>
+        <w:rPr>
+          <w:rFonts w:ascii="Courier New" w:hAnsi="Courier New"/>
+          <w:color w:val="1F4D78"/>
+          <w:sz w:val="21"/>
+        </w:rPr>
+        <w:t>actualTime</w:t>
+      </w:r>
+      <w:r>
+        <w:rPr>
+          <w:rFonts w:ascii="Calibri" w:hAnsi="Calibri"/>
+        </w:rPr>
+        <w:t xml:space="preserve">; the repaired backfill reads </w:t>
+      </w:r>
+      <w:r>
+        <w:rPr>
+          <w:rFonts w:ascii="Courier New" w:hAnsi="Courier New"/>
+          <w:color w:val="1F4D78"/>
+          <w:sz w:val="21"/>
+        </w:rPr>
+        <w:t>revisedTime</w:t>
+      </w:r>
+      <w:r>
+        <w:rPr>
+          <w:rFonts w:ascii="Calibri" w:hAnsi="Calibri"/>
+        </w:rPr>
+        <w:t>. Production evidence shows the 11 June flight was populated by backfill after travel.</w:t>
+      </w:r>
+    </w:p>
+    <w:p>
+      <w:r>
+        <w:rPr>
+          <w:rFonts w:ascii="Calibri" w:hAnsi="Calibri"/>
+          <w:b/>
+        </w:rPr>
+        <w:t>Why it matters:</w:t>
+      </w:r>
+      <w:r>
+        <w:rPr>
+          <w:rFonts w:ascii="Calibri" w:hAnsi="Calibri"/>
+        </w:rPr>
+        <w:t xml:space="preserve"> the live tracker can claim completion without recording actual departure/arrival times.</w:t>
+      </w:r>
+    </w:p>
+    <w:p>
+      <w:r>
+        <w:rPr>
+          <w:rFonts w:ascii="Calibri" w:hAnsi="Calibri"/>
+          <w:b/>
+        </w:rPr>
+        <w:t>Required outcome:</w:t>
+      </w:r>
+      <w:r>
+        <w:rPr>
+          <w:rFonts w:ascii="Calibri" w:hAnsi="Calibri"/>
+        </w:rPr>
+        <w:t xml:space="preserve"> use the verified provider fields consistently in live and backfill paths, test against a real raw response, and assert the database fields after the worker runs.</w:t>
+      </w:r>
+    </w:p>
+    <w:p>
+      <w:pPr>
+        <w:pStyle w:val="Heading2"/>
+      </w:pPr>
+      <w:r>
+        <w:t>P1 - Flight backfill corrupts future-flight actual times</w:t>
+      </w:r>
+    </w:p>
+    <w:p>
+      <w:r>
+        <w:rPr>
+          <w:rFonts w:ascii="Calibri" w:hAnsi="Calibri"/>
+        </w:rPr>
+        <w:t xml:space="preserve">The backfill query includes future flights and treats revised values as actual values. The 13 June return flight had </w:t>
+      </w:r>
+      <w:r>
+        <w:rPr>
+          <w:rFonts w:ascii="Courier New" w:hAnsi="Courier New"/>
+          <w:color w:val="1F4D78"/>
+          <w:sz w:val="21"/>
+        </w:rPr>
+        <w:t>actual_arr=23:05</w:t>
+      </w:r>
+      <w:r>
+        <w:rPr>
+          <w:rFonts w:ascii="Calibri" w:hAnsi="Calibri"/>
+        </w:rPr>
+        <w:t xml:space="preserve"> on 12 June.</w:t>
+      </w:r>
+    </w:p>
+    <w:p>
+      <w:r>
+        <w:rPr>
+          <w:rFonts w:ascii="Calibri" w:hAnsi="Calibri"/>
+          <w:b/>
+        </w:rPr>
+        <w:t>Why it matters:</w:t>
+      </w:r>
+      <w:r>
+        <w:rPr>
+          <w:rFonts w:ascii="Calibri" w:hAnsi="Calibri"/>
+        </w:rPr>
+        <w:t xml:space="preserve"> statistics and the UI can present scheduled/revised future values as completed historical facts.</w:t>
+      </w:r>
+    </w:p>
+    <w:p>
+      <w:r>
+        <w:rPr>
+          <w:rFonts w:ascii="Calibri" w:hAnsi="Calibri"/>
+          <w:b/>
+        </w:rPr>
+        <w:t>Required outcome:</w:t>
+      </w:r>
+      <w:r>
+        <w:rPr>
+          <w:rFonts w:ascii="Calibri" w:hAnsi="Calibri"/>
+        </w:rPr>
+        <w:t xml:space="preserve"> restrict backfill to flights whose departure window has passed; only store an actual value when provider status/time semantics prove it is actual.</w:t>
+      </w:r>
+    </w:p>
+    <w:p>
+      <w:pPr>
+        <w:pStyle w:val="Heading2"/>
+      </w:pPr>
+      <w:r>
+        <w:t>P1 - Flight backfill jobs multiply</w:t>
+      </w:r>
+    </w:p>
+    <w:p>
+      <w:r>
+        <w:rPr>
+          <w:rFonts w:ascii="Calibri" w:hAnsi="Calibri"/>
+        </w:rPr>
+        <w:t>Every service startup adds a backfill job without checking for an existing pending job. Each completed backfill schedules another daily run. Production had six pending backfill jobs.</w:t>
+      </w:r>
+    </w:p>
+    <w:p>
+      <w:r>
+        <w:rPr>
+          <w:rFonts w:ascii="Calibri" w:hAnsi="Calibri"/>
+          <w:b/>
+        </w:rPr>
+        <w:t>Why it matters:</w:t>
+      </w:r>
+      <w:r>
+        <w:rPr>
+          <w:rFonts w:ascii="Calibri" w:hAnsi="Calibri"/>
+        </w:rPr>
+        <w:t xml:space="preserve"> repeated API calls waste quota, create noisy logs, and increase the chance of bad writes.</w:t>
+      </w:r>
+    </w:p>
+    <w:p>
+      <w:r>
+        <w:rPr>
+          <w:rFonts w:ascii="Calibri" w:hAnsi="Calibri"/>
+          <w:b/>
+        </w:rPr>
+        <w:t>Required outcome:</w:t>
+      </w:r>
+      <w:r>
+        <w:rPr>
+          <w:rFonts w:ascii="Calibri" w:hAnsi="Calibri"/>
+        </w:rPr>
+        <w:t xml:space="preserve"> seed only when no pending/running backfill exists and ensure exactly one self-scheduling chain.</w:t>
+      </w:r>
+    </w:p>
+    <w:p>
+      <w:pPr>
+        <w:pStyle w:val="Heading2"/>
+      </w:pPr>
+      <w:r>
+        <w:t>P1 - System report has a broken Nginx check</w:t>
+      </w:r>
+    </w:p>
+    <w:p>
+      <w:r>
+        <w:rPr>
+          <w:rFonts w:ascii="Courier New" w:hAnsi="Courier New"/>
+          <w:color w:val="1F4D78"/>
+          <w:sz w:val="21"/>
+        </w:rPr>
+        <w:t>lib/system-report.js</w:t>
+      </w:r>
+      <w:r>
+        <w:rPr>
+          <w:rFonts w:ascii="Calibri" w:hAnsi="Calibri"/>
+        </w:rPr>
+        <w:t xml:space="preserve"> calls </w:t>
+      </w:r>
+      <w:r>
+        <w:rPr>
+          <w:rFonts w:ascii="Courier New" w:hAnsi="Courier New"/>
+          <w:color w:val="1F4D78"/>
+          <w:sz w:val="21"/>
+        </w:rPr>
+        <w:t>fs.readFileSync</w:t>
+      </w:r>
+      <w:r>
+        <w:rPr>
+          <w:rFonts w:ascii="Calibri" w:hAnsi="Calibri"/>
+        </w:rPr>
+        <w:t xml:space="preserve"> without importing </w:t>
+      </w:r>
+      <w:r>
+        <w:rPr>
+          <w:rFonts w:ascii="Courier New" w:hAnsi="Courier New"/>
+          <w:color w:val="1F4D78"/>
+          <w:sz w:val="21"/>
+        </w:rPr>
+        <w:t>fs</w:t>
+      </w:r>
+      <w:r>
+        <w:rPr>
+          <w:rFonts w:ascii="Calibri" w:hAnsi="Calibri"/>
+        </w:rPr>
+        <w:t>. The exception is caught and converted into a warning, so the report does not compare Nginx files.</w:t>
+      </w:r>
+    </w:p>
+    <w:p>
+      <w:r>
+        <w:rPr>
+          <w:rFonts w:ascii="Calibri" w:hAnsi="Calibri"/>
+          <w:b/>
+        </w:rPr>
+        <w:t>Why it matters:</w:t>
+      </w:r>
+      <w:r>
+        <w:rPr>
+          <w:rFonts w:ascii="Calibri" w:hAnsi="Calibri"/>
+        </w:rPr>
+        <w:t xml:space="preserve"> a check described as protection against configuration drift cannot perform that check.</w:t>
+      </w:r>
+    </w:p>
+    <w:p>
+      <w:r>
+        <w:rPr>
+          <w:rFonts w:ascii="Calibri" w:hAnsi="Calibri"/>
+          <w:b/>
+        </w:rPr>
+        <w:t>Required outcome:</w:t>
+      </w:r>
+      <w:r>
+        <w:rPr>
+          <w:rFonts w:ascii="Calibri" w:hAnsi="Calibri"/>
+        </w:rPr>
+        <w:t xml:space="preserve"> import </w:t>
+      </w:r>
+      <w:r>
+        <w:rPr>
+          <w:rFonts w:ascii="Courier New" w:hAnsi="Courier New"/>
+          <w:color w:val="1F4D78"/>
+          <w:sz w:val="21"/>
+        </w:rPr>
+        <w:t>fs</w:t>
+      </w:r>
+      <w:r>
+        <w:rPr>
+          <w:rFonts w:ascii="Calibri" w:hAnsi="Calibri"/>
+        </w:rPr>
+        <w:t>, test matching and mismatching configurations, and ensure the warning is specific.</w:t>
+      </w:r>
+    </w:p>
+    <w:p>
+      <w:pPr>
+        <w:pStyle w:val="Heading2"/>
+      </w:pPr>
+      <w:r>
+        <w:t>P1 - Synthadoc production sidecar is unavailable</w:t>
+      </w:r>
+    </w:p>
+    <w:p>
+      <w:r>
+        <w:rPr>
+          <w:rFonts w:ascii="Calibri" w:hAnsi="Calibri"/>
+        </w:rPr>
+        <w:t xml:space="preserve">No service was listening on </w:t>
+      </w:r>
+      <w:r>
+        <w:rPr>
+          <w:rFonts w:ascii="Courier New" w:hAnsi="Courier New"/>
+          <w:color w:val="1F4D78"/>
+          <w:sz w:val="21"/>
+        </w:rPr>
+        <w:t>127.0.0.1:7091</w:t>
+      </w:r>
+      <w:r>
+        <w:rPr>
+          <w:rFonts w:ascii="Calibri" w:hAnsi="Calibri"/>
+        </w:rPr>
+        <w:t xml:space="preserve"> during the 12 June production check.</w:t>
+      </w:r>
+    </w:p>
+    <w:p>
+      <w:r>
+        <w:rPr>
+          <w:rFonts w:ascii="Calibri" w:hAnsi="Calibri"/>
+          <w:b/>
+        </w:rPr>
+        <w:t>Why it matters:</w:t>
+      </w:r>
+      <w:r>
+        <w:rPr>
+          <w:rFonts w:ascii="Calibri" w:hAnsi="Calibri"/>
+        </w:rPr>
+        <w:t xml:space="preserve"> the Wiki still browses files and can use local fallback search, but semantic context building and new sidecar ingestion are unavailable.</w:t>
+      </w:r>
+    </w:p>
+    <w:p>
+      <w:r>
+        <w:rPr>
+          <w:rFonts w:ascii="Calibri" w:hAnsi="Calibri"/>
+          <w:b/>
+        </w:rPr>
+        <w:t>Required outcome:</w:t>
+      </w:r>
+      <w:r>
+        <w:rPr>
+          <w:rFonts w:ascii="Calibri" w:hAnsi="Calibri"/>
+        </w:rPr>
+        <w:t xml:space="preserve"> either run and monitor the sidecar or change the documentation/UI to state that local search is the intended production mode.</w:t>
+      </w:r>
+    </w:p>
+    <w:p>
+      <w:pPr>
+        <w:pStyle w:val="Heading2"/>
+      </w:pPr>
+      <w:r>
+        <w:t>P2 - Future flight is labelled with an actual arrival</w:t>
+      </w:r>
+    </w:p>
+    <w:p>
+      <w:r>
+        <w:rPr>
+          <w:rFonts w:ascii="Calibri" w:hAnsi="Calibri"/>
+        </w:rPr>
+        <w:t>This is the visible data consequence of the backfill bug. Correct the record after correcting the process so the false actual time does not remain.</w:t>
+      </w:r>
+    </w:p>
+    <w:p>
+      <w:pPr>
+        <w:pStyle w:val="Heading2"/>
+      </w:pPr>
+      <w:r>
+        <w:t>P2 - Document task extraction has 11 unexplained no-task documents</w:t>
+      </w:r>
+    </w:p>
+    <w:p>
+      <w:r>
+        <w:rPr>
+          <w:rFonts w:ascii="Calibri" w:hAnsi="Calibri"/>
+        </w:rPr>
+        <w:t>Production contained 11 non-image documents with extracted Markdown and no document-sourced task. Some may genuinely contain no actions, but the database cannot distinguish “assessed and no tasks found” from “never assessed.”</w:t>
+      </w:r>
+    </w:p>
+    <w:p>
+      <w:r>
+        <w:rPr>
+          <w:rFonts w:ascii="Calibri" w:hAnsi="Calibri"/>
+          <w:b/>
+        </w:rPr>
+        <w:t>Why it matters:</w:t>
+      </w:r>
+      <w:r>
+        <w:rPr>
+          <w:rFonts w:ascii="Calibri" w:hAnsi="Calibri"/>
+        </w:rPr>
+        <w:t xml:space="preserve"> the process may repeatedly reassess no-action documents, or silently leave actionable documents untouched.</w:t>
+      </w:r>
+    </w:p>
+    <w:p>
+      <w:r>
+        <w:rPr>
+          <w:rFonts w:ascii="Calibri" w:hAnsi="Calibri"/>
+          <w:b/>
+        </w:rPr>
+        <w:t>Required outcome:</w:t>
+      </w:r>
+      <w:r>
+        <w:rPr>
+          <w:rFonts w:ascii="Calibri" w:hAnsi="Calibri"/>
+        </w:rPr>
+        <w:t xml:space="preserve"> store an extraction assessment/result marker even when zero tasks are found.</w:t>
+      </w:r>
+    </w:p>
+    <w:p>
+      <w:pPr>
+        <w:pStyle w:val="Heading2"/>
+      </w:pPr>
+      <w:r>
+        <w:t>P2 - Workday LaunchAgent definition differs from the installed job</w:t>
+      </w:r>
+    </w:p>
+    <w:p>
+      <w:r>
+        <w:rPr>
+          <w:rFonts w:ascii="Calibri" w:hAnsi="Calibri"/>
+        </w:rPr>
+        <w:t xml:space="preserve">The repository plist says every five minutes and points into the repository. The installed job runs every 30 minutes and points to </w:t>
+      </w:r>
+      <w:r>
+        <w:rPr>
+          <w:rFonts w:ascii="Courier New" w:hAnsi="Courier New"/>
+          <w:color w:val="1F4D78"/>
+          <w:sz w:val="21"/>
+        </w:rPr>
+        <w:t>/Users/dm_mini/bin/sync-workday-vault.sh</w:t>
+      </w:r>
+      <w:r>
+        <w:rPr>
+          <w:rFonts w:ascii="Calibri" w:hAnsi="Calibri"/>
+        </w:rPr>
+        <w:t>.</w:t>
+      </w:r>
+    </w:p>
+    <w:p>
+      <w:r>
+        <w:rPr>
+          <w:rFonts w:ascii="Calibri" w:hAnsi="Calibri"/>
+          <w:b/>
+        </w:rPr>
+        <w:t>Why it matters:</w:t>
+      </w:r>
+      <w:r>
+        <w:rPr>
+          <w:rFonts w:ascii="Calibri" w:hAnsi="Calibri"/>
+        </w:rPr>
+        <w:t xml:space="preserve"> operators reading Git will diagnose the wrong schedule and script.</w:t>
+      </w:r>
+    </w:p>
+    <w:p>
+      <w:r>
+        <w:rPr>
+          <w:rFonts w:ascii="Calibri" w:hAnsi="Calibri"/>
+          <w:b/>
+        </w:rPr>
+        <w:t>Required outcome:</w:t>
+      </w:r>
+      <w:r>
+        <w:rPr>
+          <w:rFonts w:ascii="Calibri" w:hAnsi="Calibri"/>
+        </w:rPr>
+        <w:t xml:space="preserve"> make the installer, repository plist, and installed job converge; document whether the installed copy or repo script is authoritative.</w:t>
+      </w:r>
+    </w:p>
+    <w:p>
+      <w:pPr>
+        <w:pStyle w:val="Heading2"/>
+      </w:pPr>
+      <w:r>
+        <w:t>P2 - Workday LaunchAgent logs are empty</w:t>
+      </w:r>
+    </w:p>
+    <w:p>
+      <w:r>
+        <w:rPr>
+          <w:rFonts w:ascii="Calibri" w:hAnsi="Calibri"/>
+        </w:rPr>
+        <w:t>The configured stdout/stderr files contained no evidence at audit time.</w:t>
+      </w:r>
+    </w:p>
+    <w:p>
+      <w:r>
+        <w:rPr>
+          <w:rFonts w:ascii="Calibri" w:hAnsi="Calibri"/>
+          <w:b/>
+        </w:rPr>
+        <w:t>Why it matters:</w:t>
+      </w:r>
+      <w:r>
+        <w:rPr>
+          <w:rFonts w:ascii="Calibri" w:hAnsi="Calibri"/>
+        </w:rPr>
+        <w:t xml:space="preserve"> installation alone does not prove synchronization is occurring.</w:t>
+      </w:r>
+    </w:p>
+    <w:p>
+      <w:r>
+        <w:rPr>
+          <w:rFonts w:ascii="Calibri" w:hAnsi="Calibri"/>
+          <w:b/>
+        </w:rPr>
+        <w:t>Required outcome:</w:t>
+      </w:r>
+      <w:r>
+        <w:rPr>
+          <w:rFonts w:ascii="Calibri" w:hAnsi="Calibri"/>
+        </w:rPr>
+        <w:t xml:space="preserve"> record start/end, source counts, files changed, digest outcome, and a non-zero failure exit.</w:t>
+      </w:r>
+    </w:p>
+    <w:p>
+      <w:pPr>
+        <w:pStyle w:val="Heading2"/>
+      </w:pPr>
+      <w:r>
+        <w:t>P2 - Wall-clock schedules are less resilient than queue jobs</w:t>
+      </w:r>
+    </w:p>
+    <w:p>
+      <w:r>
+        <w:rPr>
+          <w:rFonts w:ascii="Calibri" w:hAnsi="Calibri"/>
+        </w:rPr>
+        <w:t>Calendar sync, briefings, RSS, regulatory monitoring, digests, and the system report depend on the Node process being alive during one exact minute.</w:t>
+      </w:r>
+    </w:p>
+    <w:p>
+      <w:r>
+        <w:rPr>
+          <w:rFonts w:ascii="Calibri" w:hAnsi="Calibri"/>
+          <w:b/>
+        </w:rPr>
+        <w:t>Why it matters:</w:t>
+      </w:r>
+      <w:r>
+        <w:rPr>
+          <w:rFonts w:ascii="Calibri" w:hAnsi="Calibri"/>
+        </w:rPr>
+        <w:t xml:space="preserve"> a restart or outage at that minute can skip a whole day without a retry record.</w:t>
+      </w:r>
+    </w:p>
+    <w:p>
+      <w:r>
+        <w:rPr>
+          <w:rFonts w:ascii="Calibri" w:hAnsi="Calibri"/>
+          <w:b/>
+        </w:rPr>
+        <w:t>Required outcome:</w:t>
+      </w:r>
+      <w:r>
+        <w:rPr>
+          <w:rFonts w:ascii="Calibri" w:hAnsi="Calibri"/>
+        </w:rPr>
+        <w:t xml:space="preserve"> move critical schedules into the persistent queue or record daily run claims and retry missed runs.</w:t>
+      </w:r>
+    </w:p>
+    <w:p>
+      <w:pPr>
+        <w:pStyle w:val="Heading2"/>
+      </w:pPr>
+      <w:r>
+        <w:t>P2 - Wiki synthesis model bypasses model administration</w:t>
+      </w:r>
+    </w:p>
+    <w:p>
+      <w:r>
+        <w:rPr>
+          <w:rFonts w:ascii="Calibri" w:hAnsi="Calibri"/>
+        </w:rPr>
+        <w:t xml:space="preserve">The Wiki search route hardcodes </w:t>
+      </w:r>
+      <w:r>
+        <w:rPr>
+          <w:rFonts w:ascii="Courier New" w:hAnsi="Courier New"/>
+          <w:color w:val="1F4D78"/>
+          <w:sz w:val="21"/>
+        </w:rPr>
+        <w:t>deepseek/deepseek-v3.2</w:t>
+      </w:r>
+      <w:r>
+        <w:rPr>
+          <w:rFonts w:ascii="Calibri" w:hAnsi="Calibri"/>
+        </w:rPr>
+        <w:t>.</w:t>
+      </w:r>
+    </w:p>
+    <w:p>
+      <w:r>
+        <w:rPr>
+          <w:rFonts w:ascii="Calibri" w:hAnsi="Calibri"/>
+          <w:b/>
+        </w:rPr>
+        <w:t>Why it matters:</w:t>
+      </w:r>
+      <w:r>
+        <w:rPr>
+          <w:rFonts w:ascii="Calibri" w:hAnsi="Calibri"/>
+        </w:rPr>
+        <w:t xml:space="preserve"> changing the configured Wiki model slot may have no effect on search synthesis, creating governance and cost confusion.</w:t>
+      </w:r>
+    </w:p>
+    <w:p>
+      <w:r>
+        <w:rPr>
+          <w:rFonts w:ascii="Calibri" w:hAnsi="Calibri"/>
+          <w:b/>
+        </w:rPr>
+        <w:t>Required outcome:</w:t>
+      </w:r>
+      <w:r>
+        <w:rPr>
+          <w:rFonts w:ascii="Calibri" w:hAnsi="Calibri"/>
+        </w:rPr>
+        <w:t xml:space="preserve"> route synthesis through the named system-model configuration.</w:t>
+      </w:r>
+    </w:p>
+    <w:p>
+      <w:pPr>
+        <w:pStyle w:val="Heading2"/>
+      </w:pPr>
+      <w:r>
+        <w:t>P2 - Profile surfaces expose inconsistent context</w:t>
+      </w:r>
+    </w:p>
+    <w:p>
+      <w:r>
+        <w:rPr>
+          <w:rFonts w:ascii="Calibri" w:hAnsi="Calibri"/>
+        </w:rPr>
+        <w:t>Portfolio chat sees sensitive preference fields that are absent from the visible page, while Candidate Analysis omits useful evidence available elsewhere.</w:t>
+      </w:r>
+    </w:p>
+    <w:p>
+      <w:r>
+        <w:rPr>
+          <w:rFonts w:ascii="Calibri" w:hAnsi="Calibri"/>
+          <w:b/>
+        </w:rPr>
+        <w:t>Why it matters:</w:t>
+      </w:r>
+      <w:r>
+        <w:rPr>
+          <w:rFonts w:ascii="Calibri" w:hAnsi="Calibri"/>
+        </w:rPr>
+        <w:t xml:space="preserve"> administrators may assume a field is private because it is not printed, or assume an assessment uses evidence that it never receives.</w:t>
+      </w:r>
+    </w:p>
+    <w:p>
+      <w:r>
+        <w:rPr>
+          <w:rFonts w:ascii="Calibri" w:hAnsi="Calibri"/>
+          <w:b/>
+        </w:rPr>
+        <w:t>Required outcome:</w:t>
+      </w:r>
+      <w:r>
+        <w:rPr>
+          <w:rFonts w:ascii="Calibri" w:hAnsi="Calibri"/>
+        </w:rPr>
+        <w:t xml:space="preserve"> add per-field surfacing controls or a clear Admin matrix showing Public Page, PDF, Chat, and Candidate Analysis exposure.</w:t>
+      </w:r>
+    </w:p>
+    <w:p>
+      <w:pPr>
+        <w:pStyle w:val="Heading2"/>
+      </w:pPr>
+      <w:r>
+        <w:t>P3 - Package has no aggregate test command</w:t>
+      </w:r>
+    </w:p>
+    <w:p>
+      <w:r>
+        <w:rPr>
+          <w:rFonts w:ascii="Calibri" w:hAnsi="Calibri"/>
+        </w:rPr>
+        <w:t xml:space="preserve">Synthetic tests exist and most passed individually, but </w:t>
+      </w:r>
+      <w:r>
+        <w:rPr>
+          <w:rFonts w:ascii="Courier New" w:hAnsi="Courier New"/>
+          <w:color w:val="1F4D78"/>
+          <w:sz w:val="21"/>
+        </w:rPr>
+        <w:t>npm test</w:t>
+      </w:r>
+      <w:r>
+        <w:rPr>
+          <w:rFonts w:ascii="Calibri" w:hAnsi="Calibri"/>
+        </w:rPr>
+        <w:t xml:space="preserve"> is not defined. The suggestion test also requires a real OpenRouter call and failed locally under restricted DNS.</w:t>
+      </w:r>
+    </w:p>
+    <w:p>
+      <w:r>
+        <w:rPr>
+          <w:rFonts w:ascii="Calibri" w:hAnsi="Calibri"/>
+          <w:b/>
+        </w:rPr>
+        <w:t>Required outcome:</w:t>
+      </w:r>
+      <w:r>
+        <w:rPr>
+          <w:rFonts w:ascii="Calibri" w:hAnsi="Calibri"/>
+        </w:rPr>
+        <w:t xml:space="preserve"> add offline unit coverage, an explicit opt-in integration test, and a single test script.</w:t>
+      </w:r>
+    </w:p>
+    <w:p>
+      <w:pPr>
+        <w:pStyle w:val="Heading2"/>
+      </w:pPr>
+      <w:r>
+        <w:t>P3 - Repeated `punycode` deprecation warnings add noise</w:t>
+      </w:r>
+    </w:p>
+    <w:p>
+      <w:r>
+        <w:rPr>
+          <w:rFonts w:ascii="Calibri" w:hAnsi="Calibri"/>
+        </w:rPr>
+        <w:t>Production logs repeatedly emit the Node deprecation warning. It is not currently breaking behavior, but it dilutes the visibility of operational warnings.</w:t>
+      </w:r>
+    </w:p>
+    <w:p>
+      <w:pPr>
+        <w:pStyle w:val="Heading2"/>
+      </w:pPr>
+      <w:r>
+        <w:t>Verified working outcomes</w:t>
+      </w:r>
+    </w:p>
+    <w:p>
+      <w:pPr>
+        <w:pStyle w:val="ListBullet"/>
+      </w:pPr>
+      <w:r>
+        <w:rPr>
+          <w:rFonts w:ascii="Calibri" w:hAnsi="Calibri"/>
+        </w:rPr>
+        <w:t>Gmail and AgentMail queue chains had pending jobs and recent successful runs.</w:t>
+      </w:r>
+    </w:p>
+    <w:p>
+      <w:pPr>
+        <w:pStyle w:val="ListBullet"/>
+      </w:pPr>
+      <w:r>
+        <w:rPr>
+          <w:rFonts w:ascii="Calibri" w:hAnsi="Calibri"/>
+        </w:rPr>
+        <w:t>Reminder delivery, escalation, cancellation-on-resolution, CRM nudges, and content cadence synthetic tests passed.</w:t>
+      </w:r>
+    </w:p>
+    <w:p>
+      <w:pPr>
+        <w:pStyle w:val="ListBullet"/>
+      </w:pPr>
+      <w:r>
+        <w:rPr>
+          <w:rFonts w:ascii="Calibri" w:hAnsi="Calibri"/>
+        </w:rPr>
+        <w:t>The daily suggestion run created two content suggestions and delivered them.</w:t>
+      </w:r>
+    </w:p>
+    <w:p>
+      <w:pPr>
+        <w:pStyle w:val="ListBullet"/>
+      </w:pPr>
+      <w:r>
+        <w:rPr>
+          <w:rFonts w:ascii="Calibri" w:hAnsi="Calibri"/>
+        </w:rPr>
+        <w:t>The 11 June flight is now present with actual times after backfill.</w:t>
+      </w:r>
+    </w:p>
+    <w:p>
+      <w:pPr>
+        <w:pStyle w:val="ListBullet"/>
+      </w:pPr>
+      <w:r>
+        <w:rPr>
+          <w:rFonts w:ascii="Calibri" w:hAnsi="Calibri"/>
+        </w:rPr>
+        <w:t>Token Burn regenerated and published successfully at 02:00 each day from 8-12 June.</w:t>
+      </w:r>
+    </w:p>
+    <w:p>
+      <w:pPr>
+        <w:pStyle w:val="ListBullet"/>
+      </w:pPr>
+      <w:r>
+        <w:rPr>
+          <w:rFonts w:ascii="Calibri" w:hAnsi="Calibri"/>
+        </w:rPr>
+        <w:t>Production contained active data across projects, documents, contacts, CRM facts, tasks, RSS, meetings, profile content, Candidate Analysis, and portfolio chat.</w:t>
+      </w:r>
+    </w:p>
+    <w:p>
+      <w:pPr>
+        <w:pStyle w:val="Heading1"/>
+      </w:pPr>
+      <w:r>
+        <w:t>19. Data and Storage Map</w:t>
       </w:r>
     </w:p>
     <w:tbl>
@@ -10376,7 +15098,7 @@
         <w:pStyle w:val="Heading1"/>
       </w:pPr>
       <w:r>
-        <w:t>19. Local Development</w:t>
+        <w:t>20. Local Development</w:t>
       </w:r>
     </w:p>
     <w:p>
@@ -10619,7 +15341,7 @@
         <w:pStyle w:val="Heading1"/>
       </w:pPr>
       <w:r>
-        <w:t>20. Production Deployment</w:t>
+        <w:t>21. Production Deployment</w:t>
       </w:r>
     </w:p>
     <w:p>
@@ -10789,7 +15511,7 @@
         <w:pStyle w:val="Heading1"/>
       </w:pPr>
       <w:r>
-        <w:t>21. Backups and Recovery</w:t>
+        <w:t>22. Backups and Recovery</w:t>
       </w:r>
     </w:p>
     <w:p>
@@ -10836,732 +15558,6 @@
       </w:pPr>
       <w:r>
         <w:t>Recovery order</w:t>
-      </w:r>
-    </w:p>
-    <w:p>
-      <w:pPr>
-        <w:numPr>
-          <w:ilvl w:val="0"/>
-          <w:numId w:val="18"/>
-        </w:numPr>
-      </w:pPr>
-      <w:r>
-        <w:rPr>
-          <w:rFonts w:ascii="Calibri" w:hAnsi="Calibri"/>
-        </w:rPr>
-        <w:t xml:space="preserve">Stop writes or stop </w:t>
-      </w:r>
-      <w:r>
-        <w:rPr>
-          <w:rFonts w:ascii="Courier New" w:hAnsi="Courier New"/>
-          <w:color w:val="1F4D78"/>
-          <w:sz w:val="21"/>
-        </w:rPr>
-        <w:t>hub.service</w:t>
-      </w:r>
-      <w:r>
-        <w:rPr>
-          <w:rFonts w:ascii="Calibri" w:hAnsi="Calibri"/>
-        </w:rPr>
-        <w:t xml:space="preserve"> if database integrity is at risk.</w:t>
-      </w:r>
-    </w:p>
-    <w:p>
-      <w:pPr>
-        <w:numPr>
-          <w:ilvl w:val="0"/>
-          <w:numId w:val="18"/>
-        </w:numPr>
-      </w:pPr>
-      <w:r>
-        <w:rPr>
-          <w:rFonts w:ascii="Calibri" w:hAnsi="Calibri"/>
-        </w:rPr>
-        <w:t>Copy the damaged database aside; do not overwrite the only evidence.</w:t>
-      </w:r>
-    </w:p>
-    <w:p>
-      <w:pPr>
-        <w:numPr>
-          <w:ilvl w:val="0"/>
-          <w:numId w:val="18"/>
-        </w:numPr>
-      </w:pPr>
-      <w:r>
-        <w:rPr>
-          <w:rFonts w:ascii="Calibri" w:hAnsi="Calibri"/>
-        </w:rPr>
-        <w:t>Restore the most recent known-good backup.</w:t>
-      </w:r>
-    </w:p>
-    <w:p>
-      <w:pPr>
-        <w:numPr>
-          <w:ilvl w:val="0"/>
-          <w:numId w:val="18"/>
-        </w:numPr>
-      </w:pPr>
-      <w:r>
-        <w:rPr>
-          <w:rFonts w:ascii="Calibri" w:hAnsi="Calibri"/>
-        </w:rPr>
-        <w:t>Start the service and check logs.</w:t>
-      </w:r>
-    </w:p>
-    <w:p>
-      <w:pPr>
-        <w:numPr>
-          <w:ilvl w:val="0"/>
-          <w:numId w:val="18"/>
-        </w:numPr>
-      </w:pPr>
-      <w:r>
-        <w:rPr>
-          <w:rFonts w:ascii="Calibri" w:hAnsi="Calibri"/>
-        </w:rPr>
-        <w:t>Verify login, chat, CRM, and one recent record.</w:t>
-      </w:r>
-    </w:p>
-    <w:p>
-      <w:pPr>
-        <w:numPr>
-          <w:ilvl w:val="0"/>
-          <w:numId w:val="18"/>
-        </w:numPr>
-      </w:pPr>
-      <w:r>
-        <w:rPr>
-          <w:rFonts w:ascii="Calibri" w:hAnsi="Calibri"/>
-        </w:rPr>
-        <w:t>Re-run safe external synchronizations such as Calendar or Google Tasks.</w:t>
-      </w:r>
-    </w:p>
-    <w:p>
-      <w:pPr>
-        <w:numPr>
-          <w:ilvl w:val="0"/>
-          <w:numId w:val="18"/>
-        </w:numPr>
-      </w:pPr>
-      <w:r>
-        <w:rPr>
-          <w:rFonts w:ascii="Calibri" w:hAnsi="Calibri"/>
-        </w:rPr>
-        <w:t>Record the incident and the lost time window.</w:t>
-      </w:r>
-    </w:p>
-    <w:p>
-      <w:pPr>
-        <w:pStyle w:val="Heading2"/>
-      </w:pPr>
-      <w:r>
-        <w:t>Code rollback</w:t>
-      </w:r>
-    </w:p>
-    <w:p>
-      <w:r>
-        <w:rPr>
-          <w:rFonts w:ascii="Calibri" w:hAnsi="Calibri"/>
-        </w:rPr>
-        <w:t>Prefer deploying a known-good Git commit. Do not use destructive Git commands on a dirty worktree. Database rollback and code rollback are separate decisions because a newer schema may have been created.</w:t>
-      </w:r>
-    </w:p>
-    <w:p>
-      <w:pPr>
-        <w:pStyle w:val="Heading1"/>
-      </w:pPr>
-      <w:r>
-        <w:t>22. Security and Configuration</w:t>
-      </w:r>
-    </w:p>
-    <w:p>
-      <w:pPr>
-        <w:pStyle w:val="Heading2"/>
-      </w:pPr>
-      <w:r>
-        <w:t>Secret groups</w:t>
-      </w:r>
-    </w:p>
-    <w:p>
-      <w:pPr>
-        <w:pStyle w:val="ListBullet"/>
-      </w:pPr>
-      <w:r>
-        <w:rPr>
-          <w:rFonts w:ascii="Calibri" w:hAnsi="Calibri"/>
-        </w:rPr>
-        <w:t xml:space="preserve">AI: </w:t>
-      </w:r>
-      <w:r>
-        <w:rPr>
-          <w:rFonts w:ascii="Courier New" w:hAnsi="Courier New"/>
-          <w:color w:val="1F4D78"/>
-          <w:sz w:val="21"/>
-        </w:rPr>
-        <w:t>OPENAI_TRANSCRIPTION_API_KEY</w:t>
-      </w:r>
-      <w:r>
-        <w:rPr>
-          <w:rFonts w:ascii="Calibri" w:hAnsi="Calibri"/>
-        </w:rPr>
-        <w:t xml:space="preserve">, </w:t>
-      </w:r>
-      <w:r>
-        <w:rPr>
-          <w:rFonts w:ascii="Courier New" w:hAnsi="Courier New"/>
-          <w:color w:val="1F4D78"/>
-          <w:sz w:val="21"/>
-        </w:rPr>
-        <w:t>OPENROUTER_API_KEY</w:t>
-      </w:r>
-      <w:r>
-        <w:rPr>
-          <w:rFonts w:ascii="Calibri" w:hAnsi="Calibri"/>
-        </w:rPr>
-        <w:t xml:space="preserve">, </w:t>
-      </w:r>
-      <w:r>
-        <w:rPr>
-          <w:rFonts w:ascii="Courier New" w:hAnsi="Courier New"/>
-          <w:color w:val="1F4D78"/>
-          <w:sz w:val="21"/>
-        </w:rPr>
-        <w:t>GOOGLE_AI_API_KEY</w:t>
-      </w:r>
-    </w:p>
-    <w:p>
-      <w:pPr>
-        <w:pStyle w:val="ListBullet"/>
-      </w:pPr>
-      <w:r>
-        <w:rPr>
-          <w:rFonts w:ascii="Calibri" w:hAnsi="Calibri"/>
-        </w:rPr>
-        <w:t xml:space="preserve">Search: </w:t>
-      </w:r>
-      <w:r>
-        <w:rPr>
-          <w:rFonts w:ascii="Courier New" w:hAnsi="Courier New"/>
-          <w:color w:val="1F4D78"/>
-          <w:sz w:val="21"/>
-        </w:rPr>
-        <w:t>BRAVE_SEARCH_API_KEY</w:t>
-      </w:r>
-      <w:r>
-        <w:rPr>
-          <w:rFonts w:ascii="Calibri" w:hAnsi="Calibri"/>
-        </w:rPr>
-        <w:t xml:space="preserve">, </w:t>
-      </w:r>
-      <w:r>
-        <w:rPr>
-          <w:rFonts w:ascii="Courier New" w:hAnsi="Courier New"/>
-          <w:color w:val="1F4D78"/>
-          <w:sz w:val="21"/>
-        </w:rPr>
-        <w:t>EXA_API_KEY</w:t>
-      </w:r>
-      <w:r>
-        <w:rPr>
-          <w:rFonts w:ascii="Calibri" w:hAnsi="Calibri"/>
-        </w:rPr>
-        <w:t xml:space="preserve">, </w:t>
-      </w:r>
-      <w:r>
-        <w:rPr>
-          <w:rFonts w:ascii="Courier New" w:hAnsi="Courier New"/>
-          <w:color w:val="1F4D78"/>
-          <w:sz w:val="21"/>
-        </w:rPr>
-        <w:t>TAVILY_API_KEY</w:t>
-      </w:r>
-      <w:r>
-        <w:rPr>
-          <w:rFonts w:ascii="Calibri" w:hAnsi="Calibri"/>
-        </w:rPr>
-        <w:t xml:space="preserve">, </w:t>
-      </w:r>
-      <w:r>
-        <w:rPr>
-          <w:rFonts w:ascii="Courier New" w:hAnsi="Courier New"/>
-          <w:color w:val="1F4D78"/>
-          <w:sz w:val="21"/>
-        </w:rPr>
-        <w:t>FIRECRAWL_API_KEY</w:t>
-      </w:r>
-    </w:p>
-    <w:p>
-      <w:pPr>
-        <w:pStyle w:val="ListBullet"/>
-      </w:pPr>
-      <w:r>
-        <w:rPr>
-          <w:rFonts w:ascii="Calibri" w:hAnsi="Calibri"/>
-        </w:rPr>
-        <w:t xml:space="preserve">Google OAuth: </w:t>
-      </w:r>
-      <w:r>
-        <w:rPr>
-          <w:rFonts w:ascii="Courier New" w:hAnsi="Courier New"/>
-          <w:color w:val="1F4D78"/>
-          <w:sz w:val="21"/>
-        </w:rPr>
-        <w:t>GOOGLE_OAUTH_*</w:t>
-      </w:r>
-      <w:r>
-        <w:rPr>
-          <w:rFonts w:ascii="Calibri" w:hAnsi="Calibri"/>
-        </w:rPr>
-        <w:t xml:space="preserve">, </w:t>
-      </w:r>
-      <w:r>
-        <w:rPr>
-          <w:rFonts w:ascii="Courier New" w:hAnsi="Courier New"/>
-          <w:color w:val="1F4D78"/>
-          <w:sz w:val="21"/>
-        </w:rPr>
-        <w:t>GOOGLE_WORKSPACE_DOMAIN</w:t>
-      </w:r>
-    </w:p>
-    <w:p>
-      <w:pPr>
-        <w:pStyle w:val="ListBullet"/>
-      </w:pPr>
-      <w:r>
-        <w:rPr>
-          <w:rFonts w:ascii="Calibri" w:hAnsi="Calibri"/>
-        </w:rPr>
-        <w:t xml:space="preserve">Mail: </w:t>
-      </w:r>
-      <w:r>
-        <w:rPr>
-          <w:rFonts w:ascii="Courier New" w:hAnsi="Courier New"/>
-          <w:color w:val="1F4D78"/>
-          <w:sz w:val="21"/>
-        </w:rPr>
-        <w:t>GMAIL_SMTP_*</w:t>
-      </w:r>
-      <w:r>
-        <w:rPr>
-          <w:rFonts w:ascii="Calibri" w:hAnsi="Calibri"/>
-        </w:rPr>
-        <w:t xml:space="preserve">, </w:t>
-      </w:r>
-      <w:r>
-        <w:rPr>
-          <w:rFonts w:ascii="Courier New" w:hAnsi="Courier New"/>
-          <w:color w:val="1F4D78"/>
-          <w:sz w:val="21"/>
-        </w:rPr>
-        <w:t>AGENTMAIL_*</w:t>
-      </w:r>
-    </w:p>
-    <w:p>
-      <w:pPr>
-        <w:pStyle w:val="ListBullet"/>
-      </w:pPr>
-      <w:r>
-        <w:rPr>
-          <w:rFonts w:ascii="Calibri" w:hAnsi="Calibri"/>
-        </w:rPr>
-        <w:t xml:space="preserve">Chat/webhooks: </w:t>
-      </w:r>
-      <w:r>
-        <w:rPr>
-          <w:rFonts w:ascii="Courier New" w:hAnsi="Courier New"/>
-          <w:color w:val="1F4D78"/>
-          <w:sz w:val="21"/>
-        </w:rPr>
-        <w:t>GOOGLE_CHAT_*</w:t>
-      </w:r>
-      <w:r>
-        <w:rPr>
-          <w:rFonts w:ascii="Calibri" w:hAnsi="Calibri"/>
-        </w:rPr>
-        <w:t xml:space="preserve">, </w:t>
-      </w:r>
-      <w:r>
-        <w:rPr>
-          <w:rFonts w:ascii="Courier New" w:hAnsi="Courier New"/>
-          <w:color w:val="1F4D78"/>
-          <w:sz w:val="21"/>
-        </w:rPr>
-        <w:t>HERMES_WEBHOOK_SECRET</w:t>
-      </w:r>
-    </w:p>
-    <w:p>
-      <w:pPr>
-        <w:pStyle w:val="ListBullet"/>
-      </w:pPr>
-      <w:r>
-        <w:rPr>
-          <w:rFonts w:ascii="Calibri" w:hAnsi="Calibri"/>
-        </w:rPr>
-        <w:t xml:space="preserve">Storage/indexing: </w:t>
-      </w:r>
-      <w:r>
-        <w:rPr>
-          <w:rFonts w:ascii="Courier New" w:hAnsi="Courier New"/>
-          <w:color w:val="1F4D78"/>
-          <w:sz w:val="21"/>
-        </w:rPr>
-        <w:t>HUB_DB_PATH</w:t>
-      </w:r>
-      <w:r>
-        <w:rPr>
-          <w:rFonts w:ascii="Calibri" w:hAnsi="Calibri"/>
-        </w:rPr>
-        <w:t xml:space="preserve">, </w:t>
-      </w:r>
-      <w:r>
-        <w:rPr>
-          <w:rFonts w:ascii="Courier New" w:hAnsi="Courier New"/>
-          <w:color w:val="1F4D78"/>
-          <w:sz w:val="21"/>
-        </w:rPr>
-        <w:t>VAULT_PATH</w:t>
-      </w:r>
-      <w:r>
-        <w:rPr>
-          <w:rFonts w:ascii="Calibri" w:hAnsi="Calibri"/>
-        </w:rPr>
-        <w:t xml:space="preserve">, </w:t>
-      </w:r>
-      <w:r>
-        <w:rPr>
-          <w:rFonts w:ascii="Courier New" w:hAnsi="Courier New"/>
-          <w:color w:val="1F4D78"/>
-          <w:sz w:val="21"/>
-        </w:rPr>
-        <w:t>SYNTHADOC_URL</w:t>
-      </w:r>
-      <w:r>
-        <w:rPr>
-          <w:rFonts w:ascii="Calibri" w:hAnsi="Calibri"/>
-        </w:rPr>
-        <w:t xml:space="preserve">, </w:t>
-      </w:r>
-      <w:r>
-        <w:rPr>
-          <w:rFonts w:ascii="Courier New" w:hAnsi="Courier New"/>
-          <w:color w:val="1F4D78"/>
-          <w:sz w:val="21"/>
-        </w:rPr>
-        <w:t>SYNTHADOC_BIN</w:t>
-      </w:r>
-      <w:r>
-        <w:rPr>
-          <w:rFonts w:ascii="Calibri" w:hAnsi="Calibri"/>
-        </w:rPr>
-        <w:t xml:space="preserve">, </w:t>
-      </w:r>
-      <w:r>
-        <w:rPr>
-          <w:rFonts w:ascii="Courier New" w:hAnsi="Courier New"/>
-          <w:color w:val="1F4D78"/>
-          <w:sz w:val="21"/>
-        </w:rPr>
-        <w:t>MARKITDOWN_BIN</w:t>
-      </w:r>
-    </w:p>
-    <w:p>
-      <w:pPr>
-        <w:pStyle w:val="ListBullet"/>
-      </w:pPr>
-      <w:r>
-        <w:rPr>
-          <w:rFonts w:ascii="Calibri" w:hAnsi="Calibri"/>
-        </w:rPr>
-        <w:t xml:space="preserve">Subscriber reading: </w:t>
-      </w:r>
-      <w:r>
-        <w:rPr>
-          <w:rFonts w:ascii="Courier New" w:hAnsi="Courier New"/>
-          <w:color w:val="1F4D78"/>
-          <w:sz w:val="21"/>
-        </w:rPr>
-        <w:t>SUBSTACK_SID</w:t>
-      </w:r>
-    </w:p>
-    <w:p>
-      <w:pPr>
-        <w:pStyle w:val="ListBullet"/>
-      </w:pPr>
-      <w:r>
-        <w:rPr>
-          <w:rFonts w:ascii="Calibri" w:hAnsi="Calibri"/>
-        </w:rPr>
-        <w:t xml:space="preserve">Workday/Boox: </w:t>
-      </w:r>
-      <w:r>
-        <w:rPr>
-          <w:rFonts w:ascii="Courier New" w:hAnsi="Courier New"/>
-          <w:color w:val="1F4D78"/>
-          <w:sz w:val="21"/>
-        </w:rPr>
-        <w:t>WORKDAY_*</w:t>
-      </w:r>
-      <w:r>
-        <w:rPr>
-          <w:rFonts w:ascii="Calibri" w:hAnsi="Calibri"/>
-        </w:rPr>
-        <w:t xml:space="preserve">, </w:t>
-      </w:r>
-      <w:r>
-        <w:rPr>
-          <w:rFonts w:ascii="Courier New" w:hAnsi="Courier New"/>
-          <w:color w:val="1F4D78"/>
-          <w:sz w:val="21"/>
-        </w:rPr>
-        <w:t>BOOX_DRIVE_*</w:t>
-      </w:r>
-    </w:p>
-    <w:p>
-      <w:pPr>
-        <w:pStyle w:val="ListBullet"/>
-      </w:pPr>
-      <w:r>
-        <w:rPr>
-          <w:rFonts w:ascii="Calibri" w:hAnsi="Calibri"/>
-        </w:rPr>
-        <w:t xml:space="preserve">Monitoring and delivery: </w:t>
-      </w:r>
-      <w:r>
-        <w:rPr>
-          <w:rFonts w:ascii="Courier New" w:hAnsi="Courier New"/>
-          <w:color w:val="1F4D78"/>
-          <w:sz w:val="21"/>
-        </w:rPr>
-        <w:t>BRIEFING_*</w:t>
-      </w:r>
-      <w:r>
-        <w:rPr>
-          <w:rFonts w:ascii="Calibri" w:hAnsi="Calibri"/>
-        </w:rPr>
-        <w:t xml:space="preserve">, </w:t>
-      </w:r>
-      <w:r>
-        <w:rPr>
-          <w:rFonts w:ascii="Courier New" w:hAnsi="Courier New"/>
-          <w:color w:val="1F4D78"/>
-          <w:sz w:val="21"/>
-        </w:rPr>
-        <w:t>EMAIL_BRIEFING_*</w:t>
-      </w:r>
-      <w:r>
-        <w:rPr>
-          <w:rFonts w:ascii="Calibri" w:hAnsi="Calibri"/>
-        </w:rPr>
-        <w:t xml:space="preserve">, </w:t>
-      </w:r>
-      <w:r>
-        <w:rPr>
-          <w:rFonts w:ascii="Courier New" w:hAnsi="Courier New"/>
-          <w:color w:val="1F4D78"/>
-          <w:sz w:val="21"/>
-        </w:rPr>
-        <w:t>REG_*</w:t>
-      </w:r>
-      <w:r>
-        <w:rPr>
-          <w:rFonts w:ascii="Calibri" w:hAnsi="Calibri"/>
-        </w:rPr>
-        <w:t xml:space="preserve">, </w:t>
-      </w:r>
-      <w:r>
-        <w:rPr>
-          <w:rFonts w:ascii="Courier New" w:hAnsi="Courier New"/>
-          <w:color w:val="1F4D78"/>
-          <w:sz w:val="21"/>
-        </w:rPr>
-        <w:t>CONTACT_FROM_NAME</w:t>
-      </w:r>
-    </w:p>
-    <w:p>
-      <w:r>
-        <w:rPr>
-          <w:rFonts w:ascii="Calibri" w:hAnsi="Calibri"/>
-        </w:rPr>
-        <w:t>Never print secret values into logs, chat, documentation, or issue trackers. When checking configuration, print only variable names and whether each is set.</w:t>
-      </w:r>
-    </w:p>
-    <w:p>
-      <w:r>
-        <w:rPr>
-          <w:rFonts w:ascii="Calibri" w:hAnsi="Calibri"/>
-        </w:rPr>
-        <w:t>API keys stored directly through Model Admin are database secrets and require the same backup and access protection as environment credentials. Prefer an environment-variable name when the provider supports it.</w:t>
-      </w:r>
-    </w:p>
-    <w:p>
-      <w:pPr>
-        <w:pStyle w:val="Heading2"/>
-      </w:pPr>
-      <w:r>
-        <w:t>Access controls</w:t>
-      </w:r>
-    </w:p>
-    <w:p>
-      <w:pPr>
-        <w:pStyle w:val="ListBullet"/>
-      </w:pPr>
-      <w:r>
-        <w:rPr>
-          <w:rFonts w:ascii="Calibri" w:hAnsi="Calibri"/>
-        </w:rPr>
-        <w:t>Keep Hub, wiki, and admin routes private.</w:t>
-      </w:r>
-    </w:p>
-    <w:p>
-      <w:pPr>
-        <w:pStyle w:val="ListBullet"/>
-      </w:pPr>
-      <w:r>
-        <w:rPr>
-          <w:rFonts w:ascii="Calibri" w:hAnsi="Calibri"/>
-        </w:rPr>
-        <w:t>Keep public portfolio routes intentionally separate.</w:t>
-      </w:r>
-    </w:p>
-    <w:p>
-      <w:pPr>
-        <w:pStyle w:val="ListBullet"/>
-      </w:pPr>
-      <w:r>
-        <w:rPr>
-          <w:rFonts w:ascii="Calibri" w:hAnsi="Calibri"/>
-        </w:rPr>
-        <w:t>Use same-origin checks and rate limiting on write endpoints.</w:t>
-      </w:r>
-    </w:p>
-    <w:p>
-      <w:pPr>
-        <w:pStyle w:val="ListBullet"/>
-      </w:pPr>
-      <w:r>
-        <w:rPr>
-          <w:rFonts w:ascii="Calibri" w:hAnsi="Calibri"/>
-        </w:rPr>
-        <w:t>Revoke and replace credentials after accidental disclosure.</w:t>
-      </w:r>
-    </w:p>
-    <w:p>
-      <w:pPr>
-        <w:pStyle w:val="ListBullet"/>
-      </w:pPr>
-      <w:r>
-        <w:rPr>
-          <w:rFonts w:ascii="Calibri" w:hAnsi="Calibri"/>
-        </w:rPr>
-        <w:t>Google OAuth scopes may require users to re-authorize after a new integration is added.</w:t>
-      </w:r>
-    </w:p>
-    <w:p>
-      <w:pPr>
-        <w:pStyle w:val="Heading1"/>
-      </w:pPr>
-      <w:r>
-        <w:t>23. Troubleshooting</w:t>
-      </w:r>
-    </w:p>
-    <w:p>
-      <w:pPr>
-        <w:pStyle w:val="Heading2"/>
-      </w:pPr>
-      <w:r>
-        <w:t>Site unavailable</w:t>
-      </w:r>
-    </w:p>
-    <w:p>
-      <w:pPr>
-        <w:numPr>
-          <w:ilvl w:val="0"/>
-          <w:numId w:val="19"/>
-        </w:numPr>
-      </w:pPr>
-      <w:r>
-        <w:rPr>
-          <w:rFonts w:ascii="Calibri" w:hAnsi="Calibri"/>
-        </w:rPr>
-        <w:t>Check DNS and HTTPS response.</w:t>
-      </w:r>
-    </w:p>
-    <w:p>
-      <w:pPr>
-        <w:numPr>
-          <w:ilvl w:val="0"/>
-          <w:numId w:val="19"/>
-        </w:numPr>
-      </w:pPr>
-      <w:r>
-        <w:rPr>
-          <w:rFonts w:ascii="Calibri" w:hAnsi="Calibri"/>
-        </w:rPr>
-        <w:t xml:space="preserve">Check </w:t>
-      </w:r>
-      <w:r>
-        <w:rPr>
-          <w:rFonts w:ascii="Courier New" w:hAnsi="Courier New"/>
-          <w:color w:val="1F4D78"/>
-          <w:sz w:val="21"/>
-        </w:rPr>
-        <w:t>systemctl status hub.service</w:t>
-      </w:r>
-      <w:r>
-        <w:rPr>
-          <w:rFonts w:ascii="Calibri" w:hAnsi="Calibri"/>
-        </w:rPr>
-        <w:t>.</w:t>
-      </w:r>
-    </w:p>
-    <w:p>
-      <w:pPr>
-        <w:numPr>
-          <w:ilvl w:val="0"/>
-          <w:numId w:val="19"/>
-        </w:numPr>
-      </w:pPr>
-      <w:r>
-        <w:rPr>
-          <w:rFonts w:ascii="Calibri" w:hAnsi="Calibri"/>
-        </w:rPr>
-        <w:t>Read recent journal logs.</w:t>
-      </w:r>
-    </w:p>
-    <w:p>
-      <w:pPr>
-        <w:numPr>
-          <w:ilvl w:val="0"/>
-          <w:numId w:val="19"/>
-        </w:numPr>
-      </w:pPr>
-      <w:r>
-        <w:rPr>
-          <w:rFonts w:ascii="Calibri" w:hAnsi="Calibri"/>
-        </w:rPr>
-        <w:t>Validate Nginx configuration.</w:t>
-      </w:r>
-    </w:p>
-    <w:p>
-      <w:pPr>
-        <w:numPr>
-          <w:ilvl w:val="0"/>
-          <w:numId w:val="19"/>
-        </w:numPr>
-      </w:pPr>
-      <w:r>
-        <w:rPr>
-          <w:rFonts w:ascii="Calibri" w:hAnsi="Calibri"/>
-        </w:rPr>
-        <w:t>Confirm the application port is listening.</w:t>
-      </w:r>
-    </w:p>
-    <w:p>
-      <w:pPr>
-        <w:pStyle w:val="Heading2"/>
-      </w:pPr>
-      <w:r>
-        <w:t>Login loop or Google API errors</w:t>
       </w:r>
     </w:p>
     <w:p>
@@ -11575,7 +15571,21 @@
         <w:rPr>
           <w:rFonts w:ascii="Calibri" w:hAnsi="Calibri"/>
         </w:rPr>
-        <w:t>Confirm OAuth client ID, secret, callback URL, and allowed user.</w:t>
+        <w:t xml:space="preserve">Stop writes or stop </w:t>
+      </w:r>
+      <w:r>
+        <w:rPr>
+          <w:rFonts w:ascii="Courier New" w:hAnsi="Courier New"/>
+          <w:color w:val="1F4D78"/>
+          <w:sz w:val="21"/>
+        </w:rPr>
+        <w:t>hub.service</w:t>
+      </w:r>
+      <w:r>
+        <w:rPr>
+          <w:rFonts w:ascii="Calibri" w:hAnsi="Calibri"/>
+        </w:rPr>
+        <w:t xml:space="preserve"> if database integrity is at risk.</w:t>
       </w:r>
     </w:p>
     <w:p>
@@ -11589,7 +15599,7 @@
         <w:rPr>
           <w:rFonts w:ascii="Calibri" w:hAnsi="Calibri"/>
         </w:rPr>
-        <w:t>Check whether the integration added a new scope.</w:t>
+        <w:t>Copy the damaged database aside; do not overwrite the only evidence.</w:t>
       </w:r>
     </w:p>
     <w:p>
@@ -11603,7 +15613,7 @@
         <w:rPr>
           <w:rFonts w:ascii="Calibri" w:hAnsi="Calibri"/>
         </w:rPr>
-        <w:t>Sign out and re-authorize to refresh the stored permission grant.</w:t>
+        <w:t>Restore the most recent known-good backup.</w:t>
       </w:r>
     </w:p>
     <w:p>
@@ -11617,7 +15627,49 @@
         <w:rPr>
           <w:rFonts w:ascii="Calibri" w:hAnsi="Calibri"/>
         </w:rPr>
-        <w:t>Inspect the specific Google API error in service logs.</w:t>
+        <w:t>Start the service and check logs.</w:t>
+      </w:r>
+    </w:p>
+    <w:p>
+      <w:pPr>
+        <w:numPr>
+          <w:ilvl w:val="0"/>
+          <w:numId w:val="20"/>
+        </w:numPr>
+      </w:pPr>
+      <w:r>
+        <w:rPr>
+          <w:rFonts w:ascii="Calibri" w:hAnsi="Calibri"/>
+        </w:rPr>
+        <w:t>Verify login, chat, CRM, and one recent record.</w:t>
+      </w:r>
+    </w:p>
+    <w:p>
+      <w:pPr>
+        <w:numPr>
+          <w:ilvl w:val="0"/>
+          <w:numId w:val="20"/>
+        </w:numPr>
+      </w:pPr>
+      <w:r>
+        <w:rPr>
+          <w:rFonts w:ascii="Calibri" w:hAnsi="Calibri"/>
+        </w:rPr>
+        <w:t>Re-run safe external synchronizations such as Calendar or Google Tasks.</w:t>
+      </w:r>
+    </w:p>
+    <w:p>
+      <w:pPr>
+        <w:numPr>
+          <w:ilvl w:val="0"/>
+          <w:numId w:val="20"/>
+        </w:numPr>
+      </w:pPr>
+      <w:r>
+        <w:rPr>
+          <w:rFonts w:ascii="Calibri" w:hAnsi="Calibri"/>
+        </w:rPr>
+        <w:t>Record the incident and the lost time window.</w:t>
       </w:r>
     </w:p>
     <w:p>
@@ -11625,7 +15677,521 @@
         <w:pStyle w:val="Heading2"/>
       </w:pPr>
       <w:r>
-        <w:t>Tasks page is empty</w:t>
+        <w:t>Code rollback</w:t>
+      </w:r>
+    </w:p>
+    <w:p>
+      <w:r>
+        <w:rPr>
+          <w:rFonts w:ascii="Calibri" w:hAnsi="Calibri"/>
+        </w:rPr>
+        <w:t>Prefer deploying a known-good Git commit. Do not use destructive Git commands on a dirty worktree. Database rollback and code rollback are separate decisions because a newer schema may have been created.</w:t>
+      </w:r>
+    </w:p>
+    <w:p>
+      <w:pPr>
+        <w:pStyle w:val="Heading1"/>
+      </w:pPr>
+      <w:r>
+        <w:t>23. Security and Configuration</w:t>
+      </w:r>
+    </w:p>
+    <w:p>
+      <w:pPr>
+        <w:pStyle w:val="Heading2"/>
+      </w:pPr>
+      <w:r>
+        <w:t>Secret groups</w:t>
+      </w:r>
+    </w:p>
+    <w:p>
+      <w:pPr>
+        <w:pStyle w:val="ListBullet"/>
+      </w:pPr>
+      <w:r>
+        <w:rPr>
+          <w:rFonts w:ascii="Calibri" w:hAnsi="Calibri"/>
+        </w:rPr>
+        <w:t xml:space="preserve">AI: </w:t>
+      </w:r>
+      <w:r>
+        <w:rPr>
+          <w:rFonts w:ascii="Courier New" w:hAnsi="Courier New"/>
+          <w:color w:val="1F4D78"/>
+          <w:sz w:val="21"/>
+        </w:rPr>
+        <w:t>OPENAI_TRANSCRIPTION_API_KEY</w:t>
+      </w:r>
+      <w:r>
+        <w:rPr>
+          <w:rFonts w:ascii="Calibri" w:hAnsi="Calibri"/>
+        </w:rPr>
+        <w:t xml:space="preserve">, </w:t>
+      </w:r>
+      <w:r>
+        <w:rPr>
+          <w:rFonts w:ascii="Courier New" w:hAnsi="Courier New"/>
+          <w:color w:val="1F4D78"/>
+          <w:sz w:val="21"/>
+        </w:rPr>
+        <w:t>OPENROUTER_API_KEY</w:t>
+      </w:r>
+      <w:r>
+        <w:rPr>
+          <w:rFonts w:ascii="Calibri" w:hAnsi="Calibri"/>
+        </w:rPr>
+        <w:t xml:space="preserve">, </w:t>
+      </w:r>
+      <w:r>
+        <w:rPr>
+          <w:rFonts w:ascii="Courier New" w:hAnsi="Courier New"/>
+          <w:color w:val="1F4D78"/>
+          <w:sz w:val="21"/>
+        </w:rPr>
+        <w:t>GOOGLE_AI_API_KEY</w:t>
+      </w:r>
+    </w:p>
+    <w:p>
+      <w:pPr>
+        <w:pStyle w:val="ListBullet"/>
+      </w:pPr>
+      <w:r>
+        <w:rPr>
+          <w:rFonts w:ascii="Calibri" w:hAnsi="Calibri"/>
+        </w:rPr>
+        <w:t xml:space="preserve">Search: </w:t>
+      </w:r>
+      <w:r>
+        <w:rPr>
+          <w:rFonts w:ascii="Courier New" w:hAnsi="Courier New"/>
+          <w:color w:val="1F4D78"/>
+          <w:sz w:val="21"/>
+        </w:rPr>
+        <w:t>BRAVE_SEARCH_API_KEY</w:t>
+      </w:r>
+      <w:r>
+        <w:rPr>
+          <w:rFonts w:ascii="Calibri" w:hAnsi="Calibri"/>
+        </w:rPr>
+        <w:t xml:space="preserve">, </w:t>
+      </w:r>
+      <w:r>
+        <w:rPr>
+          <w:rFonts w:ascii="Courier New" w:hAnsi="Courier New"/>
+          <w:color w:val="1F4D78"/>
+          <w:sz w:val="21"/>
+        </w:rPr>
+        <w:t>EXA_API_KEY</w:t>
+      </w:r>
+      <w:r>
+        <w:rPr>
+          <w:rFonts w:ascii="Calibri" w:hAnsi="Calibri"/>
+        </w:rPr>
+        <w:t xml:space="preserve">, </w:t>
+      </w:r>
+      <w:r>
+        <w:rPr>
+          <w:rFonts w:ascii="Courier New" w:hAnsi="Courier New"/>
+          <w:color w:val="1F4D78"/>
+          <w:sz w:val="21"/>
+        </w:rPr>
+        <w:t>TAVILY_API_KEY</w:t>
+      </w:r>
+      <w:r>
+        <w:rPr>
+          <w:rFonts w:ascii="Calibri" w:hAnsi="Calibri"/>
+        </w:rPr>
+        <w:t xml:space="preserve">, </w:t>
+      </w:r>
+      <w:r>
+        <w:rPr>
+          <w:rFonts w:ascii="Courier New" w:hAnsi="Courier New"/>
+          <w:color w:val="1F4D78"/>
+          <w:sz w:val="21"/>
+        </w:rPr>
+        <w:t>FIRECRAWL_API_KEY</w:t>
+      </w:r>
+    </w:p>
+    <w:p>
+      <w:pPr>
+        <w:pStyle w:val="ListBullet"/>
+      </w:pPr>
+      <w:r>
+        <w:rPr>
+          <w:rFonts w:ascii="Calibri" w:hAnsi="Calibri"/>
+        </w:rPr>
+        <w:t xml:space="preserve">Google OAuth: </w:t>
+      </w:r>
+      <w:r>
+        <w:rPr>
+          <w:rFonts w:ascii="Courier New" w:hAnsi="Courier New"/>
+          <w:color w:val="1F4D78"/>
+          <w:sz w:val="21"/>
+        </w:rPr>
+        <w:t>GOOGLE_OAUTH_*</w:t>
+      </w:r>
+      <w:r>
+        <w:rPr>
+          <w:rFonts w:ascii="Calibri" w:hAnsi="Calibri"/>
+        </w:rPr>
+        <w:t xml:space="preserve">, </w:t>
+      </w:r>
+      <w:r>
+        <w:rPr>
+          <w:rFonts w:ascii="Courier New" w:hAnsi="Courier New"/>
+          <w:color w:val="1F4D78"/>
+          <w:sz w:val="21"/>
+        </w:rPr>
+        <w:t>GOOGLE_WORKSPACE_DOMAIN</w:t>
+      </w:r>
+    </w:p>
+    <w:p>
+      <w:pPr>
+        <w:pStyle w:val="ListBullet"/>
+      </w:pPr>
+      <w:r>
+        <w:rPr>
+          <w:rFonts w:ascii="Calibri" w:hAnsi="Calibri"/>
+        </w:rPr>
+        <w:t xml:space="preserve">Mail: </w:t>
+      </w:r>
+      <w:r>
+        <w:rPr>
+          <w:rFonts w:ascii="Courier New" w:hAnsi="Courier New"/>
+          <w:color w:val="1F4D78"/>
+          <w:sz w:val="21"/>
+        </w:rPr>
+        <w:t>GMAIL_SMTP_*</w:t>
+      </w:r>
+      <w:r>
+        <w:rPr>
+          <w:rFonts w:ascii="Calibri" w:hAnsi="Calibri"/>
+        </w:rPr>
+        <w:t xml:space="preserve">, </w:t>
+      </w:r>
+      <w:r>
+        <w:rPr>
+          <w:rFonts w:ascii="Courier New" w:hAnsi="Courier New"/>
+          <w:color w:val="1F4D78"/>
+          <w:sz w:val="21"/>
+        </w:rPr>
+        <w:t>AGENTMAIL_*</w:t>
+      </w:r>
+    </w:p>
+    <w:p>
+      <w:pPr>
+        <w:pStyle w:val="ListBullet"/>
+      </w:pPr>
+      <w:r>
+        <w:rPr>
+          <w:rFonts w:ascii="Calibri" w:hAnsi="Calibri"/>
+        </w:rPr>
+        <w:t xml:space="preserve">Chat/webhooks: </w:t>
+      </w:r>
+      <w:r>
+        <w:rPr>
+          <w:rFonts w:ascii="Courier New" w:hAnsi="Courier New"/>
+          <w:color w:val="1F4D78"/>
+          <w:sz w:val="21"/>
+        </w:rPr>
+        <w:t>GOOGLE_CHAT_*</w:t>
+      </w:r>
+      <w:r>
+        <w:rPr>
+          <w:rFonts w:ascii="Calibri" w:hAnsi="Calibri"/>
+        </w:rPr>
+        <w:t xml:space="preserve">, </w:t>
+      </w:r>
+      <w:r>
+        <w:rPr>
+          <w:rFonts w:ascii="Courier New" w:hAnsi="Courier New"/>
+          <w:color w:val="1F4D78"/>
+          <w:sz w:val="21"/>
+        </w:rPr>
+        <w:t>HERMES_WEBHOOK_SECRET</w:t>
+      </w:r>
+    </w:p>
+    <w:p>
+      <w:pPr>
+        <w:pStyle w:val="ListBullet"/>
+      </w:pPr>
+      <w:r>
+        <w:rPr>
+          <w:rFonts w:ascii="Calibri" w:hAnsi="Calibri"/>
+        </w:rPr>
+        <w:t xml:space="preserve">Storage/indexing: </w:t>
+      </w:r>
+      <w:r>
+        <w:rPr>
+          <w:rFonts w:ascii="Courier New" w:hAnsi="Courier New"/>
+          <w:color w:val="1F4D78"/>
+          <w:sz w:val="21"/>
+        </w:rPr>
+        <w:t>HUB_DB_PATH</w:t>
+      </w:r>
+      <w:r>
+        <w:rPr>
+          <w:rFonts w:ascii="Calibri" w:hAnsi="Calibri"/>
+        </w:rPr>
+        <w:t xml:space="preserve">, </w:t>
+      </w:r>
+      <w:r>
+        <w:rPr>
+          <w:rFonts w:ascii="Courier New" w:hAnsi="Courier New"/>
+          <w:color w:val="1F4D78"/>
+          <w:sz w:val="21"/>
+        </w:rPr>
+        <w:t>VAULT_PATH</w:t>
+      </w:r>
+      <w:r>
+        <w:rPr>
+          <w:rFonts w:ascii="Calibri" w:hAnsi="Calibri"/>
+        </w:rPr>
+        <w:t xml:space="preserve">, </w:t>
+      </w:r>
+      <w:r>
+        <w:rPr>
+          <w:rFonts w:ascii="Courier New" w:hAnsi="Courier New"/>
+          <w:color w:val="1F4D78"/>
+          <w:sz w:val="21"/>
+        </w:rPr>
+        <w:t>SYNTHADOC_URL</w:t>
+      </w:r>
+      <w:r>
+        <w:rPr>
+          <w:rFonts w:ascii="Calibri" w:hAnsi="Calibri"/>
+        </w:rPr>
+        <w:t xml:space="preserve">, </w:t>
+      </w:r>
+      <w:r>
+        <w:rPr>
+          <w:rFonts w:ascii="Courier New" w:hAnsi="Courier New"/>
+          <w:color w:val="1F4D78"/>
+          <w:sz w:val="21"/>
+        </w:rPr>
+        <w:t>SYNTHADOC_BIN</w:t>
+      </w:r>
+      <w:r>
+        <w:rPr>
+          <w:rFonts w:ascii="Calibri" w:hAnsi="Calibri"/>
+        </w:rPr>
+        <w:t xml:space="preserve">, </w:t>
+      </w:r>
+      <w:r>
+        <w:rPr>
+          <w:rFonts w:ascii="Courier New" w:hAnsi="Courier New"/>
+          <w:color w:val="1F4D78"/>
+          <w:sz w:val="21"/>
+        </w:rPr>
+        <w:t>MARKITDOWN_BIN</w:t>
+      </w:r>
+    </w:p>
+    <w:p>
+      <w:pPr>
+        <w:pStyle w:val="ListBullet"/>
+      </w:pPr>
+      <w:r>
+        <w:rPr>
+          <w:rFonts w:ascii="Calibri" w:hAnsi="Calibri"/>
+        </w:rPr>
+        <w:t xml:space="preserve">Subscriber reading: </w:t>
+      </w:r>
+      <w:r>
+        <w:rPr>
+          <w:rFonts w:ascii="Courier New" w:hAnsi="Courier New"/>
+          <w:color w:val="1F4D78"/>
+          <w:sz w:val="21"/>
+        </w:rPr>
+        <w:t>SUBSTACK_SID</w:t>
+      </w:r>
+    </w:p>
+    <w:p>
+      <w:pPr>
+        <w:pStyle w:val="ListBullet"/>
+      </w:pPr>
+      <w:r>
+        <w:rPr>
+          <w:rFonts w:ascii="Calibri" w:hAnsi="Calibri"/>
+        </w:rPr>
+        <w:t xml:space="preserve">Workday/Boox: </w:t>
+      </w:r>
+      <w:r>
+        <w:rPr>
+          <w:rFonts w:ascii="Courier New" w:hAnsi="Courier New"/>
+          <w:color w:val="1F4D78"/>
+          <w:sz w:val="21"/>
+        </w:rPr>
+        <w:t>WORKDAY_*</w:t>
+      </w:r>
+      <w:r>
+        <w:rPr>
+          <w:rFonts w:ascii="Calibri" w:hAnsi="Calibri"/>
+        </w:rPr>
+        <w:t xml:space="preserve">, </w:t>
+      </w:r>
+      <w:r>
+        <w:rPr>
+          <w:rFonts w:ascii="Courier New" w:hAnsi="Courier New"/>
+          <w:color w:val="1F4D78"/>
+          <w:sz w:val="21"/>
+        </w:rPr>
+        <w:t>BOOX_DRIVE_*</w:t>
+      </w:r>
+    </w:p>
+    <w:p>
+      <w:pPr>
+        <w:pStyle w:val="ListBullet"/>
+      </w:pPr>
+      <w:r>
+        <w:rPr>
+          <w:rFonts w:ascii="Calibri" w:hAnsi="Calibri"/>
+        </w:rPr>
+        <w:t xml:space="preserve">Monitoring and delivery: </w:t>
+      </w:r>
+      <w:r>
+        <w:rPr>
+          <w:rFonts w:ascii="Courier New" w:hAnsi="Courier New"/>
+          <w:color w:val="1F4D78"/>
+          <w:sz w:val="21"/>
+        </w:rPr>
+        <w:t>BRIEFING_*</w:t>
+      </w:r>
+      <w:r>
+        <w:rPr>
+          <w:rFonts w:ascii="Calibri" w:hAnsi="Calibri"/>
+        </w:rPr>
+        <w:t xml:space="preserve">, </w:t>
+      </w:r>
+      <w:r>
+        <w:rPr>
+          <w:rFonts w:ascii="Courier New" w:hAnsi="Courier New"/>
+          <w:color w:val="1F4D78"/>
+          <w:sz w:val="21"/>
+        </w:rPr>
+        <w:t>EMAIL_BRIEFING_*</w:t>
+      </w:r>
+      <w:r>
+        <w:rPr>
+          <w:rFonts w:ascii="Calibri" w:hAnsi="Calibri"/>
+        </w:rPr>
+        <w:t xml:space="preserve">, </w:t>
+      </w:r>
+      <w:r>
+        <w:rPr>
+          <w:rFonts w:ascii="Courier New" w:hAnsi="Courier New"/>
+          <w:color w:val="1F4D78"/>
+          <w:sz w:val="21"/>
+        </w:rPr>
+        <w:t>REG_*</w:t>
+      </w:r>
+      <w:r>
+        <w:rPr>
+          <w:rFonts w:ascii="Calibri" w:hAnsi="Calibri"/>
+        </w:rPr>
+        <w:t xml:space="preserve">, </w:t>
+      </w:r>
+      <w:r>
+        <w:rPr>
+          <w:rFonts w:ascii="Courier New" w:hAnsi="Courier New"/>
+          <w:color w:val="1F4D78"/>
+          <w:sz w:val="21"/>
+        </w:rPr>
+        <w:t>CONTACT_FROM_NAME</w:t>
+      </w:r>
+    </w:p>
+    <w:p>
+      <w:r>
+        <w:rPr>
+          <w:rFonts w:ascii="Calibri" w:hAnsi="Calibri"/>
+        </w:rPr>
+        <w:t>Never print secret values into logs, chat, documentation, or issue trackers. When checking configuration, print only variable names and whether each is set.</w:t>
+      </w:r>
+    </w:p>
+    <w:p>
+      <w:r>
+        <w:rPr>
+          <w:rFonts w:ascii="Calibri" w:hAnsi="Calibri"/>
+        </w:rPr>
+        <w:t>API keys stored directly through Model Admin are database secrets and require the same backup and access protection as environment credentials. Prefer an environment-variable name when the provider supports it.</w:t>
+      </w:r>
+    </w:p>
+    <w:p>
+      <w:pPr>
+        <w:pStyle w:val="Heading2"/>
+      </w:pPr>
+      <w:r>
+        <w:t>Access controls</w:t>
+      </w:r>
+    </w:p>
+    <w:p>
+      <w:pPr>
+        <w:pStyle w:val="ListBullet"/>
+      </w:pPr>
+      <w:r>
+        <w:rPr>
+          <w:rFonts w:ascii="Calibri" w:hAnsi="Calibri"/>
+        </w:rPr>
+        <w:t>Keep Hub, wiki, and admin routes private.</w:t>
+      </w:r>
+    </w:p>
+    <w:p>
+      <w:pPr>
+        <w:pStyle w:val="ListBullet"/>
+      </w:pPr>
+      <w:r>
+        <w:rPr>
+          <w:rFonts w:ascii="Calibri" w:hAnsi="Calibri"/>
+        </w:rPr>
+        <w:t>Keep public portfolio routes intentionally separate.</w:t>
+      </w:r>
+    </w:p>
+    <w:p>
+      <w:pPr>
+        <w:pStyle w:val="ListBullet"/>
+      </w:pPr>
+      <w:r>
+        <w:rPr>
+          <w:rFonts w:ascii="Calibri" w:hAnsi="Calibri"/>
+        </w:rPr>
+        <w:t>Use same-origin checks and rate limiting on write endpoints.</w:t>
+      </w:r>
+    </w:p>
+    <w:p>
+      <w:pPr>
+        <w:pStyle w:val="ListBullet"/>
+      </w:pPr>
+      <w:r>
+        <w:rPr>
+          <w:rFonts w:ascii="Calibri" w:hAnsi="Calibri"/>
+        </w:rPr>
+        <w:t>Revoke and replace credentials after accidental disclosure.</w:t>
+      </w:r>
+    </w:p>
+    <w:p>
+      <w:pPr>
+        <w:pStyle w:val="ListBullet"/>
+      </w:pPr>
+      <w:r>
+        <w:rPr>
+          <w:rFonts w:ascii="Calibri" w:hAnsi="Calibri"/>
+        </w:rPr>
+        <w:t>Google OAuth scopes may require users to re-authorize after a new integration is added.</w:t>
+      </w:r>
+    </w:p>
+    <w:p>
+      <w:pPr>
+        <w:pStyle w:val="Heading1"/>
+      </w:pPr>
+      <w:r>
+        <w:t>24. Troubleshooting</w:t>
+      </w:r>
+    </w:p>
+    <w:p>
+      <w:pPr>
+        <w:pStyle w:val="Heading2"/>
+      </w:pPr>
+      <w:r>
+        <w:t>Site unavailable</w:t>
       </w:r>
     </w:p>
     <w:p>
@@ -11639,7 +16205,7 @@
         <w:rPr>
           <w:rFonts w:ascii="Calibri" w:hAnsi="Calibri"/>
         </w:rPr>
-        <w:t>Re-authorize Google access for the Tasks scope.</w:t>
+        <w:t>Check DNS and HTTPS response.</w:t>
       </w:r>
     </w:p>
     <w:p>
@@ -11653,7 +16219,7 @@
         <w:rPr>
           <w:rFonts w:ascii="Calibri" w:hAnsi="Calibri"/>
         </w:rPr>
-        <w:t xml:space="preserve">Open </w:t>
+        <w:t xml:space="preserve">Check </w:t>
       </w:r>
       <w:r>
         <w:rPr>
@@ -11661,13 +16227,13 @@
           <w:color w:val="1F4D78"/>
           <w:sz w:val="21"/>
         </w:rPr>
-        <w:t>/crm/tasks</w:t>
-      </w:r>
-      <w:r>
-        <w:rPr>
-          <w:rFonts w:ascii="Calibri" w:hAnsi="Calibri"/>
-        </w:rPr>
-        <w:t xml:space="preserve"> to trigger a sync.</w:t>
+        <w:t>systemctl status hub.service</w:t>
+      </w:r>
+      <w:r>
+        <w:rPr>
+          <w:rFonts w:ascii="Calibri" w:hAnsi="Calibri"/>
+        </w:rPr>
+        <w:t>.</w:t>
       </w:r>
     </w:p>
     <w:p>
@@ -11681,7 +16247,7 @@
         <w:rPr>
           <w:rFonts w:ascii="Calibri" w:hAnsi="Calibri"/>
         </w:rPr>
-        <w:t>Confirm tasks exist in the default Google Tasks list.</w:t>
+        <w:t>Read recent journal logs.</w:t>
       </w:r>
     </w:p>
     <w:p>
@@ -11695,21 +16261,7 @@
         <w:rPr>
           <w:rFonts w:ascii="Calibri" w:hAnsi="Calibri"/>
         </w:rPr>
-        <w:t xml:space="preserve">Check for </w:t>
-      </w:r>
-      <w:r>
-        <w:rPr>
-          <w:rFonts w:ascii="Courier New" w:hAnsi="Courier New"/>
-          <w:color w:val="1F4D78"/>
-          <w:sz w:val="21"/>
-        </w:rPr>
-        <w:t>[tasks]</w:t>
-      </w:r>
-      <w:r>
-        <w:rPr>
-          <w:rFonts w:ascii="Calibri" w:hAnsi="Calibri"/>
-        </w:rPr>
-        <w:t xml:space="preserve"> errors.</w:t>
+        <w:t>Validate Nginx configuration.</w:t>
       </w:r>
     </w:p>
     <w:p>
@@ -11723,7 +16275,7 @@
         <w:rPr>
           <w:rFonts w:ascii="Calibri" w:hAnsi="Calibri"/>
         </w:rPr>
-        <w:t>Remember that local Delete hides an item without deleting it in Google.</w:t>
+        <w:t>Confirm the application port is listening.</w:t>
       </w:r>
     </w:p>
     <w:p>
@@ -11731,7 +16283,7 @@
         <w:pStyle w:val="Heading2"/>
       </w:pPr>
       <w:r>
-        <w:t>Email not classified</w:t>
+        <w:t>Login loop or Google API errors</w:t>
       </w:r>
     </w:p>
     <w:p>
@@ -11745,7 +16297,7 @@
         <w:rPr>
           <w:rFonts w:ascii="Calibri" w:hAnsi="Calibri"/>
         </w:rPr>
-        <w:t>Confirm Gmail or AgentMail credentials.</w:t>
+        <w:t>Confirm OAuth client ID, secret, callback URL, and allowed user.</w:t>
       </w:r>
     </w:p>
     <w:p>
@@ -11759,7 +16311,7 @@
         <w:rPr>
           <w:rFonts w:ascii="Calibri" w:hAnsi="Calibri"/>
         </w:rPr>
-        <w:t>Check the 15-minute processor logs.</w:t>
+        <w:t>Check whether the integration added a new scope.</w:t>
       </w:r>
     </w:p>
     <w:p>
@@ -11773,7 +16325,7 @@
         <w:rPr>
           <w:rFonts w:ascii="Calibri" w:hAnsi="Calibri"/>
         </w:rPr>
-        <w:t>Review canonical taxonomy rules.</w:t>
+        <w:t>Sign out and re-authorize to refresh the stored permission grant.</w:t>
       </w:r>
     </w:p>
     <w:p>
@@ -11787,21 +16339,7 @@
         <w:rPr>
           <w:rFonts w:ascii="Calibri" w:hAnsi="Calibri"/>
         </w:rPr>
-        <w:t>Use the admin trigger for a controlled retry.</w:t>
-      </w:r>
-    </w:p>
-    <w:p>
-      <w:pPr>
-        <w:numPr>
-          <w:ilvl w:val="0"/>
-          <w:numId w:val="22"/>
-        </w:numPr>
-      </w:pPr>
-      <w:r>
-        <w:rPr>
-          <w:rFonts w:ascii="Calibri" w:hAnsi="Calibri"/>
-        </w:rPr>
-        <w:t>Confirm the message is not already marked processed.</w:t>
+        <w:t>Inspect the specific Google API error in service logs.</w:t>
       </w:r>
     </w:p>
     <w:p>
@@ -11809,7 +16347,7 @@
         <w:pStyle w:val="Heading2"/>
       </w:pPr>
       <w:r>
-        <w:t>Knowledge missing from search</w:t>
+        <w:t>Tasks page is empty</w:t>
       </w:r>
     </w:p>
     <w:p>
@@ -11823,7 +16361,7 @@
         <w:rPr>
           <w:rFonts w:ascii="Calibri" w:hAnsi="Calibri"/>
         </w:rPr>
-        <w:t>Confirm the source file exists in the vault/raw source area.</w:t>
+        <w:t>Re-authorize Google access for the Tasks scope.</w:t>
       </w:r>
     </w:p>
     <w:p>
@@ -11837,7 +16375,21 @@
         <w:rPr>
           <w:rFonts w:ascii="Calibri" w:hAnsi="Calibri"/>
         </w:rPr>
-        <w:t>Confirm the page is visible through Wiki Browse; this distinguishes file indexing from Synthadoc search.</w:t>
+        <w:t xml:space="preserve">Open </w:t>
+      </w:r>
+      <w:r>
+        <w:rPr>
+          <w:rFonts w:ascii="Courier New" w:hAnsi="Courier New"/>
+          <w:color w:val="1F4D78"/>
+          <w:sz w:val="21"/>
+        </w:rPr>
+        <w:t>/crm/tasks</w:t>
+      </w:r>
+      <w:r>
+        <w:rPr>
+          <w:rFonts w:ascii="Calibri" w:hAnsi="Calibri"/>
+        </w:rPr>
+        <w:t xml:space="preserve"> to trigger a sync.</w:t>
       </w:r>
     </w:p>
     <w:p>
@@ -11851,7 +16403,7 @@
         <w:rPr>
           <w:rFonts w:ascii="Calibri" w:hAnsi="Calibri"/>
         </w:rPr>
-        <w:t>Check the vault sync log.</w:t>
+        <w:t>Confirm tasks exist in the default Google Tasks list.</w:t>
       </w:r>
     </w:p>
     <w:p>
@@ -11865,7 +16417,7 @@
         <w:rPr>
           <w:rFonts w:ascii="Calibri" w:hAnsi="Calibri"/>
         </w:rPr>
-        <w:t xml:space="preserve">Check </w:t>
+        <w:t xml:space="preserve">Check for </w:t>
       </w:r>
       <w:r>
         <w:rPr>
@@ -11873,13 +16425,13 @@
           <w:color w:val="1F4D78"/>
           <w:sz w:val="21"/>
         </w:rPr>
-        <w:t>SYNTHADOC_URL</w:t>
-      </w:r>
-      <w:r>
-        <w:rPr>
-          <w:rFonts w:ascii="Calibri" w:hAnsi="Calibri"/>
-        </w:rPr>
-        <w:t>, sidecar status, and jobs.</w:t>
+        <w:t>[tasks]</w:t>
+      </w:r>
+      <w:r>
+        <w:rPr>
+          <w:rFonts w:ascii="Calibri" w:hAnsi="Calibri"/>
+        </w:rPr>
+        <w:t xml:space="preserve"> errors.</w:t>
       </w:r>
     </w:p>
     <w:p>
@@ -11893,21 +16445,7 @@
         <w:rPr>
           <w:rFonts w:ascii="Calibri" w:hAnsi="Calibri"/>
         </w:rPr>
-        <w:t>Re-ingest the specific source with force only when needed.</w:t>
-      </w:r>
-    </w:p>
-    <w:p>
-      <w:pPr>
-        <w:numPr>
-          <w:ilvl w:val="0"/>
-          <w:numId w:val="23"/>
-        </w:numPr>
-      </w:pPr>
-      <w:r>
-        <w:rPr>
-          <w:rFonts w:ascii="Calibri" w:hAnsi="Calibri"/>
-        </w:rPr>
-        <w:t>Confirm the Wiki and Synthadoc are pointed at the expected workspace.</w:t>
+        <w:t>Remember that local Delete hides an item without deleting it in Google.</w:t>
       </w:r>
     </w:p>
     <w:p>
@@ -11915,7 +16453,7 @@
         <w:pStyle w:val="Heading2"/>
       </w:pPr>
       <w:r>
-        <w:t>Document will not convert to Wiki</w:t>
+        <w:t>Email not classified</w:t>
       </w:r>
     </w:p>
     <w:p>
@@ -11929,7 +16467,7 @@
         <w:rPr>
           <w:rFonts w:ascii="Calibri" w:hAnsi="Calibri"/>
         </w:rPr>
-        <w:t>Confirm the upload completed and the project document is visible.</w:t>
+        <w:t>Confirm Gmail or AgentMail credentials.</w:t>
       </w:r>
     </w:p>
     <w:p>
@@ -11943,7 +16481,7 @@
         <w:rPr>
           <w:rFonts w:ascii="Calibri" w:hAnsi="Calibri"/>
         </w:rPr>
-        <w:t>Confirm the Wiki page-writer slot points to an enabled model.</w:t>
+        <w:t>Check the 15-minute processor logs.</w:t>
       </w:r>
     </w:p>
     <w:p>
@@ -11957,7 +16495,7 @@
         <w:rPr>
           <w:rFonts w:ascii="Calibri" w:hAnsi="Calibri"/>
         </w:rPr>
-        <w:t>For images, confirm the Wiki image-vision slot is vision capable.</w:t>
+        <w:t>Review canonical taxonomy rules.</w:t>
       </w:r>
     </w:p>
     <w:p>
@@ -11971,21 +16509,7 @@
         <w:rPr>
           <w:rFonts w:ascii="Calibri" w:hAnsi="Calibri"/>
         </w:rPr>
-        <w:t xml:space="preserve">For an older image, confirm its raw file exists under the project's vault </w:t>
-      </w:r>
-      <w:r>
-        <w:rPr>
-          <w:rFonts w:ascii="Courier New" w:hAnsi="Courier New"/>
-          <w:color w:val="1F4D78"/>
-          <w:sz w:val="21"/>
-        </w:rPr>
-        <w:t>raw_sources</w:t>
-      </w:r>
-      <w:r>
-        <w:rPr>
-          <w:rFonts w:ascii="Calibri" w:hAnsi="Calibri"/>
-        </w:rPr>
-        <w:t xml:space="preserve"> path; re-upload if it does not.</w:t>
+        <w:t>Use the admin trigger for a controlled retry.</w:t>
       </w:r>
     </w:p>
     <w:p>
@@ -11999,35 +16523,7 @@
         <w:rPr>
           <w:rFonts w:ascii="Calibri" w:hAnsi="Calibri"/>
         </w:rPr>
-        <w:t xml:space="preserve">Check OpenRouter credentials and service logs for </w:t>
-      </w:r>
-      <w:r>
-        <w:rPr>
-          <w:rFonts w:ascii="Courier New" w:hAnsi="Courier New"/>
-          <w:color w:val="1F4D78"/>
-          <w:sz w:val="21"/>
-        </w:rPr>
-        <w:t>[to-wiki]</w:t>
-      </w:r>
-      <w:r>
-        <w:rPr>
-          <w:rFonts w:ascii="Calibri" w:hAnsi="Calibri"/>
-        </w:rPr>
-        <w:t xml:space="preserve"> or vision errors.</w:t>
-      </w:r>
-    </w:p>
-    <w:p>
-      <w:pPr>
-        <w:numPr>
-          <w:ilvl w:val="0"/>
-          <w:numId w:val="24"/>
-        </w:numPr>
-      </w:pPr>
-      <w:r>
-        <w:rPr>
-          <w:rFonts w:ascii="Calibri" w:hAnsi="Calibri"/>
-        </w:rPr>
-        <w:t>Remember that deleting a document does not delete an already-created Wiki page.</w:t>
+        <w:t>Confirm the message is not already marked processed.</w:t>
       </w:r>
     </w:p>
     <w:p>
@@ -12035,7 +16531,7 @@
         <w:pStyle w:val="Heading2"/>
       </w:pPr>
       <w:r>
-        <w:t>Creator feed has previews or stale articles</w:t>
+        <w:t>Knowledge missing from search</w:t>
       </w:r>
     </w:p>
     <w:p>
@@ -12049,20 +16545,7 @@
         <w:rPr>
           <w:rFonts w:ascii="Calibri" w:hAnsi="Calibri"/>
         </w:rPr>
-        <w:t xml:space="preserve">Select </w:t>
-      </w:r>
-      <w:r>
-        <w:rPr>
-          <w:rFonts w:ascii="Calibri" w:hAnsi="Calibri"/>
-          <w:b/>
-        </w:rPr>
-        <w:t>Fetch now</w:t>
-      </w:r>
-      <w:r>
-        <w:rPr>
-          <w:rFonts w:ascii="Calibri" w:hAnsi="Calibri"/>
-        </w:rPr>
-        <w:t xml:space="preserve"> and inspect the feed's last error.</w:t>
+        <w:t>Confirm the source file exists in the vault/raw source area.</w:t>
       </w:r>
     </w:p>
     <w:p>
@@ -12076,7 +16559,7 @@
         <w:rPr>
           <w:rFonts w:ascii="Calibri" w:hAnsi="Calibri"/>
         </w:rPr>
-        <w:t>Confirm the feed URL is correct and enabled.</w:t>
+        <w:t>Confirm the page is visible through Wiki Browse; this distinguishes file indexing from Synthadoc search.</w:t>
       </w:r>
     </w:p>
     <w:p>
@@ -12090,21 +16573,7 @@
         <w:rPr>
           <w:rFonts w:ascii="Calibri" w:hAnsi="Calibri"/>
         </w:rPr>
-        <w:t xml:space="preserve">If it is Substack, confirm </w:t>
-      </w:r>
-      <w:r>
-        <w:rPr>
-          <w:rFonts w:ascii="Courier New" w:hAnsi="Courier New"/>
-          <w:color w:val="1F4D78"/>
-          <w:sz w:val="21"/>
-        </w:rPr>
-        <w:t>SUBSTACK_SID</w:t>
-      </w:r>
-      <w:r>
-        <w:rPr>
-          <w:rFonts w:ascii="Calibri" w:hAnsi="Calibri"/>
-        </w:rPr>
-        <w:t xml:space="preserve"> is current.</w:t>
+        <w:t>Check the vault sync log.</w:t>
       </w:r>
     </w:p>
     <w:p>
@@ -12118,7 +16587,21 @@
         <w:rPr>
           <w:rFonts w:ascii="Calibri" w:hAnsi="Calibri"/>
         </w:rPr>
-        <w:t>Compare the stored word count with the source article.</w:t>
+        <w:t xml:space="preserve">Check </w:t>
+      </w:r>
+      <w:r>
+        <w:rPr>
+          <w:rFonts w:ascii="Courier New" w:hAnsi="Courier New"/>
+          <w:color w:val="1F4D78"/>
+          <w:sz w:val="21"/>
+        </w:rPr>
+        <w:t>SYNTHADOC_URL</w:t>
+      </w:r>
+      <w:r>
+        <w:rPr>
+          <w:rFonts w:ascii="Calibri" w:hAnsi="Calibri"/>
+        </w:rPr>
+        <w:t>, sidecar status, and jobs.</w:t>
       </w:r>
     </w:p>
     <w:p>
@@ -12132,7 +16615,7 @@
         <w:rPr>
           <w:rFonts w:ascii="Calibri" w:hAnsi="Calibri"/>
         </w:rPr>
-        <w:t>A feed may expose only previews even to an authenticated request; use the source link when full text is absent.</w:t>
+        <w:t>Re-ingest the specific source with force only when needed.</w:t>
       </w:r>
     </w:p>
     <w:p>
@@ -12146,7 +16629,7 @@
         <w:rPr>
           <w:rFonts w:ascii="Calibri" w:hAnsi="Calibri"/>
         </w:rPr>
-        <w:t>RSS articles are database records, not Wiki pages, unless a separate curation workflow saves them.</w:t>
+        <w:t>Confirm the Wiki and Synthadoc are pointed at the expected workspace.</w:t>
       </w:r>
     </w:p>
     <w:p>
@@ -12154,7 +16637,7 @@
         <w:pStyle w:val="Heading2"/>
       </w:pPr>
       <w:r>
-        <w:t>Model change had no effect</w:t>
+        <w:t>Document will not convert to Wiki</w:t>
       </w:r>
     </w:p>
     <w:p>
@@ -12168,7 +16651,7 @@
         <w:rPr>
           <w:rFonts w:ascii="Calibri" w:hAnsi="Calibri"/>
         </w:rPr>
-        <w:t>Confirm whether you changed the Chat default or the relevant named system slot.</w:t>
+        <w:t>Confirm the upload completed and the project document is visible.</w:t>
       </w:r>
     </w:p>
     <w:p>
@@ -12182,7 +16665,7 @@
         <w:rPr>
           <w:rFonts w:ascii="Calibri" w:hAnsi="Calibri"/>
         </w:rPr>
-        <w:t>Confirm the slot's scope: system or current user.</w:t>
+        <w:t>Confirm the Wiki page-writer slot points to an enabled model.</w:t>
       </w:r>
     </w:p>
     <w:p>
@@ -12196,7 +16679,7 @@
         <w:rPr>
           <w:rFonts w:ascii="Calibri" w:hAnsi="Calibri"/>
         </w:rPr>
-        <w:t>Confirm the selected model remains enabled.</w:t>
+        <w:t>For images, confirm the Wiki image-vision slot is vision capable.</w:t>
       </w:r>
     </w:p>
     <w:p>
@@ -12210,7 +16693,21 @@
         <w:rPr>
           <w:rFonts w:ascii="Calibri" w:hAnsi="Calibri"/>
         </w:rPr>
-        <w:t>Check whether a custom prompt override is masking a newly deployed default.</w:t>
+        <w:t xml:space="preserve">For an older image, confirm its raw file exists under the project's vault </w:t>
+      </w:r>
+      <w:r>
+        <w:rPr>
+          <w:rFonts w:ascii="Courier New" w:hAnsi="Courier New"/>
+          <w:color w:val="1F4D78"/>
+          <w:sz w:val="21"/>
+        </w:rPr>
+        <w:t>raw_sources</w:t>
+      </w:r>
+      <w:r>
+        <w:rPr>
+          <w:rFonts w:ascii="Calibri" w:hAnsi="Calibri"/>
+        </w:rPr>
+        <w:t xml:space="preserve"> path; re-upload if it does not.</w:t>
       </w:r>
     </w:p>
     <w:p>
@@ -12224,7 +16721,35 @@
         <w:rPr>
           <w:rFonts w:ascii="Calibri" w:hAnsi="Calibri"/>
         </w:rPr>
-        <w:t>Run the workflow again and inspect request logs for the actual model key.</w:t>
+        <w:t xml:space="preserve">Check OpenRouter credentials and service logs for </w:t>
+      </w:r>
+      <w:r>
+        <w:rPr>
+          <w:rFonts w:ascii="Courier New" w:hAnsi="Courier New"/>
+          <w:color w:val="1F4D78"/>
+          <w:sz w:val="21"/>
+        </w:rPr>
+        <w:t>[to-wiki]</w:t>
+      </w:r>
+      <w:r>
+        <w:rPr>
+          <w:rFonts w:ascii="Calibri" w:hAnsi="Calibri"/>
+        </w:rPr>
+        <w:t xml:space="preserve"> or vision errors.</w:t>
+      </w:r>
+    </w:p>
+    <w:p>
+      <w:pPr>
+        <w:numPr>
+          <w:ilvl w:val="0"/>
+          <w:numId w:val="26"/>
+        </w:numPr>
+      </w:pPr>
+      <w:r>
+        <w:rPr>
+          <w:rFonts w:ascii="Calibri" w:hAnsi="Calibri"/>
+        </w:rPr>
+        <w:t>Remember that deleting a document does not delete an already-created Wiki page.</w:t>
       </w:r>
     </w:p>
     <w:p>
@@ -12232,7 +16757,7 @@
         <w:pStyle w:val="Heading2"/>
       </w:pPr>
       <w:r>
-        <w:t>Prompt override breaks a workflow</w:t>
+        <w:t>Creator feed has previews or stale articles</w:t>
       </w:r>
     </w:p>
     <w:p>
@@ -12246,7 +16771,20 @@
         <w:rPr>
           <w:rFonts w:ascii="Calibri" w:hAnsi="Calibri"/>
         </w:rPr>
-        <w:t>Open Admin, Models, then the affected slot.</w:t>
+        <w:t xml:space="preserve">Select </w:t>
+      </w:r>
+      <w:r>
+        <w:rPr>
+          <w:rFonts w:ascii="Calibri" w:hAnsi="Calibri"/>
+          <w:b/>
+        </w:rPr>
+        <w:t>Fetch now</w:t>
+      </w:r>
+      <w:r>
+        <w:rPr>
+          <w:rFonts w:ascii="Calibri" w:hAnsi="Calibri"/>
+        </w:rPr>
+        <w:t xml:space="preserve"> and inspect the feed's last error.</w:t>
       </w:r>
     </w:p>
     <w:p>
@@ -12260,7 +16798,7 @@
         <w:rPr>
           <w:rFonts w:ascii="Calibri" w:hAnsi="Calibri"/>
         </w:rPr>
-        <w:t>Preserve the failing prompt in a change note if it needs investigation.</w:t>
+        <w:t>Confirm the feed URL is correct and enabled.</w:t>
       </w:r>
     </w:p>
     <w:p>
@@ -12274,20 +16812,21 @@
         <w:rPr>
           <w:rFonts w:ascii="Calibri" w:hAnsi="Calibri"/>
         </w:rPr>
-        <w:t xml:space="preserve">Select </w:t>
-      </w:r>
-      <w:r>
-        <w:rPr>
-          <w:rFonts w:ascii="Calibri" w:hAnsi="Calibri"/>
-          <w:b/>
-        </w:rPr>
-        <w:t>Restore default</w:t>
-      </w:r>
-      <w:r>
-        <w:rPr>
-          <w:rFonts w:ascii="Calibri" w:hAnsi="Calibri"/>
-        </w:rPr>
-        <w:t xml:space="preserve"> and save.</w:t>
+        <w:t xml:space="preserve">If it is Substack, confirm </w:t>
+      </w:r>
+      <w:r>
+        <w:rPr>
+          <w:rFonts w:ascii="Courier New" w:hAnsi="Courier New"/>
+          <w:color w:val="1F4D78"/>
+          <w:sz w:val="21"/>
+        </w:rPr>
+        <w:t>SUBSTACK_SID</w:t>
+      </w:r>
+      <w:r>
+        <w:rPr>
+          <w:rFonts w:ascii="Calibri" w:hAnsi="Calibri"/>
+        </w:rPr>
+        <w:t xml:space="preserve"> is current.</w:t>
       </w:r>
     </w:p>
     <w:p>
@@ -12301,7 +16840,7 @@
         <w:rPr>
           <w:rFonts w:ascii="Calibri" w:hAnsi="Calibri"/>
         </w:rPr>
-        <w:t>Re-run the workflow with representative input.</w:t>
+        <w:t>Compare the stored word count with the source article.</w:t>
       </w:r>
     </w:p>
     <w:p>
@@ -12315,7 +16854,21 @@
         <w:rPr>
           <w:rFonts w:ascii="Calibri" w:hAnsi="Calibri"/>
         </w:rPr>
-        <w:t>Check for required JSON keys, placeholders, or completion tokens removed by the override.</w:t>
+        <w:t>A feed may expose only previews even to an authenticated request; use the source link when full text is absent.</w:t>
+      </w:r>
+    </w:p>
+    <w:p>
+      <w:pPr>
+        <w:numPr>
+          <w:ilvl w:val="0"/>
+          <w:numId w:val="27"/>
+        </w:numPr>
+      </w:pPr>
+      <w:r>
+        <w:rPr>
+          <w:rFonts w:ascii="Calibri" w:hAnsi="Calibri"/>
+        </w:rPr>
+        <w:t>RSS articles are database records, not Wiki pages, unless a separate curation workflow saves them.</w:t>
       </w:r>
     </w:p>
     <w:p>
@@ -12323,7 +16876,7 @@
         <w:pStyle w:val="Heading2"/>
       </w:pPr>
       <w:r>
-        <w:t>Morning briefing missing</w:t>
+        <w:t>Model change had no effect</w:t>
       </w:r>
     </w:p>
     <w:p>
@@ -12337,7 +16890,7 @@
         <w:rPr>
           <w:rFonts w:ascii="Calibri" w:hAnsi="Calibri"/>
         </w:rPr>
-        <w:t>Check service uptime across 06:45-07:30.</w:t>
+        <w:t>Confirm whether you changed the Chat default or the relevant named system slot.</w:t>
       </w:r>
     </w:p>
     <w:p>
@@ -12351,7 +16904,7 @@
         <w:rPr>
           <w:rFonts w:ascii="Calibri" w:hAnsi="Calibri"/>
         </w:rPr>
-        <w:t>Confirm Calendar authorization.</w:t>
+        <w:t>Confirm the slot's scope: system or current user.</w:t>
       </w:r>
     </w:p>
     <w:p>
@@ -12365,7 +16918,7 @@
         <w:rPr>
           <w:rFonts w:ascii="Calibri" w:hAnsi="Calibri"/>
         </w:rPr>
-        <w:t>Confirm Google Chat delivery settings.</w:t>
+        <w:t>Confirm the selected model remains enabled.</w:t>
       </w:r>
     </w:p>
     <w:p>
@@ -12379,7 +16932,7 @@
         <w:rPr>
           <w:rFonts w:ascii="Calibri" w:hAnsi="Calibri"/>
         </w:rPr>
-        <w:t>Check whether today’s briefing was already recorded.</w:t>
+        <w:t>Check whether a custom prompt override is masking a newly deployed default.</w:t>
       </w:r>
     </w:p>
     <w:p>
@@ -12393,21 +16946,7 @@
         <w:rPr>
           <w:rFonts w:ascii="Calibri" w:hAnsi="Calibri"/>
         </w:rPr>
-        <w:t xml:space="preserve">Inspect </w:t>
-      </w:r>
-      <w:r>
-        <w:rPr>
-          <w:rFonts w:ascii="Courier New" w:hAnsi="Courier New"/>
-          <w:color w:val="1F4D78"/>
-          <w:sz w:val="21"/>
-        </w:rPr>
-        <w:t>[crm]</w:t>
-      </w:r>
-      <w:r>
-        <w:rPr>
-          <w:rFonts w:ascii="Calibri" w:hAnsi="Calibri"/>
-        </w:rPr>
-        <w:t>, Calendar, Tasks, and Chat errors.</w:t>
+        <w:t>Run the workflow again and inspect request logs for the actual model key.</w:t>
       </w:r>
     </w:p>
     <w:p>
@@ -12415,7 +16954,7 @@
         <w:pStyle w:val="Heading2"/>
       </w:pPr>
       <w:r>
-        <w:t>Deployment succeeded but behavior is old</w:t>
+        <w:t>Prompt override breaks a workflow</w:t>
       </w:r>
     </w:p>
     <w:p>
@@ -12429,7 +16968,7 @@
         <w:rPr>
           <w:rFonts w:ascii="Calibri" w:hAnsi="Calibri"/>
         </w:rPr>
-        <w:t>Compare local and production file hashes.</w:t>
+        <w:t>Open Admin, Models, then the affected slot.</w:t>
       </w:r>
     </w:p>
     <w:p>
@@ -12443,7 +16982,7 @@
         <w:rPr>
           <w:rFonts w:ascii="Calibri" w:hAnsi="Calibri"/>
         </w:rPr>
-        <w:t>Confirm the service restart time.</w:t>
+        <w:t>Preserve the failing prompt in a change note if it needs investigation.</w:t>
       </w:r>
     </w:p>
     <w:p>
@@ -12457,7 +16996,20 @@
         <w:rPr>
           <w:rFonts w:ascii="Calibri" w:hAnsi="Calibri"/>
         </w:rPr>
-        <w:t>Confirm the active Git commit.</w:t>
+        <w:t xml:space="preserve">Select </w:t>
+      </w:r>
+      <w:r>
+        <w:rPr>
+          <w:rFonts w:ascii="Calibri" w:hAnsi="Calibri"/>
+          <w:b/>
+        </w:rPr>
+        <w:t>Restore default</w:t>
+      </w:r>
+      <w:r>
+        <w:rPr>
+          <w:rFonts w:ascii="Calibri" w:hAnsi="Calibri"/>
+        </w:rPr>
+        <w:t xml:space="preserve"> and save.</w:t>
       </w:r>
     </w:p>
     <w:p>
@@ -12471,7 +17023,7 @@
         <w:rPr>
           <w:rFonts w:ascii="Calibri" w:hAnsi="Calibri"/>
         </w:rPr>
-        <w:t>Check Nginx is routing to the expected process.</w:t>
+        <w:t>Re-run the workflow with representative input.</w:t>
       </w:r>
     </w:p>
     <w:p>
@@ -12485,15 +17037,7 @@
         <w:rPr>
           <w:rFonts w:ascii="Calibri" w:hAnsi="Calibri"/>
         </w:rPr>
-        <w:t>Rule out browser cache for static CSS or JavaScript.</w:t>
-      </w:r>
-    </w:p>
-    <w:p>
-      <w:pPr>
-        <w:pStyle w:val="Heading1"/>
-      </w:pPr>
-      <w:r>
-        <w:t>24. Change Checklist</w:t>
+        <w:t>Check for required JSON keys, placeholders, or completion tokens removed by the override.</w:t>
       </w:r>
     </w:p>
     <w:p>
@@ -12501,133 +17045,77 @@
         <w:pStyle w:val="Heading2"/>
       </w:pPr>
       <w:r>
-        <w:t>Before implementation</w:t>
-      </w:r>
-    </w:p>
-    <w:p>
-      <w:pPr>
-        <w:pStyle w:val="ListBullet"/>
-      </w:pPr>
-      <w:r>
-        <w:rPr>
-          <w:rFonts w:ascii="Calibri" w:hAnsi="Calibri"/>
-        </w:rPr>
-        <w:t>Identify the source of truth and affected integrations.</w:t>
-      </w:r>
-    </w:p>
-    <w:p>
-      <w:pPr>
-        <w:pStyle w:val="ListBullet"/>
-      </w:pPr>
-      <w:r>
-        <w:rPr>
-          <w:rFonts w:ascii="Calibri" w:hAnsi="Calibri"/>
-        </w:rPr>
-        <w:t>Check the current Git status.</w:t>
-      </w:r>
-    </w:p>
-    <w:p>
-      <w:pPr>
-        <w:pStyle w:val="ListBullet"/>
-      </w:pPr>
-      <w:r>
-        <w:rPr>
-          <w:rFonts w:ascii="Calibri" w:hAnsi="Calibri"/>
-        </w:rPr>
-        <w:t>Back up production data before schema or migration work.</w:t>
-      </w:r>
-    </w:p>
-    <w:p>
-      <w:pPr>
-        <w:pStyle w:val="Heading2"/>
-      </w:pPr>
-      <w:r>
-        <w:t>Before deployment</w:t>
-      </w:r>
-    </w:p>
-    <w:p>
-      <w:pPr>
-        <w:pStyle w:val="ListBullet"/>
-      </w:pPr>
-      <w:r>
-        <w:rPr>
-          <w:rFonts w:ascii="Calibri" w:hAnsi="Calibri"/>
-        </w:rPr>
-        <w:t>Review the diff and new files.</w:t>
-      </w:r>
-    </w:p>
-    <w:p>
-      <w:pPr>
-        <w:pStyle w:val="ListBullet"/>
-      </w:pPr>
-      <w:r>
-        <w:rPr>
-          <w:rFonts w:ascii="Calibri" w:hAnsi="Calibri"/>
-        </w:rPr>
-        <w:t>Run syntax and whitespace checks.</w:t>
-      </w:r>
-    </w:p>
-    <w:p>
-      <w:pPr>
-        <w:pStyle w:val="ListBullet"/>
-      </w:pPr>
-      <w:r>
-        <w:rPr>
-          <w:rFonts w:ascii="Calibri" w:hAnsi="Calibri"/>
-        </w:rPr>
-        <w:t>Test the changed workflow locally.</w:t>
-      </w:r>
-    </w:p>
-    <w:p>
-      <w:pPr>
-        <w:pStyle w:val="ListBullet"/>
-      </w:pPr>
-      <w:r>
-        <w:rPr>
-          <w:rFonts w:ascii="Calibri" w:hAnsi="Calibri"/>
-        </w:rPr>
-        <w:t>Commit a coherent change.</w:t>
-      </w:r>
-    </w:p>
-    <w:p>
-      <w:pPr>
-        <w:pStyle w:val="ListBullet"/>
-      </w:pPr>
-      <w:r>
-        <w:rPr>
-          <w:rFonts w:ascii="Calibri" w:hAnsi="Calibri"/>
-        </w:rPr>
-        <w:t>Push the commit.</w:t>
-      </w:r>
-    </w:p>
-    <w:p>
-      <w:pPr>
-        <w:pStyle w:val="ListBullet"/>
-      </w:pPr>
-      <w:r>
-        <w:rPr>
-          <w:rFonts w:ascii="Calibri" w:hAnsi="Calibri"/>
-        </w:rPr>
-        <w:t>Confirm no unrelated local files will be synchronized.</w:t>
-      </w:r>
-    </w:p>
-    <w:p>
-      <w:pPr>
-        <w:pStyle w:val="Heading2"/>
-      </w:pPr>
-      <w:r>
-        <w:t>After deployment</w:t>
-      </w:r>
-    </w:p>
-    <w:p>
-      <w:pPr>
-        <w:pStyle w:val="ListBullet"/>
-      </w:pPr>
-      <w:r>
-        <w:rPr>
-          <w:rFonts w:ascii="Calibri" w:hAnsi="Calibri"/>
-        </w:rPr>
-        <w:t xml:space="preserve">Confirm </w:t>
+        <w:t>Morning briefing missing</w:t>
+      </w:r>
+    </w:p>
+    <w:p>
+      <w:pPr>
+        <w:numPr>
+          <w:ilvl w:val="0"/>
+          <w:numId w:val="30"/>
+        </w:numPr>
+      </w:pPr>
+      <w:r>
+        <w:rPr>
+          <w:rFonts w:ascii="Calibri" w:hAnsi="Calibri"/>
+        </w:rPr>
+        <w:t>Check service uptime across 06:45-07:30.</w:t>
+      </w:r>
+    </w:p>
+    <w:p>
+      <w:pPr>
+        <w:numPr>
+          <w:ilvl w:val="0"/>
+          <w:numId w:val="30"/>
+        </w:numPr>
+      </w:pPr>
+      <w:r>
+        <w:rPr>
+          <w:rFonts w:ascii="Calibri" w:hAnsi="Calibri"/>
+        </w:rPr>
+        <w:t>Confirm Calendar authorization.</w:t>
+      </w:r>
+    </w:p>
+    <w:p>
+      <w:pPr>
+        <w:numPr>
+          <w:ilvl w:val="0"/>
+          <w:numId w:val="30"/>
+        </w:numPr>
+      </w:pPr>
+      <w:r>
+        <w:rPr>
+          <w:rFonts w:ascii="Calibri" w:hAnsi="Calibri"/>
+        </w:rPr>
+        <w:t>Confirm Google Chat delivery settings.</w:t>
+      </w:r>
+    </w:p>
+    <w:p>
+      <w:pPr>
+        <w:numPr>
+          <w:ilvl w:val="0"/>
+          <w:numId w:val="30"/>
+        </w:numPr>
+      </w:pPr>
+      <w:r>
+        <w:rPr>
+          <w:rFonts w:ascii="Calibri" w:hAnsi="Calibri"/>
+        </w:rPr>
+        <w:t>Check whether today’s briefing was already recorded.</w:t>
+      </w:r>
+    </w:p>
+    <w:p>
+      <w:pPr>
+        <w:numPr>
+          <w:ilvl w:val="0"/>
+          <w:numId w:val="30"/>
+        </w:numPr>
+      </w:pPr>
+      <w:r>
+        <w:rPr>
+          <w:rFonts w:ascii="Calibri" w:hAnsi="Calibri"/>
+        </w:rPr>
+        <w:t xml:space="preserve">Inspect </w:t>
       </w:r>
       <w:r>
         <w:rPr>
@@ -12635,13 +17123,107 @@
           <w:color w:val="1F4D78"/>
           <w:sz w:val="21"/>
         </w:rPr>
-        <w:t>hub.service</w:t>
-      </w:r>
-      <w:r>
-        <w:rPr>
-          <w:rFonts w:ascii="Calibri" w:hAnsi="Calibri"/>
-        </w:rPr>
-        <w:t xml:space="preserve"> is active.</w:t>
+        <w:t>[crm]</w:t>
+      </w:r>
+      <w:r>
+        <w:rPr>
+          <w:rFonts w:ascii="Calibri" w:hAnsi="Calibri"/>
+        </w:rPr>
+        <w:t>, Calendar, Tasks, and Chat errors.</w:t>
+      </w:r>
+    </w:p>
+    <w:p>
+      <w:pPr>
+        <w:pStyle w:val="Heading2"/>
+      </w:pPr>
+      <w:r>
+        <w:t>Deployment succeeded but behavior is old</w:t>
+      </w:r>
+    </w:p>
+    <w:p>
+      <w:pPr>
+        <w:numPr>
+          <w:ilvl w:val="0"/>
+          <w:numId w:val="31"/>
+        </w:numPr>
+      </w:pPr>
+      <w:r>
+        <w:rPr>
+          <w:rFonts w:ascii="Calibri" w:hAnsi="Calibri"/>
+        </w:rPr>
+        <w:t>Compare local and production file hashes.</w:t>
+      </w:r>
+    </w:p>
+    <w:p>
+      <w:pPr>
+        <w:numPr>
+          <w:ilvl w:val="0"/>
+          <w:numId w:val="31"/>
+        </w:numPr>
+      </w:pPr>
+      <w:r>
+        <w:rPr>
+          <w:rFonts w:ascii="Calibri" w:hAnsi="Calibri"/>
+        </w:rPr>
+        <w:t>Confirm the service restart time.</w:t>
+      </w:r>
+    </w:p>
+    <w:p>
+      <w:pPr>
+        <w:numPr>
+          <w:ilvl w:val="0"/>
+          <w:numId w:val="31"/>
+        </w:numPr>
+      </w:pPr>
+      <w:r>
+        <w:rPr>
+          <w:rFonts w:ascii="Calibri" w:hAnsi="Calibri"/>
+        </w:rPr>
+        <w:t>Confirm the active Git commit.</w:t>
+      </w:r>
+    </w:p>
+    <w:p>
+      <w:pPr>
+        <w:numPr>
+          <w:ilvl w:val="0"/>
+          <w:numId w:val="31"/>
+        </w:numPr>
+      </w:pPr>
+      <w:r>
+        <w:rPr>
+          <w:rFonts w:ascii="Calibri" w:hAnsi="Calibri"/>
+        </w:rPr>
+        <w:t>Check Nginx is routing to the expected process.</w:t>
+      </w:r>
+    </w:p>
+    <w:p>
+      <w:pPr>
+        <w:numPr>
+          <w:ilvl w:val="0"/>
+          <w:numId w:val="31"/>
+        </w:numPr>
+      </w:pPr>
+      <w:r>
+        <w:rPr>
+          <w:rFonts w:ascii="Calibri" w:hAnsi="Calibri"/>
+        </w:rPr>
+        <w:t>Rule out browser cache for static CSS or JavaScript.</w:t>
+      </w:r>
+    </w:p>
+    <w:p>
+      <w:pPr>
+        <w:pStyle w:val="Heading1"/>
+      </w:pPr>
+      <w:r>
+        <w:t>25. Change Checklist</w:t>
+      </w:r>
+    </w:p>
+    <w:p>
+      <w:pPr>
+        <w:pStyle w:val="Heading2"/>
+      </w:pPr>
+      <w:r>
+        <w:t>Before implementation</w:t>
       </w:r>
     </w:p>
     <w:p>
@@ -12652,7 +17234,7 @@
         <w:rPr>
           <w:rFonts w:ascii="Calibri" w:hAnsi="Calibri"/>
         </w:rPr>
-        <w:t>Check the changed public/private route.</w:t>
+        <w:t>Identify the source of truth and affected integrations.</w:t>
       </w:r>
     </w:p>
     <w:p>
@@ -12663,7 +17245,7 @@
         <w:rPr>
           <w:rFonts w:ascii="Calibri" w:hAnsi="Calibri"/>
         </w:rPr>
-        <w:t>Verify database migrations.</w:t>
+        <w:t>Check the current Git status.</w:t>
       </w:r>
     </w:p>
     <w:p>
@@ -12674,7 +17256,15 @@
         <w:rPr>
           <w:rFonts w:ascii="Calibri" w:hAnsi="Calibri"/>
         </w:rPr>
-        <w:t>Inspect logs for startup errors.</w:t>
+        <w:t>Back up production data before schema or migration work.</w:t>
+      </w:r>
+    </w:p>
+    <w:p>
+      <w:pPr>
+        <w:pStyle w:val="Heading2"/>
+      </w:pPr>
+      <w:r>
+        <w:t>Before deployment</w:t>
       </w:r>
     </w:p>
     <w:p>
@@ -12685,7 +17275,70 @@
         <w:rPr>
           <w:rFonts w:ascii="Calibri" w:hAnsi="Calibri"/>
         </w:rPr>
-        <w:t>Test the primary user workflow.</w:t>
+        <w:t>Review the diff and new files.</w:t>
+      </w:r>
+    </w:p>
+    <w:p>
+      <w:pPr>
+        <w:pStyle w:val="ListBullet"/>
+      </w:pPr>
+      <w:r>
+        <w:rPr>
+          <w:rFonts w:ascii="Calibri" w:hAnsi="Calibri"/>
+        </w:rPr>
+        <w:t>Run syntax and whitespace checks.</w:t>
+      </w:r>
+    </w:p>
+    <w:p>
+      <w:pPr>
+        <w:pStyle w:val="ListBullet"/>
+      </w:pPr>
+      <w:r>
+        <w:rPr>
+          <w:rFonts w:ascii="Calibri" w:hAnsi="Calibri"/>
+        </w:rPr>
+        <w:t>Test the changed workflow locally.</w:t>
+      </w:r>
+    </w:p>
+    <w:p>
+      <w:pPr>
+        <w:pStyle w:val="ListBullet"/>
+      </w:pPr>
+      <w:r>
+        <w:rPr>
+          <w:rFonts w:ascii="Calibri" w:hAnsi="Calibri"/>
+        </w:rPr>
+        <w:t>Commit a coherent change.</w:t>
+      </w:r>
+    </w:p>
+    <w:p>
+      <w:pPr>
+        <w:pStyle w:val="ListBullet"/>
+      </w:pPr>
+      <w:r>
+        <w:rPr>
+          <w:rFonts w:ascii="Calibri" w:hAnsi="Calibri"/>
+        </w:rPr>
+        <w:t>Push the commit.</w:t>
+      </w:r>
+    </w:p>
+    <w:p>
+      <w:pPr>
+        <w:pStyle w:val="ListBullet"/>
+      </w:pPr>
+      <w:r>
+        <w:rPr>
+          <w:rFonts w:ascii="Calibri" w:hAnsi="Calibri"/>
+        </w:rPr>
+        <w:t>Confirm no unrelated local files will be synchronized.</w:t>
+      </w:r>
+    </w:p>
+    <w:p>
+      <w:pPr>
+        <w:pStyle w:val="Heading2"/>
+      </w:pPr>
+      <w:r>
+        <w:t>After deployment</w:t>
       </w:r>
     </w:p>
     <w:p>
@@ -12704,13 +17357,68 @@
           <w:color w:val="1F4D78"/>
           <w:sz w:val="21"/>
         </w:rPr>
-        <w:t>main</w:t>
-      </w:r>
-      <w:r>
-        <w:rPr>
-          <w:rFonts w:ascii="Calibri" w:hAnsi="Calibri"/>
-        </w:rPr>
-        <w:t xml:space="preserve">, </w:t>
+        <w:t>hub.service</w:t>
+      </w:r>
+      <w:r>
+        <w:rPr>
+          <w:rFonts w:ascii="Calibri" w:hAnsi="Calibri"/>
+        </w:rPr>
+        <w:t xml:space="preserve"> is active.</w:t>
+      </w:r>
+    </w:p>
+    <w:p>
+      <w:pPr>
+        <w:pStyle w:val="ListBullet"/>
+      </w:pPr>
+      <w:r>
+        <w:rPr>
+          <w:rFonts w:ascii="Calibri" w:hAnsi="Calibri"/>
+        </w:rPr>
+        <w:t>Check the changed public/private route.</w:t>
+      </w:r>
+    </w:p>
+    <w:p>
+      <w:pPr>
+        <w:pStyle w:val="ListBullet"/>
+      </w:pPr>
+      <w:r>
+        <w:rPr>
+          <w:rFonts w:ascii="Calibri" w:hAnsi="Calibri"/>
+        </w:rPr>
+        <w:t>Verify database migrations.</w:t>
+      </w:r>
+    </w:p>
+    <w:p>
+      <w:pPr>
+        <w:pStyle w:val="ListBullet"/>
+      </w:pPr>
+      <w:r>
+        <w:rPr>
+          <w:rFonts w:ascii="Calibri" w:hAnsi="Calibri"/>
+        </w:rPr>
+        <w:t>Inspect logs for startup errors.</w:t>
+      </w:r>
+    </w:p>
+    <w:p>
+      <w:pPr>
+        <w:pStyle w:val="ListBullet"/>
+      </w:pPr>
+      <w:r>
+        <w:rPr>
+          <w:rFonts w:ascii="Calibri" w:hAnsi="Calibri"/>
+        </w:rPr>
+        <w:t>Test the primary user workflow.</w:t>
+      </w:r>
+    </w:p>
+    <w:p>
+      <w:pPr>
+        <w:pStyle w:val="ListBullet"/>
+      </w:pPr>
+      <w:r>
+        <w:rPr>
+          <w:rFonts w:ascii="Calibri" w:hAnsi="Calibri"/>
+        </w:rPr>
+        <w:t xml:space="preserve">Confirm </w:t>
       </w:r>
       <w:r>
         <w:rPr>
@@ -12718,6 +17426,20 @@
           <w:color w:val="1F4D78"/>
           <w:sz w:val="21"/>
         </w:rPr>
+        <w:t>main</w:t>
+      </w:r>
+      <w:r>
+        <w:rPr>
+          <w:rFonts w:ascii="Calibri" w:hAnsi="Calibri"/>
+        </w:rPr>
+        <w:t xml:space="preserve">, </w:t>
+      </w:r>
+      <w:r>
+        <w:rPr>
+          <w:rFonts w:ascii="Courier New" w:hAnsi="Courier New"/>
+          <w:color w:val="1F4D78"/>
+          <w:sz w:val="21"/>
+        </w:rPr>
         <w:t>origin/main</w:t>
       </w:r>
       <w:r>
@@ -12732,7 +17454,7 @@
         <w:pStyle w:val="Heading1"/>
       </w:pPr>
       <w:r>
-        <w:t>25. Command Reference</w:t>
+        <w:t>26. Command Reference</w:t>
       </w:r>
     </w:p>
     <w:p>
@@ -13124,7 +17846,7 @@
         <w:pStyle w:val="Heading1"/>
       </w:pPr>
       <w:r>
-        <w:t>26. Maintainer Notes</w:t>
+        <w:t>27. Maintainer Notes</w:t>
       </w:r>
     </w:p>
     <w:p>
@@ -13160,7 +17882,7 @@
         <w:color w:val="5C636C"/>
         <w:sz w:val="17"/>
       </w:rPr>
-      <w:t xml:space="preserve">Version 2.0  |  </w:t>
+      <w:t xml:space="preserve">Version 3.0  |  </w:t>
     </w:r>
     <w:r>
       <w:rPr>
@@ -13774,6 +18496,44 @@
   </w:abstractNum>
   <w:num w:numId="29">
     <w:abstractNumId w:val="28"/>
+  </w:num>
+  <w:abstractNum w:abstractNumId="29">
+    <w:multiLevelType w:val="singleLevel"/>
+    <w:lvl w:ilvl="0">
+      <w:start w:val="1"/>
+      <w:numFmt w:val="decimal"/>
+      <w:lvlText w:val="%1."/>
+      <w:suff w:val="tab"/>
+      <w:pPr>
+        <w:tabs>
+          <w:tab w:val="num" w:pos="540"/>
+        </w:tabs>
+        <w:ind w:left="540" w:hanging="270"/>
+        <w:spacing w:after="80" w:line="280" w:lineRule="auto"/>
+      </w:pPr>
+    </w:lvl>
+  </w:abstractNum>
+  <w:num w:numId="30">
+    <w:abstractNumId w:val="29"/>
+  </w:num>
+  <w:abstractNum w:abstractNumId="30">
+    <w:multiLevelType w:val="singleLevel"/>
+    <w:lvl w:ilvl="0">
+      <w:start w:val="1"/>
+      <w:numFmt w:val="decimal"/>
+      <w:lvlText w:val="%1."/>
+      <w:suff w:val="tab"/>
+      <w:pPr>
+        <w:tabs>
+          <w:tab w:val="num" w:pos="540"/>
+        </w:tabs>
+        <w:ind w:left="540" w:hanging="270"/>
+        <w:spacing w:after="80" w:line="280" w:lineRule="auto"/>
+      </w:pPr>
+    </w:lvl>
+  </w:abstractNum>
+  <w:num w:numId="31">
+    <w:abstractNumId w:val="30"/>
   </w:num>
 </w:numbering>
 </file>
